--- a/docs/docx/Тест-кейсы.docx
+++ b/docs/docx/Тест-кейсы.docx
@@ -2,7 +2,7 @@
 <file path=word/document.xml><?xml version="1.0" encoding="utf-8"?>
 <w:document xmlns:w="http://schemas.openxmlformats.org/wordprocessingml/2006/main" xmlns:m="http://schemas.openxmlformats.org/officeDocument/2006/math" xmlns:r="http://schemas.openxmlformats.org/officeDocument/2006/relationships" xmlns:o="urn:schemas-microsoft-com:office:office" xmlns:v="urn:schemas-microsoft-com:vml" xmlns:w10="urn:schemas-microsoft-com:office:word" xmlns:a="http://schemas.openxmlformats.org/drawingml/2006/main" xmlns:pic="http://schemas.openxmlformats.org/drawingml/2006/picture" xmlns:wp="http://schemas.openxmlformats.org/drawingml/2006/wordprocessingDrawing">
   <w:body>
-    <w:bookmarkStart w:id="60" w:name="X930c88f3eb5416ce680c1db52493f0a7c950f7a"/>
+    <w:bookmarkStart w:id="79" w:name="X930c88f3eb5416ce680c1db52493f0a7c950f7a"/>
     <w:p>
       <w:pPr>
         <w:pStyle w:val="Heading1"/>
@@ -26,7 +26,7 @@
         <w:t xml:space="preserve"> </w:t>
       </w:r>
       <w:r>
-        <w:t xml:space="preserve">1.2</w:t>
+        <w:t xml:space="preserve">1.3</w:t>
       </w:r>
       <w:r>
         <w:br/>
@@ -4619,7 +4619,7 @@
         </w:numPr>
       </w:pPr>
       <w:r>
-        <w:t xml:space="preserve">Файл содержит ФИО, курс, баллы, даты</w:t>
+        <w:t xml:space="preserve">Файл содержит ФИО, должность, курс, назначившего, даты, вердикт и процент выполнения</w:t>
       </w:r>
     </w:p>
     <w:p>
@@ -4631,7 +4631,7 @@
     </w:p>
     <w:bookmarkEnd w:id="34"/>
     <w:bookmarkEnd w:id="35"/>
-    <w:bookmarkStart w:id="38" w:name="модуль-администрирование-пользователей"/>
+    <w:bookmarkStart w:id="46" w:name="модуль-администрирование-пользователей"/>
     <w:p>
       <w:pPr>
         <w:pStyle w:val="Heading2"/>
@@ -5003,6 +5003,1518 @@
       </w:pPr>
       <w:r>
         <w:t xml:space="preserve">Отображается сообщение об ошибке авторизации</w:t>
+      </w:r>
+    </w:p>
+    <w:bookmarkEnd w:id="37"/>
+    <w:bookmarkStart w:id="38" w:name="tc-adm-user-003"/>
+    <w:p>
+      <w:pPr>
+        <w:pStyle w:val="Heading3"/>
+      </w:pPr>
+      <w:r>
+        <w:t xml:space="preserve">TC-ADM-USER-003</w:t>
+      </w:r>
+    </w:p>
+    <w:p>
+      <w:pPr>
+        <w:pStyle w:val="FirstParagraph"/>
+      </w:pPr>
+      <w:r>
+        <w:t xml:space="preserve">Id теста</w:t>
+      </w:r>
+    </w:p>
+    <w:p>
+      <w:pPr>
+        <w:pStyle w:val="BodyText"/>
+      </w:pPr>
+      <w:r>
+        <w:t xml:space="preserve">Название теста</w:t>
+      </w:r>
+    </w:p>
+    <w:p>
+      <w:pPr>
+        <w:pStyle w:val="BodyText"/>
+      </w:pPr>
+      <w:r>
+        <w:t xml:space="preserve">Краткое описание теста</w:t>
+      </w:r>
+    </w:p>
+    <w:p>
+      <w:pPr>
+        <w:pStyle w:val="BodyText"/>
+      </w:pPr>
+      <w:r>
+        <w:t xml:space="preserve">TC-ADM-USER-003</w:t>
+      </w:r>
+    </w:p>
+    <w:p>
+      <w:pPr>
+        <w:pStyle w:val="BodyText"/>
+      </w:pPr>
+      <w:r>
+        <w:t xml:space="preserve">Поиск сотрудника по фамилии</w:t>
+      </w:r>
+    </w:p>
+    <w:p>
+      <w:pPr>
+        <w:pStyle w:val="BodyText"/>
+      </w:pPr>
+      <w:r>
+        <w:t xml:space="preserve">Проверка фильтрации списка пользователей по полю поиска. Приоритет: P2. Тип: F, UI. Предусловия: сеанс администратора активен; открыта страница</w:t>
+      </w:r>
+      <w:r>
+        <w:t xml:space="preserve"> </w:t>
+      </w:r>
+      <w:r>
+        <w:t xml:space="preserve">users.html</w:t>
+      </w:r>
+      <w:r>
+        <w:t xml:space="preserve">; в БД есть сотрудник с фамилией «Кабков».</w:t>
+      </w:r>
+    </w:p>
+    <w:p>
+      <w:pPr>
+        <w:pStyle w:val="BodyText"/>
+      </w:pPr>
+      <w:r>
+        <w:t xml:space="preserve">Этапы теста:</w:t>
+      </w:r>
+    </w:p>
+    <w:p>
+      <w:pPr>
+        <w:pStyle w:val="BodyText"/>
+      </w:pPr>
+      <w:r>
+        <w:t xml:space="preserve">Ожидаемый результат:</w:t>
+      </w:r>
+    </w:p>
+    <w:p>
+      <w:pPr>
+        <w:pStyle w:val="BodyText"/>
+      </w:pPr>
+      <w:r>
+        <w:t xml:space="preserve">Фактический результат:</w:t>
+      </w:r>
+    </w:p>
+    <w:p>
+      <w:pPr>
+        <w:pStyle w:val="BodyText"/>
+      </w:pPr>
+      <w:r>
+        <w:t xml:space="preserve">Статус (успешно/завершилось ошибкой)</w:t>
+      </w:r>
+    </w:p>
+    <w:p>
+      <w:pPr>
+        <w:pStyle w:val="Compact"/>
+        <w:numPr>
+          <w:ilvl w:val="0"/>
+          <w:numId w:val="1043"/>
+        </w:numPr>
+      </w:pPr>
+      <w:r>
+        <w:t xml:space="preserve">В поле «Поиск» ввести</w:t>
+      </w:r>
+      <w:r>
+        <w:t xml:space="preserve"> </w:t>
+      </w:r>
+      <w:r>
+        <w:t xml:space="preserve">Кабков</w:t>
+      </w:r>
+    </w:p>
+    <w:p>
+      <w:pPr>
+        <w:pStyle w:val="Compact"/>
+        <w:numPr>
+          <w:ilvl w:val="1"/>
+          <w:numId w:val="1044"/>
+        </w:numPr>
+      </w:pPr>
+      <w:r>
+        <w:t xml:space="preserve">Дождаться обновления списка</w:t>
+      </w:r>
+    </w:p>
+    <w:p>
+      <w:pPr>
+        <w:pStyle w:val="Compact"/>
+        <w:numPr>
+          <w:ilvl w:val="1"/>
+          <w:numId w:val="1044"/>
+        </w:numPr>
+      </w:pPr>
+      <w:r>
+        <w:t xml:space="preserve">Очистить поле поиска</w:t>
+      </w:r>
+    </w:p>
+    <w:p>
+      <w:pPr>
+        <w:pStyle w:val="Compact"/>
+        <w:numPr>
+          <w:ilvl w:val="1"/>
+          <w:numId w:val="1044"/>
+        </w:numPr>
+      </w:pPr>
+      <w:r>
+        <w:t xml:space="preserve">В списке отображаются только сотрудники, чья фамилия, имя или логин содержат «Кабков»</w:t>
+      </w:r>
+    </w:p>
+    <w:p>
+      <w:pPr>
+        <w:pStyle w:val="Compact"/>
+        <w:numPr>
+          <w:ilvl w:val="1"/>
+          <w:numId w:val="1044"/>
+        </w:numPr>
+      </w:pPr>
+      <w:r>
+        <w:t xml:space="preserve">Сотрудник «Кабков» присутствует в результатах</w:t>
+      </w:r>
+    </w:p>
+    <w:p>
+      <w:pPr>
+        <w:pStyle w:val="Compact"/>
+        <w:numPr>
+          <w:ilvl w:val="1"/>
+          <w:numId w:val="1044"/>
+        </w:numPr>
+      </w:pPr>
+      <w:r>
+        <w:t xml:space="preserve">После очистки поиска отображается полный список пользователей</w:t>
+      </w:r>
+    </w:p>
+    <w:bookmarkEnd w:id="38"/>
+    <w:bookmarkStart w:id="39" w:name="tc-adm-user-004"/>
+    <w:p>
+      <w:pPr>
+        <w:pStyle w:val="Heading3"/>
+      </w:pPr>
+      <w:r>
+        <w:t xml:space="preserve">TC-ADM-USER-004</w:t>
+      </w:r>
+    </w:p>
+    <w:p>
+      <w:pPr>
+        <w:pStyle w:val="FirstParagraph"/>
+      </w:pPr>
+      <w:r>
+        <w:t xml:space="preserve">Id теста</w:t>
+      </w:r>
+    </w:p>
+    <w:p>
+      <w:pPr>
+        <w:pStyle w:val="BodyText"/>
+      </w:pPr>
+      <w:r>
+        <w:t xml:space="preserve">Название теста</w:t>
+      </w:r>
+    </w:p>
+    <w:p>
+      <w:pPr>
+        <w:pStyle w:val="BodyText"/>
+      </w:pPr>
+      <w:r>
+        <w:t xml:space="preserve">Краткое описание теста</w:t>
+      </w:r>
+    </w:p>
+    <w:p>
+      <w:pPr>
+        <w:pStyle w:val="BodyText"/>
+      </w:pPr>
+      <w:r>
+        <w:t xml:space="preserve">TC-ADM-USER-004</w:t>
+      </w:r>
+    </w:p>
+    <w:p>
+      <w:pPr>
+        <w:pStyle w:val="BodyText"/>
+      </w:pPr>
+      <w:r>
+        <w:t xml:space="preserve">Редактирование данных сотрудника</w:t>
+      </w:r>
+    </w:p>
+    <w:p>
+      <w:pPr>
+        <w:pStyle w:val="BodyText"/>
+      </w:pPr>
+      <w:r>
+        <w:t xml:space="preserve">Проверка изменения ФИО, должности, роли и статуса существующего пользователя. Приоритет: P1. Тип: F. Предусловия: сеанс администратора активен; в списке есть тестовый сотрудник.</w:t>
+      </w:r>
+    </w:p>
+    <w:p>
+      <w:pPr>
+        <w:pStyle w:val="BodyText"/>
+      </w:pPr>
+      <w:r>
+        <w:t xml:space="preserve">Этапы теста:</w:t>
+      </w:r>
+    </w:p>
+    <w:p>
+      <w:pPr>
+        <w:pStyle w:val="BodyText"/>
+      </w:pPr>
+      <w:r>
+        <w:t xml:space="preserve">Ожидаемый результат:</w:t>
+      </w:r>
+    </w:p>
+    <w:p>
+      <w:pPr>
+        <w:pStyle w:val="BodyText"/>
+      </w:pPr>
+      <w:r>
+        <w:t xml:space="preserve">Фактический результат:</w:t>
+      </w:r>
+    </w:p>
+    <w:p>
+      <w:pPr>
+        <w:pStyle w:val="BodyText"/>
+      </w:pPr>
+      <w:r>
+        <w:t xml:space="preserve">Статус (успешно/завершилось ошибкой)</w:t>
+      </w:r>
+    </w:p>
+    <w:p>
+      <w:pPr>
+        <w:pStyle w:val="Compact"/>
+        <w:numPr>
+          <w:ilvl w:val="0"/>
+          <w:numId w:val="1045"/>
+        </w:numPr>
+      </w:pPr>
+      <w:r>
+        <w:t xml:space="preserve">Нажать «Действия» → «Редактировать пользователя»</w:t>
+      </w:r>
+    </w:p>
+    <w:p>
+      <w:pPr>
+        <w:pStyle w:val="Compact"/>
+        <w:numPr>
+          <w:ilvl w:val="1"/>
+          <w:numId w:val="1046"/>
+        </w:numPr>
+      </w:pPr>
+      <w:r>
+        <w:t xml:space="preserve">Изменить отчество, должность и роль</w:t>
+      </w:r>
+    </w:p>
+    <w:p>
+      <w:pPr>
+        <w:pStyle w:val="Compact"/>
+        <w:numPr>
+          <w:ilvl w:val="1"/>
+          <w:numId w:val="1046"/>
+        </w:numPr>
+      </w:pPr>
+      <w:r>
+        <w:t xml:space="preserve">Установить статус «неактивен»</w:t>
+      </w:r>
+    </w:p>
+    <w:p>
+      <w:pPr>
+        <w:pStyle w:val="Compact"/>
+        <w:numPr>
+          <w:ilvl w:val="1"/>
+          <w:numId w:val="1046"/>
+        </w:numPr>
+      </w:pPr>
+      <w:r>
+        <w:t xml:space="preserve">Нажать «Сохранить»</w:t>
+      </w:r>
+    </w:p>
+    <w:p>
+      <w:pPr>
+        <w:pStyle w:val="Compact"/>
+        <w:numPr>
+          <w:ilvl w:val="1"/>
+          <w:numId w:val="1046"/>
+        </w:numPr>
+      </w:pPr>
+      <w:r>
+        <w:t xml:space="preserve">Повторно открыть карточку пользователя</w:t>
+      </w:r>
+    </w:p>
+    <w:p>
+      <w:pPr>
+        <w:pStyle w:val="Compact"/>
+        <w:numPr>
+          <w:ilvl w:val="1"/>
+          <w:numId w:val="1046"/>
+        </w:numPr>
+      </w:pPr>
+      <w:r>
+        <w:t xml:space="preserve">Форма заполнена текущими данными сотрудника</w:t>
+      </w:r>
+    </w:p>
+    <w:p>
+      <w:pPr>
+        <w:pStyle w:val="Compact"/>
+        <w:numPr>
+          <w:ilvl w:val="1"/>
+          <w:numId w:val="1046"/>
+        </w:numPr>
+      </w:pPr>
+      <w:r>
+        <w:t xml:space="preserve">Изменения сохранены без ошибок</w:t>
+      </w:r>
+    </w:p>
+    <w:p>
+      <w:pPr>
+        <w:pStyle w:val="Compact"/>
+        <w:numPr>
+          <w:ilvl w:val="1"/>
+          <w:numId w:val="1046"/>
+        </w:numPr>
+      </w:pPr>
+      <w:r>
+        <w:t xml:space="preserve">В списке отображается обновлённое ФИО</w:t>
+      </w:r>
+    </w:p>
+    <w:p>
+      <w:pPr>
+        <w:pStyle w:val="Compact"/>
+        <w:numPr>
+          <w:ilvl w:val="1"/>
+          <w:numId w:val="1046"/>
+        </w:numPr>
+      </w:pPr>
+      <w:r>
+        <w:t xml:space="preserve">В БД обновлены поля</w:t>
+      </w:r>
+      <w:r>
+        <w:t xml:space="preserve"> </w:t>
+      </w:r>
+      <w:r>
+        <w:t xml:space="preserve">Users</w:t>
+      </w:r>
+      <w:r>
+        <w:t xml:space="preserve"> </w:t>
+      </w:r>
+      <w:r>
+        <w:t xml:space="preserve">и</w:t>
+      </w:r>
+      <w:r>
+        <w:t xml:space="preserve"> </w:t>
+      </w:r>
+      <w:r>
+        <w:t xml:space="preserve">UserRoles</w:t>
+      </w:r>
+    </w:p>
+    <w:p>
+      <w:pPr>
+        <w:pStyle w:val="Compact"/>
+        <w:numPr>
+          <w:ilvl w:val="1"/>
+          <w:numId w:val="1046"/>
+        </w:numPr>
+      </w:pPr>
+      <w:r>
+        <w:t xml:space="preserve">Статус пользователя —</w:t>
+      </w:r>
+      <w:r>
+        <w:t xml:space="preserve"> </w:t>
+      </w:r>
+      <w:r>
+        <w:t xml:space="preserve">inactive</w:t>
+      </w:r>
+    </w:p>
+    <w:bookmarkEnd w:id="39"/>
+    <w:bookmarkStart w:id="40" w:name="tc-adm-user-005"/>
+    <w:p>
+      <w:pPr>
+        <w:pStyle w:val="Heading3"/>
+      </w:pPr>
+      <w:r>
+        <w:t xml:space="preserve">TC-ADM-USER-005</w:t>
+      </w:r>
+    </w:p>
+    <w:p>
+      <w:pPr>
+        <w:pStyle w:val="FirstParagraph"/>
+      </w:pPr>
+      <w:r>
+        <w:t xml:space="preserve">Id теста</w:t>
+      </w:r>
+    </w:p>
+    <w:p>
+      <w:pPr>
+        <w:pStyle w:val="BodyText"/>
+      </w:pPr>
+      <w:r>
+        <w:t xml:space="preserve">Название теста</w:t>
+      </w:r>
+    </w:p>
+    <w:p>
+      <w:pPr>
+        <w:pStyle w:val="BodyText"/>
+      </w:pPr>
+      <w:r>
+        <w:t xml:space="preserve">Краткое описание теста</w:t>
+      </w:r>
+    </w:p>
+    <w:p>
+      <w:pPr>
+        <w:pStyle w:val="BodyText"/>
+      </w:pPr>
+      <w:r>
+        <w:t xml:space="preserve">TC-ADM-USER-005</w:t>
+      </w:r>
+    </w:p>
+    <w:p>
+      <w:pPr>
+        <w:pStyle w:val="BodyText"/>
+      </w:pPr>
+      <w:r>
+        <w:t xml:space="preserve">Создание сотрудника без обязательных полей</w:t>
+      </w:r>
+    </w:p>
+    <w:p>
+      <w:pPr>
+        <w:pStyle w:val="BodyText"/>
+      </w:pPr>
+      <w:r>
+        <w:t xml:space="preserve">Проверка валидации формы добавления пользователя при незаполненных обязательных полях. Приоритет: P1. Тип: N. Предусловия: сеанс администратора активен; открыта страница</w:t>
+      </w:r>
+      <w:r>
+        <w:t xml:space="preserve"> </w:t>
+      </w:r>
+      <w:r>
+        <w:t xml:space="preserve">users.html</w:t>
+      </w:r>
+      <w:r>
+        <w:t xml:space="preserve">.</w:t>
+      </w:r>
+    </w:p>
+    <w:p>
+      <w:pPr>
+        <w:pStyle w:val="BodyText"/>
+      </w:pPr>
+      <w:r>
+        <w:t xml:space="preserve">Этапы теста:</w:t>
+      </w:r>
+    </w:p>
+    <w:p>
+      <w:pPr>
+        <w:pStyle w:val="BodyText"/>
+      </w:pPr>
+      <w:r>
+        <w:t xml:space="preserve">Ожидаемый результат:</w:t>
+      </w:r>
+    </w:p>
+    <w:p>
+      <w:pPr>
+        <w:pStyle w:val="BodyText"/>
+      </w:pPr>
+      <w:r>
+        <w:t xml:space="preserve">Фактический результат:</w:t>
+      </w:r>
+    </w:p>
+    <w:p>
+      <w:pPr>
+        <w:pStyle w:val="BodyText"/>
+      </w:pPr>
+      <w:r>
+        <w:t xml:space="preserve">Статус (успешно/завершилось ошибкой)</w:t>
+      </w:r>
+    </w:p>
+    <w:p>
+      <w:pPr>
+        <w:pStyle w:val="Compact"/>
+        <w:numPr>
+          <w:ilvl w:val="0"/>
+          <w:numId w:val="1047"/>
+        </w:numPr>
+      </w:pPr>
+      <w:r>
+        <w:t xml:space="preserve">Нажать «добавить»</w:t>
+      </w:r>
+    </w:p>
+    <w:p>
+      <w:pPr>
+        <w:pStyle w:val="Compact"/>
+        <w:numPr>
+          <w:ilvl w:val="1"/>
+          <w:numId w:val="1048"/>
+        </w:numPr>
+      </w:pPr>
+      <w:r>
+        <w:t xml:space="preserve">Оставить пустыми поля «Имя», «Фамилия», «Логин» и «Роль»</w:t>
+      </w:r>
+    </w:p>
+    <w:p>
+      <w:pPr>
+        <w:pStyle w:val="Compact"/>
+        <w:numPr>
+          <w:ilvl w:val="1"/>
+          <w:numId w:val="1048"/>
+        </w:numPr>
+      </w:pPr>
+      <w:r>
+        <w:t xml:space="preserve">Нажать «Сохранить»</w:t>
+      </w:r>
+    </w:p>
+    <w:p>
+      <w:pPr>
+        <w:pStyle w:val="Compact"/>
+        <w:numPr>
+          <w:ilvl w:val="1"/>
+          <w:numId w:val="1048"/>
+        </w:numPr>
+      </w:pPr>
+      <w:r>
+        <w:t xml:space="preserve">Браузер блокирует отправку формы из-за обязательных полей HTML5</w:t>
+      </w:r>
+    </w:p>
+    <w:p>
+      <w:pPr>
+        <w:pStyle w:val="Compact"/>
+        <w:numPr>
+          <w:ilvl w:val="1"/>
+          <w:numId w:val="1048"/>
+        </w:numPr>
+      </w:pPr>
+      <w:r>
+        <w:t xml:space="preserve">Новый пользователь не создаётся</w:t>
+      </w:r>
+    </w:p>
+    <w:p>
+      <w:pPr>
+        <w:pStyle w:val="Compact"/>
+        <w:numPr>
+          <w:ilvl w:val="1"/>
+          <w:numId w:val="1048"/>
+        </w:numPr>
+      </w:pPr>
+      <w:r>
+        <w:t xml:space="preserve">Модальное окно остаётся открытым</w:t>
+      </w:r>
+    </w:p>
+    <w:p>
+      <w:pPr>
+        <w:pStyle w:val="Compact"/>
+        <w:numPr>
+          <w:ilvl w:val="1"/>
+          <w:numId w:val="1048"/>
+        </w:numPr>
+      </w:pPr>
+      <w:r>
+        <w:t xml:space="preserve">Запись в таблице</w:t>
+      </w:r>
+      <w:r>
+        <w:t xml:space="preserve"> </w:t>
+      </w:r>
+      <w:r>
+        <w:t xml:space="preserve">Users</w:t>
+      </w:r>
+      <w:r>
+        <w:t xml:space="preserve"> </w:t>
+      </w:r>
+      <w:r>
+        <w:t xml:space="preserve">не появляется</w:t>
+      </w:r>
+    </w:p>
+    <w:bookmarkEnd w:id="40"/>
+    <w:bookmarkStart w:id="41" w:name="tc-adm-user-006"/>
+    <w:p>
+      <w:pPr>
+        <w:pStyle w:val="Heading3"/>
+      </w:pPr>
+      <w:r>
+        <w:t xml:space="preserve">TC-ADM-USER-006</w:t>
+      </w:r>
+    </w:p>
+    <w:p>
+      <w:pPr>
+        <w:pStyle w:val="FirstParagraph"/>
+      </w:pPr>
+      <w:r>
+        <w:t xml:space="preserve">Id теста</w:t>
+      </w:r>
+    </w:p>
+    <w:p>
+      <w:pPr>
+        <w:pStyle w:val="BodyText"/>
+      </w:pPr>
+      <w:r>
+        <w:t xml:space="preserve">Название теста</w:t>
+      </w:r>
+    </w:p>
+    <w:p>
+      <w:pPr>
+        <w:pStyle w:val="BodyText"/>
+      </w:pPr>
+      <w:r>
+        <w:t xml:space="preserve">Краткое описание теста</w:t>
+      </w:r>
+    </w:p>
+    <w:p>
+      <w:pPr>
+        <w:pStyle w:val="BodyText"/>
+      </w:pPr>
+      <w:r>
+        <w:t xml:space="preserve">TC-ADM-USER-006</w:t>
+      </w:r>
+    </w:p>
+    <w:p>
+      <w:pPr>
+        <w:pStyle w:val="BodyText"/>
+      </w:pPr>
+      <w:r>
+        <w:t xml:space="preserve">Создание сотрудника без пароля</w:t>
+      </w:r>
+    </w:p>
+    <w:p>
+      <w:pPr>
+        <w:pStyle w:val="BodyText"/>
+      </w:pPr>
+      <w:r>
+        <w:t xml:space="preserve">Проверка запрета создания нового пользователя без указания пароля. Приоритет: P1. Тип: N. Предусловия: сеанс администратора активен; открыта форма добавления сотрудника.</w:t>
+      </w:r>
+    </w:p>
+    <w:p>
+      <w:pPr>
+        <w:pStyle w:val="BodyText"/>
+      </w:pPr>
+      <w:r>
+        <w:t xml:space="preserve">Этапы теста:</w:t>
+      </w:r>
+    </w:p>
+    <w:p>
+      <w:pPr>
+        <w:pStyle w:val="BodyText"/>
+      </w:pPr>
+      <w:r>
+        <w:t xml:space="preserve">Ожидаемый результат:</w:t>
+      </w:r>
+    </w:p>
+    <w:p>
+      <w:pPr>
+        <w:pStyle w:val="BodyText"/>
+      </w:pPr>
+      <w:r>
+        <w:t xml:space="preserve">Фактический результат:</w:t>
+      </w:r>
+    </w:p>
+    <w:p>
+      <w:pPr>
+        <w:pStyle w:val="BodyText"/>
+      </w:pPr>
+      <w:r>
+        <w:t xml:space="preserve">Статус (успешно/завершилось ошибкой)</w:t>
+      </w:r>
+    </w:p>
+    <w:p>
+      <w:pPr>
+        <w:pStyle w:val="Compact"/>
+        <w:numPr>
+          <w:ilvl w:val="0"/>
+          <w:numId w:val="1049"/>
+        </w:numPr>
+      </w:pPr>
+      <w:r>
+        <w:t xml:space="preserve">Заполнить имя, фамилию, логин и роль</w:t>
+      </w:r>
+    </w:p>
+    <w:p>
+      <w:pPr>
+        <w:pStyle w:val="Compact"/>
+        <w:numPr>
+          <w:ilvl w:val="1"/>
+          <w:numId w:val="1050"/>
+        </w:numPr>
+      </w:pPr>
+      <w:r>
+        <w:t xml:space="preserve">Оставить поле «Пароль» пустым</w:t>
+      </w:r>
+    </w:p>
+    <w:p>
+      <w:pPr>
+        <w:pStyle w:val="Compact"/>
+        <w:numPr>
+          <w:ilvl w:val="1"/>
+          <w:numId w:val="1050"/>
+        </w:numPr>
+      </w:pPr>
+      <w:r>
+        <w:t xml:space="preserve">Нажать «Сохранить»</w:t>
+      </w:r>
+    </w:p>
+    <w:p>
+      <w:pPr>
+        <w:pStyle w:val="Compact"/>
+        <w:numPr>
+          <w:ilvl w:val="1"/>
+          <w:numId w:val="1050"/>
+        </w:numPr>
+      </w:pPr>
+      <w:r>
+        <w:t xml:space="preserve">Отображается сообщение «Укажите пароль для нового сотрудника»</w:t>
+      </w:r>
+    </w:p>
+    <w:p>
+      <w:pPr>
+        <w:pStyle w:val="Compact"/>
+        <w:numPr>
+          <w:ilvl w:val="1"/>
+          <w:numId w:val="1050"/>
+        </w:numPr>
+      </w:pPr>
+      <w:r>
+        <w:t xml:space="preserve">Запрос к API не выполняется или возвращает ошибку</w:t>
+      </w:r>
+    </w:p>
+    <w:p>
+      <w:pPr>
+        <w:pStyle w:val="Compact"/>
+        <w:numPr>
+          <w:ilvl w:val="1"/>
+          <w:numId w:val="1050"/>
+        </w:numPr>
+      </w:pPr>
+      <w:r>
+        <w:t xml:space="preserve">Пользователь не добавлен в список</w:t>
+      </w:r>
+    </w:p>
+    <w:bookmarkEnd w:id="41"/>
+    <w:bookmarkStart w:id="42" w:name="tc-adm-user-007"/>
+    <w:p>
+      <w:pPr>
+        <w:pStyle w:val="Heading3"/>
+      </w:pPr>
+      <w:r>
+        <w:t xml:space="preserve">TC-ADM-USER-007</w:t>
+      </w:r>
+    </w:p>
+    <w:p>
+      <w:pPr>
+        <w:pStyle w:val="FirstParagraph"/>
+      </w:pPr>
+      <w:r>
+        <w:t xml:space="preserve">Id теста</w:t>
+      </w:r>
+    </w:p>
+    <w:p>
+      <w:pPr>
+        <w:pStyle w:val="BodyText"/>
+      </w:pPr>
+      <w:r>
+        <w:t xml:space="preserve">Название теста</w:t>
+      </w:r>
+    </w:p>
+    <w:p>
+      <w:pPr>
+        <w:pStyle w:val="BodyText"/>
+      </w:pPr>
+      <w:r>
+        <w:t xml:space="preserve">Краткое описание теста</w:t>
+      </w:r>
+    </w:p>
+    <w:p>
+      <w:pPr>
+        <w:pStyle w:val="BodyText"/>
+      </w:pPr>
+      <w:r>
+        <w:t xml:space="preserve">TC-ADM-USER-007</w:t>
+      </w:r>
+    </w:p>
+    <w:p>
+      <w:pPr>
+        <w:pStyle w:val="BodyText"/>
+      </w:pPr>
+      <w:r>
+        <w:t xml:space="preserve">Удаление сотрудника</w:t>
+      </w:r>
+    </w:p>
+    <w:p>
+      <w:pPr>
+        <w:pStyle w:val="BodyText"/>
+      </w:pPr>
+      <w:r>
+        <w:t xml:space="preserve">Проверка удаления пользователя администратором через интерфейс. Приоритет: P2. Тип: F. Предусловия: сеанс администратора активен; создан тестовый сотрудник без критичных связей.</w:t>
+      </w:r>
+    </w:p>
+    <w:p>
+      <w:pPr>
+        <w:pStyle w:val="BodyText"/>
+      </w:pPr>
+      <w:r>
+        <w:t xml:space="preserve">Этапы теста:</w:t>
+      </w:r>
+    </w:p>
+    <w:p>
+      <w:pPr>
+        <w:pStyle w:val="BodyText"/>
+      </w:pPr>
+      <w:r>
+        <w:t xml:space="preserve">Ожидаемый результат:</w:t>
+      </w:r>
+    </w:p>
+    <w:p>
+      <w:pPr>
+        <w:pStyle w:val="BodyText"/>
+      </w:pPr>
+      <w:r>
+        <w:t xml:space="preserve">Фактический результат:</w:t>
+      </w:r>
+    </w:p>
+    <w:p>
+      <w:pPr>
+        <w:pStyle w:val="BodyText"/>
+      </w:pPr>
+      <w:r>
+        <w:t xml:space="preserve">Статус (успешно/завершилось ошибкой)</w:t>
+      </w:r>
+    </w:p>
+    <w:p>
+      <w:pPr>
+        <w:pStyle w:val="Compact"/>
+        <w:numPr>
+          <w:ilvl w:val="0"/>
+          <w:numId w:val="1051"/>
+        </w:numPr>
+      </w:pPr>
+      <w:r>
+        <w:t xml:space="preserve">Нажать «Действия» → «Удалить пользователя» у тестового сотрудника</w:t>
+      </w:r>
+    </w:p>
+    <w:p>
+      <w:pPr>
+        <w:pStyle w:val="Compact"/>
+        <w:numPr>
+          <w:ilvl w:val="1"/>
+          <w:numId w:val="1052"/>
+        </w:numPr>
+      </w:pPr>
+      <w:r>
+        <w:t xml:space="preserve">Подтвердить удаление в диалоге</w:t>
+      </w:r>
+    </w:p>
+    <w:p>
+      <w:pPr>
+        <w:pStyle w:val="Compact"/>
+        <w:numPr>
+          <w:ilvl w:val="1"/>
+          <w:numId w:val="1052"/>
+        </w:numPr>
+      </w:pPr>
+      <w:r>
+        <w:t xml:space="preserve">Обновить список пользователей</w:t>
+      </w:r>
+    </w:p>
+    <w:p>
+      <w:pPr>
+        <w:pStyle w:val="Compact"/>
+        <w:numPr>
+          <w:ilvl w:val="1"/>
+          <w:numId w:val="1052"/>
+        </w:numPr>
+      </w:pPr>
+      <w:r>
+        <w:t xml:space="preserve">Отображается диалог подтверждения удаления</w:t>
+      </w:r>
+    </w:p>
+    <w:p>
+      <w:pPr>
+        <w:pStyle w:val="Compact"/>
+        <w:numPr>
+          <w:ilvl w:val="1"/>
+          <w:numId w:val="1052"/>
+        </w:numPr>
+      </w:pPr>
+      <w:r>
+        <w:t xml:space="preserve">Сотрудник исчезает из списка</w:t>
+      </w:r>
+    </w:p>
+    <w:p>
+      <w:pPr>
+        <w:pStyle w:val="Compact"/>
+        <w:numPr>
+          <w:ilvl w:val="1"/>
+          <w:numId w:val="1052"/>
+        </w:numPr>
+      </w:pPr>
+      <w:r>
+        <w:t xml:space="preserve">Запись удалена из таблицы</w:t>
+      </w:r>
+      <w:r>
+        <w:t xml:space="preserve"> </w:t>
+      </w:r>
+      <w:r>
+        <w:t xml:space="preserve">Users</w:t>
+      </w:r>
+    </w:p>
+    <w:p>
+      <w:pPr>
+        <w:pStyle w:val="Compact"/>
+        <w:numPr>
+          <w:ilvl w:val="1"/>
+          <w:numId w:val="1052"/>
+        </w:numPr>
+      </w:pPr>
+      <w:r>
+        <w:t xml:space="preserve">Связанные записи в</w:t>
+      </w:r>
+      <w:r>
+        <w:t xml:space="preserve"> </w:t>
+      </w:r>
+      <w:r>
+        <w:t xml:space="preserve">UserRoles</w:t>
+      </w:r>
+      <w:r>
+        <w:t xml:space="preserve"> </w:t>
+      </w:r>
+      <w:r>
+        <w:t xml:space="preserve">удалены</w:t>
+      </w:r>
+    </w:p>
+    <w:bookmarkEnd w:id="42"/>
+    <w:bookmarkStart w:id="43" w:name="tc-adm-user-008"/>
+    <w:p>
+      <w:pPr>
+        <w:pStyle w:val="Heading3"/>
+      </w:pPr>
+      <w:r>
+        <w:t xml:space="preserve">TC-ADM-USER-008</w:t>
+      </w:r>
+    </w:p>
+    <w:p>
+      <w:pPr>
+        <w:pStyle w:val="FirstParagraph"/>
+      </w:pPr>
+      <w:r>
+        <w:t xml:space="preserve">Id теста</w:t>
+      </w:r>
+    </w:p>
+    <w:p>
+      <w:pPr>
+        <w:pStyle w:val="BodyText"/>
+      </w:pPr>
+      <w:r>
+        <w:t xml:space="preserve">Название теста</w:t>
+      </w:r>
+    </w:p>
+    <w:p>
+      <w:pPr>
+        <w:pStyle w:val="BodyText"/>
+      </w:pPr>
+      <w:r>
+        <w:t xml:space="preserve">Краткое описание теста</w:t>
+      </w:r>
+    </w:p>
+    <w:p>
+      <w:pPr>
+        <w:pStyle w:val="BodyText"/>
+      </w:pPr>
+      <w:r>
+        <w:t xml:space="preserve">TC-ADM-USER-008</w:t>
+      </w:r>
+    </w:p>
+    <w:p>
+      <w:pPr>
+        <w:pStyle w:val="BodyText"/>
+      </w:pPr>
+      <w:r>
+        <w:t xml:space="preserve">Загрузка фотографии сотруднику</w:t>
+      </w:r>
+    </w:p>
+    <w:p>
+      <w:pPr>
+        <w:pStyle w:val="BodyText"/>
+      </w:pPr>
+      <w:r>
+        <w:t xml:space="preserve">Проверка загрузки фото администратором при создании или редактировании пользователя. Приоритет: P3. Тип: F. Предусловия: сеанс администратора активен; подготовлен файл JPEG до 50 МБ.</w:t>
+      </w:r>
+    </w:p>
+    <w:p>
+      <w:pPr>
+        <w:pStyle w:val="BodyText"/>
+      </w:pPr>
+      <w:r>
+        <w:t xml:space="preserve">Этапы теста:</w:t>
+      </w:r>
+    </w:p>
+    <w:p>
+      <w:pPr>
+        <w:pStyle w:val="BodyText"/>
+      </w:pPr>
+      <w:r>
+        <w:t xml:space="preserve">Ожидаемый результат:</w:t>
+      </w:r>
+    </w:p>
+    <w:p>
+      <w:pPr>
+        <w:pStyle w:val="BodyText"/>
+      </w:pPr>
+      <w:r>
+        <w:t xml:space="preserve">Фактический результат:</w:t>
+      </w:r>
+    </w:p>
+    <w:p>
+      <w:pPr>
+        <w:pStyle w:val="BodyText"/>
+      </w:pPr>
+      <w:r>
+        <w:t xml:space="preserve">Статус (успешно/завершилось ошибкой)</w:t>
+      </w:r>
+    </w:p>
+    <w:p>
+      <w:pPr>
+        <w:pStyle w:val="Compact"/>
+        <w:numPr>
+          <w:ilvl w:val="0"/>
+          <w:numId w:val="1053"/>
+        </w:numPr>
+      </w:pPr>
+      <w:r>
+        <w:t xml:space="preserve">Открыть форму редактирования сотрудника</w:t>
+      </w:r>
+    </w:p>
+    <w:p>
+      <w:pPr>
+        <w:pStyle w:val="Compact"/>
+        <w:numPr>
+          <w:ilvl w:val="1"/>
+          <w:numId w:val="1054"/>
+        </w:numPr>
+      </w:pPr>
+      <w:r>
+        <w:t xml:space="preserve">Выбрать файл JPEG в поле фото</w:t>
+      </w:r>
+    </w:p>
+    <w:p>
+      <w:pPr>
+        <w:pStyle w:val="Compact"/>
+        <w:numPr>
+          <w:ilvl w:val="1"/>
+          <w:numId w:val="1054"/>
+        </w:numPr>
+      </w:pPr>
+      <w:r>
+        <w:t xml:space="preserve">Нажать «Сохранить»</w:t>
+      </w:r>
+    </w:p>
+    <w:p>
+      <w:pPr>
+        <w:pStyle w:val="Compact"/>
+        <w:numPr>
+          <w:ilvl w:val="1"/>
+          <w:numId w:val="1054"/>
+        </w:numPr>
+      </w:pPr>
+      <w:r>
+        <w:t xml:space="preserve">Повторно открыть карточку пользователя</w:t>
+      </w:r>
+    </w:p>
+    <w:p>
+      <w:pPr>
+        <w:pStyle w:val="Compact"/>
+        <w:numPr>
+          <w:ilvl w:val="1"/>
+          <w:numId w:val="1054"/>
+        </w:numPr>
+      </w:pPr>
+      <w:r>
+        <w:t xml:space="preserve">Файл принят системой</w:t>
+      </w:r>
+    </w:p>
+    <w:p>
+      <w:pPr>
+        <w:pStyle w:val="Compact"/>
+        <w:numPr>
+          <w:ilvl w:val="1"/>
+          <w:numId w:val="1054"/>
+        </w:numPr>
+      </w:pPr>
+      <w:r>
+        <w:t xml:space="preserve">Фото сохранено в</w:t>
+      </w:r>
+      <w:r>
+        <w:t xml:space="preserve"> </w:t>
+      </w:r>
+      <w:r>
+        <w:t xml:space="preserve">backend/uploads/photos/</w:t>
+      </w:r>
+    </w:p>
+    <w:p>
+      <w:pPr>
+        <w:pStyle w:val="Compact"/>
+        <w:numPr>
+          <w:ilvl w:val="1"/>
+          <w:numId w:val="1054"/>
+        </w:numPr>
+      </w:pPr>
+      <w:r>
+        <w:t xml:space="preserve">В БД обновлено поле</w:t>
+      </w:r>
+      <w:r>
+        <w:t xml:space="preserve"> </w:t>
+      </w:r>
+      <w:r>
+        <w:t xml:space="preserve">photo</w:t>
+      </w:r>
+    </w:p>
+    <w:p>
+      <w:pPr>
+        <w:pStyle w:val="Compact"/>
+        <w:numPr>
+          <w:ilvl w:val="1"/>
+          <w:numId w:val="1054"/>
+        </w:numPr>
+      </w:pPr>
+      <w:r>
+        <w:t xml:space="preserve">В списке/карточке отображается превью фотографии</w:t>
+      </w:r>
+    </w:p>
+    <w:bookmarkEnd w:id="43"/>
+    <w:bookmarkStart w:id="44" w:name="tc-adm-user-009"/>
+    <w:p>
+      <w:pPr>
+        <w:pStyle w:val="Heading3"/>
+      </w:pPr>
+      <w:r>
+        <w:t xml:space="preserve">TC-ADM-USER-009</w:t>
+      </w:r>
+    </w:p>
+    <w:p>
+      <w:pPr>
+        <w:pStyle w:val="FirstParagraph"/>
+      </w:pPr>
+      <w:r>
+        <w:t xml:space="preserve">Id теста</w:t>
+      </w:r>
+    </w:p>
+    <w:p>
+      <w:pPr>
+        <w:pStyle w:val="BodyText"/>
+      </w:pPr>
+      <w:r>
+        <w:t xml:space="preserve">Название теста</w:t>
+      </w:r>
+    </w:p>
+    <w:p>
+      <w:pPr>
+        <w:pStyle w:val="BodyText"/>
+      </w:pPr>
+      <w:r>
+        <w:t xml:space="preserve">Краткое описание теста</w:t>
+      </w:r>
+    </w:p>
+    <w:p>
+      <w:pPr>
+        <w:pStyle w:val="BodyText"/>
+      </w:pPr>
+      <w:r>
+        <w:t xml:space="preserve">TC-ADM-USER-009</w:t>
+      </w:r>
+    </w:p>
+    <w:p>
+      <w:pPr>
+        <w:pStyle w:val="BodyText"/>
+      </w:pPr>
+      <w:r>
+        <w:t xml:space="preserve">Загрузка фото недопустимого формата</w:t>
+      </w:r>
+    </w:p>
+    <w:p>
+      <w:pPr>
+        <w:pStyle w:val="BodyText"/>
+      </w:pPr>
+      <w:r>
+        <w:t xml:space="preserve">Проверка отклонения файлов, не являющихся изображениями, при загрузке фото сотруднику. Приоритет: P2. Тип: N. Предусловия: сеанс администратора активен; подготовлен файл</w:t>
+      </w:r>
+      <w:r>
+        <w:t xml:space="preserve"> </w:t>
+      </w:r>
+      <w:r>
+        <w:t xml:space="preserve">document.pdf</w:t>
+      </w:r>
+      <w:r>
+        <w:t xml:space="preserve">.</w:t>
+      </w:r>
+    </w:p>
+    <w:p>
+      <w:pPr>
+        <w:pStyle w:val="BodyText"/>
+      </w:pPr>
+      <w:r>
+        <w:t xml:space="preserve">Этапы теста:</w:t>
+      </w:r>
+    </w:p>
+    <w:p>
+      <w:pPr>
+        <w:pStyle w:val="BodyText"/>
+      </w:pPr>
+      <w:r>
+        <w:t xml:space="preserve">Ожидаемый результат:</w:t>
+      </w:r>
+    </w:p>
+    <w:p>
+      <w:pPr>
+        <w:pStyle w:val="BodyText"/>
+      </w:pPr>
+      <w:r>
+        <w:t xml:space="preserve">Фактический результат:</w:t>
+      </w:r>
+    </w:p>
+    <w:p>
+      <w:pPr>
+        <w:pStyle w:val="BodyText"/>
+      </w:pPr>
+      <w:r>
+        <w:t xml:space="preserve">Статус (успешно/завершилось ошибкой)</w:t>
+      </w:r>
+    </w:p>
+    <w:p>
+      <w:pPr>
+        <w:pStyle w:val="Compact"/>
+        <w:numPr>
+          <w:ilvl w:val="0"/>
+          <w:numId w:val="1055"/>
+        </w:numPr>
+      </w:pPr>
+      <w:r>
+        <w:t xml:space="preserve">Открыть форму редактирования сотрудника</w:t>
+      </w:r>
+    </w:p>
+    <w:p>
+      <w:pPr>
+        <w:pStyle w:val="Compact"/>
+        <w:numPr>
+          <w:ilvl w:val="1"/>
+          <w:numId w:val="1056"/>
+        </w:numPr>
+      </w:pPr>
+      <w:r>
+        <w:t xml:space="preserve">Выбрать файл</w:t>
+      </w:r>
+      <w:r>
+        <w:t xml:space="preserve"> </w:t>
+      </w:r>
+      <w:r>
+        <w:t xml:space="preserve">document.pdf</w:t>
+      </w:r>
+      <w:r>
+        <w:t xml:space="preserve"> </w:t>
+      </w:r>
+      <w:r>
+        <w:t xml:space="preserve">в поле фото</w:t>
+      </w:r>
+    </w:p>
+    <w:p>
+      <w:pPr>
+        <w:pStyle w:val="Compact"/>
+        <w:numPr>
+          <w:ilvl w:val="1"/>
+          <w:numId w:val="1056"/>
+        </w:numPr>
+      </w:pPr>
+      <w:r>
+        <w:t xml:space="preserve">Нажать «Сохранить»</w:t>
+      </w:r>
+    </w:p>
+    <w:p>
+      <w:pPr>
+        <w:pStyle w:val="Compact"/>
+        <w:numPr>
+          <w:ilvl w:val="1"/>
+          <w:numId w:val="1056"/>
+        </w:numPr>
+      </w:pPr>
+      <w:r>
+        <w:t xml:space="preserve">Отображается ошибка «Допустимые форматы: PNG, JPG, JPEG, GIF, WEBP»</w:t>
+      </w:r>
+    </w:p>
+    <w:p>
+      <w:pPr>
+        <w:pStyle w:val="Compact"/>
+        <w:numPr>
+          <w:ilvl w:val="1"/>
+          <w:numId w:val="1056"/>
+        </w:numPr>
+      </w:pPr>
+      <w:r>
+        <w:t xml:space="preserve">Фото в БД не обновляется</w:t>
+      </w:r>
+    </w:p>
+    <w:p>
+      <w:pPr>
+        <w:pStyle w:val="Compact"/>
+        <w:numPr>
+          <w:ilvl w:val="1"/>
+          <w:numId w:val="1056"/>
+        </w:numPr>
+      </w:pPr>
+      <w:r>
+        <w:t xml:space="preserve">Файл не сохраняется в каталог</w:t>
+      </w:r>
+      <w:r>
+        <w:t xml:space="preserve"> </w:t>
+      </w:r>
+      <w:r>
+        <w:t xml:space="preserve">uploads/photos</w:t>
+      </w:r>
+    </w:p>
+    <w:bookmarkEnd w:id="44"/>
+    <w:bookmarkStart w:id="45" w:name="tc-adm-user-010"/>
+    <w:p>
+      <w:pPr>
+        <w:pStyle w:val="Heading3"/>
+      </w:pPr>
+      <w:r>
+        <w:t xml:space="preserve">TC-ADM-USER-010</w:t>
+      </w:r>
+    </w:p>
+    <w:p>
+      <w:pPr>
+        <w:pStyle w:val="FirstParagraph"/>
+      </w:pPr>
+      <w:r>
+        <w:t xml:space="preserve">Id теста</w:t>
+      </w:r>
+    </w:p>
+    <w:p>
+      <w:pPr>
+        <w:pStyle w:val="BodyText"/>
+      </w:pPr>
+      <w:r>
+        <w:t xml:space="preserve">Название теста</w:t>
+      </w:r>
+    </w:p>
+    <w:p>
+      <w:pPr>
+        <w:pStyle w:val="BodyText"/>
+      </w:pPr>
+      <w:r>
+        <w:t xml:space="preserve">Краткое описание теста</w:t>
+      </w:r>
+    </w:p>
+    <w:p>
+      <w:pPr>
+        <w:pStyle w:val="BodyText"/>
+      </w:pPr>
+      <w:r>
+        <w:t xml:space="preserve">TC-ADM-USER-010</w:t>
+      </w:r>
+    </w:p>
+    <w:p>
+      <w:pPr>
+        <w:pStyle w:val="BodyText"/>
+      </w:pPr>
+      <w:r>
+        <w:t xml:space="preserve">Поиск несуществующего сотрудника</w:t>
+      </w:r>
+    </w:p>
+    <w:p>
+      <w:pPr>
+        <w:pStyle w:val="BodyText"/>
+      </w:pPr>
+      <w:r>
+        <w:t xml:space="preserve">Проверка корректного отображения пустого результата при поиске по несуществующему ФИО. Приоритет: P3. Тип: N, UI. Предусловия: сеанс администратора активен; открыта страница</w:t>
+      </w:r>
+      <w:r>
+        <w:t xml:space="preserve"> </w:t>
+      </w:r>
+      <w:r>
+        <w:t xml:space="preserve">users.html</w:t>
+      </w:r>
+      <w:r>
+        <w:t xml:space="preserve">.</w:t>
+      </w:r>
+    </w:p>
+    <w:p>
+      <w:pPr>
+        <w:pStyle w:val="BodyText"/>
+      </w:pPr>
+      <w:r>
+        <w:t xml:space="preserve">Этапы теста:</w:t>
+      </w:r>
+    </w:p>
+    <w:p>
+      <w:pPr>
+        <w:pStyle w:val="BodyText"/>
+      </w:pPr>
+      <w:r>
+        <w:t xml:space="preserve">Ожидаемый результат:</w:t>
+      </w:r>
+    </w:p>
+    <w:p>
+      <w:pPr>
+        <w:pStyle w:val="BodyText"/>
+      </w:pPr>
+      <w:r>
+        <w:t xml:space="preserve">Фактический результат:</w:t>
+      </w:r>
+    </w:p>
+    <w:p>
+      <w:pPr>
+        <w:pStyle w:val="BodyText"/>
+      </w:pPr>
+      <w:r>
+        <w:t xml:space="preserve">Статус (успешно/завершилось ошибкой)</w:t>
+      </w:r>
+    </w:p>
+    <w:p>
+      <w:pPr>
+        <w:pStyle w:val="Compact"/>
+        <w:numPr>
+          <w:ilvl w:val="0"/>
+          <w:numId w:val="1057"/>
+        </w:numPr>
+      </w:pPr>
+      <w:r>
+        <w:t xml:space="preserve">В поле «Поиск» ввести</w:t>
+      </w:r>
+      <w:r>
+        <w:t xml:space="preserve"> </w:t>
+      </w:r>
+      <w:r>
+        <w:t xml:space="preserve">НесуществующийСотрудник999</w:t>
+      </w:r>
+    </w:p>
+    <w:p>
+      <w:pPr>
+        <w:pStyle w:val="Compact"/>
+        <w:numPr>
+          <w:ilvl w:val="1"/>
+          <w:numId w:val="1058"/>
+        </w:numPr>
+      </w:pPr>
+      <w:r>
+        <w:t xml:space="preserve">Дождаться обновления списка</w:t>
+      </w:r>
+    </w:p>
+    <w:p>
+      <w:pPr>
+        <w:pStyle w:val="Compact"/>
+        <w:numPr>
+          <w:ilvl w:val="1"/>
+          <w:numId w:val="1058"/>
+        </w:numPr>
+      </w:pPr>
+      <w:r>
+        <w:t xml:space="preserve">Список пользователей пуст</w:t>
+      </w:r>
+    </w:p>
+    <w:p>
+      <w:pPr>
+        <w:pStyle w:val="Compact"/>
+        <w:numPr>
+          <w:ilvl w:val="1"/>
+          <w:numId w:val="1058"/>
+        </w:numPr>
+      </w:pPr>
+      <w:r>
+        <w:t xml:space="preserve">Отображается сообщение «Пользователи не найдены»</w:t>
+      </w:r>
+    </w:p>
+    <w:p>
+      <w:pPr>
+        <w:pStyle w:val="Compact"/>
+        <w:numPr>
+          <w:ilvl w:val="1"/>
+          <w:numId w:val="1058"/>
+        </w:numPr>
+      </w:pPr>
+      <w:r>
+        <w:t xml:space="preserve">Ошибка загрузки не появляется</w:t>
       </w:r>
     </w:p>
     <w:p>
@@ -5012,9 +6524,9 @@
         </w:pict>
       </w:r>
     </w:p>
-    <w:bookmarkEnd w:id="37"/>
-    <w:bookmarkEnd w:id="38"/>
-    <w:bookmarkStart w:id="44" w:name="модуль-администрирование-курсов"/>
+    <w:bookmarkEnd w:id="45"/>
+    <w:bookmarkEnd w:id="46"/>
+    <w:bookmarkStart w:id="58" w:name="модуль-администрирование-курсов"/>
     <w:p>
       <w:pPr>
         <w:pStyle w:val="Heading2"/>
@@ -5023,7 +6535,7 @@
         <w:t xml:space="preserve">7. Модуль: Администрирование курсов</w:t>
       </w:r>
     </w:p>
-    <w:bookmarkStart w:id="39" w:name="tc-adm-course-001"/>
+    <w:bookmarkStart w:id="47" w:name="tc-adm-course-001"/>
     <w:p>
       <w:pPr>
         <w:pStyle w:val="Heading3"/>
@@ -5126,7 +6638,7 @@
         <w:pStyle w:val="Compact"/>
         <w:numPr>
           <w:ilvl w:val="0"/>
-          <w:numId w:val="1043"/>
+          <w:numId w:val="1059"/>
         </w:numPr>
       </w:pPr>
       <w:r>
@@ -5138,7 +6650,7 @@
         <w:pStyle w:val="Compact"/>
         <w:numPr>
           <w:ilvl w:val="1"/>
-          <w:numId w:val="1044"/>
+          <w:numId w:val="1060"/>
         </w:numPr>
       </w:pPr>
       <w:r>
@@ -5150,7 +6662,7 @@
         <w:pStyle w:val="Compact"/>
         <w:numPr>
           <w:ilvl w:val="1"/>
-          <w:numId w:val="1044"/>
+          <w:numId w:val="1060"/>
         </w:numPr>
       </w:pPr>
       <w:r>
@@ -5162,7 +6674,7 @@
         <w:pStyle w:val="Compact"/>
         <w:numPr>
           <w:ilvl w:val="1"/>
-          <w:numId w:val="1044"/>
+          <w:numId w:val="1060"/>
         </w:numPr>
       </w:pPr>
       <w:r>
@@ -5174,7 +6686,7 @@
         <w:pStyle w:val="Compact"/>
         <w:numPr>
           <w:ilvl w:val="1"/>
-          <w:numId w:val="1044"/>
+          <w:numId w:val="1060"/>
         </w:numPr>
       </w:pPr>
       <w:r>
@@ -5186,7 +6698,7 @@
         <w:pStyle w:val="Compact"/>
         <w:numPr>
           <w:ilvl w:val="1"/>
-          <w:numId w:val="1044"/>
+          <w:numId w:val="1060"/>
         </w:numPr>
       </w:pPr>
       <w:r>
@@ -5198,7 +6710,7 @@
         <w:pStyle w:val="Compact"/>
         <w:numPr>
           <w:ilvl w:val="1"/>
-          <w:numId w:val="1044"/>
+          <w:numId w:val="1060"/>
         </w:numPr>
       </w:pPr>
       <w:r>
@@ -5240,7 +6752,7 @@
         <w:pStyle w:val="Compact"/>
         <w:numPr>
           <w:ilvl w:val="1"/>
-          <w:numId w:val="1044"/>
+          <w:numId w:val="1060"/>
         </w:numPr>
       </w:pPr>
       <w:r>
@@ -5252,15 +6764,15 @@
         <w:pStyle w:val="Compact"/>
         <w:numPr>
           <w:ilvl w:val="1"/>
-          <w:numId w:val="1044"/>
+          <w:numId w:val="1060"/>
         </w:numPr>
       </w:pPr>
       <w:r>
         <w:t xml:space="preserve">Пустое описание удаляет текст описания</w:t>
       </w:r>
     </w:p>
-    <w:bookmarkEnd w:id="39"/>
-    <w:bookmarkStart w:id="40" w:name="tc-adm-course-002"/>
+    <w:bookmarkEnd w:id="47"/>
+    <w:bookmarkStart w:id="48" w:name="tc-adm-course-002"/>
     <w:p>
       <w:pPr>
         <w:pStyle w:val="Heading3"/>
@@ -5354,7 +6866,7 @@
         <w:pStyle w:val="Compact"/>
         <w:numPr>
           <w:ilvl w:val="0"/>
-          <w:numId w:val="1045"/>
+          <w:numId w:val="1061"/>
         </w:numPr>
       </w:pPr>
       <w:r>
@@ -5372,7 +6884,7 @@
         <w:pStyle w:val="Compact"/>
         <w:numPr>
           <w:ilvl w:val="1"/>
-          <w:numId w:val="1046"/>
+          <w:numId w:val="1062"/>
         </w:numPr>
       </w:pPr>
       <w:r>
@@ -5384,7 +6896,7 @@
         <w:pStyle w:val="Compact"/>
         <w:numPr>
           <w:ilvl w:val="1"/>
-          <w:numId w:val="1046"/>
+          <w:numId w:val="1062"/>
         </w:numPr>
       </w:pPr>
       <w:r>
@@ -5402,7 +6914,7 @@
         <w:pStyle w:val="Compact"/>
         <w:numPr>
           <w:ilvl w:val="1"/>
-          <w:numId w:val="1046"/>
+          <w:numId w:val="1062"/>
         </w:numPr>
       </w:pPr>
       <w:r>
@@ -5420,7 +6932,7 @@
         <w:pStyle w:val="Compact"/>
         <w:numPr>
           <w:ilvl w:val="1"/>
-          <w:numId w:val="1046"/>
+          <w:numId w:val="1062"/>
         </w:numPr>
       </w:pPr>
       <w:r>
@@ -5454,8 +6966,8 @@
         <w:t xml:space="preserve">, JS-файлы в корне</w:t>
       </w:r>
     </w:p>
-    <w:bookmarkEnd w:id="40"/>
-    <w:bookmarkStart w:id="41" w:name="tc-adm-course-003"/>
+    <w:bookmarkEnd w:id="48"/>
+    <w:bookmarkStart w:id="49" w:name="tc-adm-course-003"/>
     <w:p>
       <w:pPr>
         <w:pStyle w:val="Heading3"/>
@@ -5549,7 +7061,7 @@
         <w:pStyle w:val="Compact"/>
         <w:numPr>
           <w:ilvl w:val="0"/>
-          <w:numId w:val="1047"/>
+          <w:numId w:val="1063"/>
         </w:numPr>
       </w:pPr>
       <w:r>
@@ -5561,7 +7073,7 @@
         <w:pStyle w:val="Compact"/>
         <w:numPr>
           <w:ilvl w:val="1"/>
-          <w:numId w:val="1048"/>
+          <w:numId w:val="1064"/>
         </w:numPr>
       </w:pPr>
       <w:r>
@@ -5573,7 +7085,7 @@
         <w:pStyle w:val="Compact"/>
         <w:numPr>
           <w:ilvl w:val="1"/>
-          <w:numId w:val="1048"/>
+          <w:numId w:val="1064"/>
         </w:numPr>
       </w:pPr>
       <w:r>
@@ -5591,15 +7103,15 @@
         <w:pStyle w:val="Compact"/>
         <w:numPr>
           <w:ilvl w:val="1"/>
-          <w:numId w:val="1048"/>
+          <w:numId w:val="1064"/>
         </w:numPr>
       </w:pPr>
       <w:r>
         <w:t xml:space="preserve">Без WinRAR — ошибка 503 с пояснением «Используйте скачивание в ZIP»</w:t>
       </w:r>
     </w:p>
-    <w:bookmarkEnd w:id="41"/>
-    <w:bookmarkStart w:id="42" w:name="tc-adm-course-004"/>
+    <w:bookmarkEnd w:id="49"/>
+    <w:bookmarkStart w:id="50" w:name="tc-adm-course-004"/>
     <w:p>
       <w:pPr>
         <w:pStyle w:val="Heading3"/>
@@ -5702,7 +7214,7 @@
         <w:pStyle w:val="Compact"/>
         <w:numPr>
           <w:ilvl w:val="0"/>
-          <w:numId w:val="1049"/>
+          <w:numId w:val="1065"/>
         </w:numPr>
       </w:pPr>
       <w:r>
@@ -5720,7 +7232,7 @@
         <w:pStyle w:val="Compact"/>
         <w:numPr>
           <w:ilvl w:val="1"/>
-          <w:numId w:val="1050"/>
+          <w:numId w:val="1066"/>
         </w:numPr>
       </w:pPr>
       <w:r>
@@ -5732,7 +7244,7 @@
         <w:pStyle w:val="Compact"/>
         <w:numPr>
           <w:ilvl w:val="1"/>
-          <w:numId w:val="1050"/>
+          <w:numId w:val="1066"/>
         </w:numPr>
       </w:pPr>
       <w:r>
@@ -5750,7 +7262,7 @@
         <w:pStyle w:val="Compact"/>
         <w:numPr>
           <w:ilvl w:val="1"/>
-          <w:numId w:val="1050"/>
+          <w:numId w:val="1066"/>
         </w:numPr>
       </w:pPr>
       <w:r>
@@ -5762,7 +7274,7 @@
         <w:pStyle w:val="Compact"/>
         <w:numPr>
           <w:ilvl w:val="1"/>
-          <w:numId w:val="1050"/>
+          <w:numId w:val="1066"/>
         </w:numPr>
       </w:pPr>
       <w:r>
@@ -5780,7 +7292,7 @@
         <w:pStyle w:val="Compact"/>
         <w:numPr>
           <w:ilvl w:val="1"/>
-          <w:numId w:val="1050"/>
+          <w:numId w:val="1066"/>
         </w:numPr>
       </w:pPr>
       <w:r>
@@ -5805,8 +7317,8 @@
         <w:t xml:space="preserve">scorm</w:t>
       </w:r>
     </w:p>
-    <w:bookmarkEnd w:id="42"/>
-    <w:bookmarkStart w:id="43" w:name="tc-adm-course-005"/>
+    <w:bookmarkEnd w:id="50"/>
+    <w:bookmarkStart w:id="51" w:name="tc-adm-course-005"/>
     <w:p>
       <w:pPr>
         <w:pStyle w:val="Heading3"/>
@@ -5900,7 +7412,7 @@
         <w:pStyle w:val="Compact"/>
         <w:numPr>
           <w:ilvl w:val="0"/>
-          <w:numId w:val="1051"/>
+          <w:numId w:val="1067"/>
         </w:numPr>
       </w:pPr>
       <w:r>
@@ -5912,7 +7424,7 @@
         <w:pStyle w:val="Compact"/>
         <w:numPr>
           <w:ilvl w:val="1"/>
-          <w:numId w:val="1052"/>
+          <w:numId w:val="1068"/>
         </w:numPr>
       </w:pPr>
       <w:r>
@@ -5924,7 +7436,7 @@
         <w:pStyle w:val="Compact"/>
         <w:numPr>
           <w:ilvl w:val="1"/>
-          <w:numId w:val="1052"/>
+          <w:numId w:val="1068"/>
         </w:numPr>
       </w:pPr>
       <w:r>
@@ -5936,7 +7448,7 @@
         <w:pStyle w:val="Compact"/>
         <w:numPr>
           <w:ilvl w:val="1"/>
-          <w:numId w:val="1052"/>
+          <w:numId w:val="1068"/>
         </w:numPr>
       </w:pPr>
       <w:r>
@@ -5954,7 +7466,7 @@
         <w:pStyle w:val="Compact"/>
         <w:numPr>
           <w:ilvl w:val="1"/>
-          <w:numId w:val="1052"/>
+          <w:numId w:val="1068"/>
         </w:numPr>
       </w:pPr>
       <w:r>
@@ -5966,11 +7478,1133 @@
         <w:pStyle w:val="Compact"/>
         <w:numPr>
           <w:ilvl w:val="1"/>
-          <w:numId w:val="1052"/>
+          <w:numId w:val="1068"/>
         </w:numPr>
       </w:pPr>
       <w:r>
         <w:t xml:space="preserve">Связанные назначения очищены</w:t>
+      </w:r>
+    </w:p>
+    <w:bookmarkEnd w:id="51"/>
+    <w:bookmarkStart w:id="52" w:name="tc-adm-course-006"/>
+    <w:p>
+      <w:pPr>
+        <w:pStyle w:val="Heading3"/>
+      </w:pPr>
+      <w:r>
+        <w:t xml:space="preserve">TC-ADM-COURSE-006</w:t>
+      </w:r>
+    </w:p>
+    <w:p>
+      <w:pPr>
+        <w:pStyle w:val="FirstParagraph"/>
+      </w:pPr>
+      <w:r>
+        <w:t xml:space="preserve">Id теста</w:t>
+      </w:r>
+    </w:p>
+    <w:p>
+      <w:pPr>
+        <w:pStyle w:val="BodyText"/>
+      </w:pPr>
+      <w:r>
+        <w:t xml:space="preserve">Название теста</w:t>
+      </w:r>
+    </w:p>
+    <w:p>
+      <w:pPr>
+        <w:pStyle w:val="BodyText"/>
+      </w:pPr>
+      <w:r>
+        <w:t xml:space="preserve">Краткое описание теста</w:t>
+      </w:r>
+    </w:p>
+    <w:p>
+      <w:pPr>
+        <w:pStyle w:val="BodyText"/>
+      </w:pPr>
+      <w:r>
+        <w:t xml:space="preserve">TC-ADM-COURSE-006</w:t>
+      </w:r>
+    </w:p>
+    <w:p>
+      <w:pPr>
+        <w:pStyle w:val="BodyText"/>
+      </w:pPr>
+      <w:r>
+        <w:t xml:space="preserve">Поиск курса по названию</w:t>
+      </w:r>
+    </w:p>
+    <w:p>
+      <w:pPr>
+        <w:pStyle w:val="BodyText"/>
+      </w:pPr>
+      <w:r>
+        <w:t xml:space="preserve">Проверка фильтрации списка курсов на странице администратора. Приоритет: P2. Тип: F, UI. Предусловия: сеанс администратора активен; открыта страница</w:t>
+      </w:r>
+      <w:r>
+        <w:t xml:space="preserve"> </w:t>
+      </w:r>
+      <w:r>
+        <w:t xml:space="preserve">admin-courses.html</w:t>
+      </w:r>
+      <w:r>
+        <w:t xml:space="preserve">; в системе есть курс «Безопасность».</w:t>
+      </w:r>
+    </w:p>
+    <w:p>
+      <w:pPr>
+        <w:pStyle w:val="BodyText"/>
+      </w:pPr>
+      <w:r>
+        <w:t xml:space="preserve">Этапы теста:</w:t>
+      </w:r>
+    </w:p>
+    <w:p>
+      <w:pPr>
+        <w:pStyle w:val="BodyText"/>
+      </w:pPr>
+      <w:r>
+        <w:t xml:space="preserve">Ожидаемый результат:</w:t>
+      </w:r>
+    </w:p>
+    <w:p>
+      <w:pPr>
+        <w:pStyle w:val="BodyText"/>
+      </w:pPr>
+      <w:r>
+        <w:t xml:space="preserve">Фактический результат:</w:t>
+      </w:r>
+    </w:p>
+    <w:p>
+      <w:pPr>
+        <w:pStyle w:val="BodyText"/>
+      </w:pPr>
+      <w:r>
+        <w:t xml:space="preserve">Статус (успешно/завершилось ошибкой)</w:t>
+      </w:r>
+    </w:p>
+    <w:p>
+      <w:pPr>
+        <w:pStyle w:val="Compact"/>
+        <w:numPr>
+          <w:ilvl w:val="0"/>
+          <w:numId w:val="1069"/>
+        </w:numPr>
+      </w:pPr>
+      <w:r>
+        <w:t xml:space="preserve">В поле поиска ввести</w:t>
+      </w:r>
+      <w:r>
+        <w:t xml:space="preserve"> </w:t>
+      </w:r>
+      <w:r>
+        <w:t xml:space="preserve">Безопас</w:t>
+      </w:r>
+    </w:p>
+    <w:p>
+      <w:pPr>
+        <w:pStyle w:val="Compact"/>
+        <w:numPr>
+          <w:ilvl w:val="1"/>
+          <w:numId w:val="1070"/>
+        </w:numPr>
+      </w:pPr>
+      <w:r>
+        <w:t xml:space="preserve">Дождаться обновления списка</w:t>
+      </w:r>
+    </w:p>
+    <w:p>
+      <w:pPr>
+        <w:pStyle w:val="Compact"/>
+        <w:numPr>
+          <w:ilvl w:val="1"/>
+          <w:numId w:val="1070"/>
+        </w:numPr>
+      </w:pPr>
+      <w:r>
+        <w:t xml:space="preserve">Очистить поле поиска</w:t>
+      </w:r>
+    </w:p>
+    <w:p>
+      <w:pPr>
+        <w:pStyle w:val="Compact"/>
+        <w:numPr>
+          <w:ilvl w:val="1"/>
+          <w:numId w:val="1070"/>
+        </w:numPr>
+      </w:pPr>
+      <w:r>
+        <w:t xml:space="preserve">В списке остаются только курсы, в названии которых есть «Безопас»</w:t>
+      </w:r>
+    </w:p>
+    <w:p>
+      <w:pPr>
+        <w:pStyle w:val="Compact"/>
+        <w:numPr>
+          <w:ilvl w:val="1"/>
+          <w:numId w:val="1070"/>
+        </w:numPr>
+      </w:pPr>
+      <w:r>
+        <w:t xml:space="preserve">Курс «Безопасность» отображается в результатах</w:t>
+      </w:r>
+    </w:p>
+    <w:p>
+      <w:pPr>
+        <w:pStyle w:val="Compact"/>
+        <w:numPr>
+          <w:ilvl w:val="1"/>
+          <w:numId w:val="1070"/>
+        </w:numPr>
+      </w:pPr>
+      <w:r>
+        <w:t xml:space="preserve">После очистки поиска показывается полный список курсов</w:t>
+      </w:r>
+    </w:p>
+    <w:bookmarkEnd w:id="52"/>
+    <w:bookmarkStart w:id="53" w:name="tc-adm-course-007"/>
+    <w:p>
+      <w:pPr>
+        <w:pStyle w:val="Heading3"/>
+      </w:pPr>
+      <w:r>
+        <w:t xml:space="preserve">TC-ADM-COURSE-007</w:t>
+      </w:r>
+    </w:p>
+    <w:p>
+      <w:pPr>
+        <w:pStyle w:val="FirstParagraph"/>
+      </w:pPr>
+      <w:r>
+        <w:t xml:space="preserve">Id теста</w:t>
+      </w:r>
+    </w:p>
+    <w:p>
+      <w:pPr>
+        <w:pStyle w:val="BodyText"/>
+      </w:pPr>
+      <w:r>
+        <w:t xml:space="preserve">Название теста</w:t>
+      </w:r>
+    </w:p>
+    <w:p>
+      <w:pPr>
+        <w:pStyle w:val="BodyText"/>
+      </w:pPr>
+      <w:r>
+        <w:t xml:space="preserve">Краткое описание теста</w:t>
+      </w:r>
+    </w:p>
+    <w:p>
+      <w:pPr>
+        <w:pStyle w:val="BodyText"/>
+      </w:pPr>
+      <w:r>
+        <w:t xml:space="preserve">TC-ADM-COURSE-007</w:t>
+      </w:r>
+    </w:p>
+    <w:p>
+      <w:pPr>
+        <w:pStyle w:val="BodyText"/>
+      </w:pPr>
+      <w:r>
+        <w:t xml:space="preserve">Импорт ZIP без учебного содержимого</w:t>
+      </w:r>
+    </w:p>
+    <w:p>
+      <w:pPr>
+        <w:pStyle w:val="BodyText"/>
+      </w:pPr>
+      <w:r>
+        <w:t xml:space="preserve">Проверка отклонения архива, не содержащего</w:t>
+      </w:r>
+      <w:r>
+        <w:t xml:space="preserve"> </w:t>
+      </w:r>
+      <w:r>
+        <w:t xml:space="preserve">imsmanifest.xml</w:t>
+      </w:r>
+      <w:r>
+        <w:t xml:space="preserve"> </w:t>
+      </w:r>
+      <w:r>
+        <w:t xml:space="preserve">и</w:t>
+      </w:r>
+      <w:r>
+        <w:t xml:space="preserve"> </w:t>
+      </w:r>
+      <w:r>
+        <w:t xml:space="preserve">course.json</w:t>
+      </w:r>
+      <w:r>
+        <w:t xml:space="preserve">. Приоритет: P1. Тип: N. Предусловия: сеанс администратора активен; подготовлен ZIP только с текстовым файлом.</w:t>
+      </w:r>
+    </w:p>
+    <w:p>
+      <w:pPr>
+        <w:pStyle w:val="BodyText"/>
+      </w:pPr>
+      <w:r>
+        <w:t xml:space="preserve">Этапы теста:</w:t>
+      </w:r>
+    </w:p>
+    <w:p>
+      <w:pPr>
+        <w:pStyle w:val="BodyText"/>
+      </w:pPr>
+      <w:r>
+        <w:t xml:space="preserve">Ожидаемый результат:</w:t>
+      </w:r>
+    </w:p>
+    <w:p>
+      <w:pPr>
+        <w:pStyle w:val="BodyText"/>
+      </w:pPr>
+      <w:r>
+        <w:t xml:space="preserve">Фактический результат:</w:t>
+      </w:r>
+    </w:p>
+    <w:p>
+      <w:pPr>
+        <w:pStyle w:val="BodyText"/>
+      </w:pPr>
+      <w:r>
+        <w:t xml:space="preserve">Статус (успешно/завершилось ошибкой)</w:t>
+      </w:r>
+    </w:p>
+    <w:p>
+      <w:pPr>
+        <w:pStyle w:val="Compact"/>
+        <w:numPr>
+          <w:ilvl w:val="0"/>
+          <w:numId w:val="1071"/>
+        </w:numPr>
+      </w:pPr>
+      <w:r>
+        <w:t xml:space="preserve">Нажать «Загрузить курс»</w:t>
+      </w:r>
+    </w:p>
+    <w:p>
+      <w:pPr>
+        <w:pStyle w:val="Compact"/>
+        <w:numPr>
+          <w:ilvl w:val="1"/>
+          <w:numId w:val="1072"/>
+        </w:numPr>
+      </w:pPr>
+      <w:r>
+        <w:t xml:space="preserve">Выбрать ZIP-архив без</w:t>
+      </w:r>
+      <w:r>
+        <w:t xml:space="preserve"> </w:t>
+      </w:r>
+      <w:r>
+        <w:t xml:space="preserve">imsmanifest.xml</w:t>
+      </w:r>
+      <w:r>
+        <w:t xml:space="preserve"> </w:t>
+      </w:r>
+      <w:r>
+        <w:t xml:space="preserve">и</w:t>
+      </w:r>
+      <w:r>
+        <w:t xml:space="preserve"> </w:t>
+      </w:r>
+      <w:r>
+        <w:t xml:space="preserve">course.json</w:t>
+      </w:r>
+    </w:p>
+    <w:p>
+      <w:pPr>
+        <w:pStyle w:val="Compact"/>
+        <w:numPr>
+          <w:ilvl w:val="1"/>
+          <w:numId w:val="1072"/>
+        </w:numPr>
+      </w:pPr>
+      <w:r>
+        <w:t xml:space="preserve">Указать название курса</w:t>
+      </w:r>
+    </w:p>
+    <w:p>
+      <w:pPr>
+        <w:pStyle w:val="Compact"/>
+        <w:numPr>
+          <w:ilvl w:val="1"/>
+          <w:numId w:val="1072"/>
+        </w:numPr>
+      </w:pPr>
+      <w:r>
+        <w:t xml:space="preserve">Дождаться завершения загрузки</w:t>
+      </w:r>
+    </w:p>
+    <w:p>
+      <w:pPr>
+        <w:pStyle w:val="Compact"/>
+        <w:numPr>
+          <w:ilvl w:val="1"/>
+          <w:numId w:val="1072"/>
+        </w:numPr>
+      </w:pPr>
+      <w:r>
+        <w:t xml:space="preserve">Загрузка завершается с ошибкой</w:t>
+      </w:r>
+    </w:p>
+    <w:p>
+      <w:pPr>
+        <w:pStyle w:val="Compact"/>
+        <w:numPr>
+          <w:ilvl w:val="1"/>
+          <w:numId w:val="1072"/>
+        </w:numPr>
+      </w:pPr>
+      <w:r>
+        <w:t xml:space="preserve">Сообщение: «Архив должен содержать course.json или SCORM imsmanifest.xml»</w:t>
+      </w:r>
+    </w:p>
+    <w:p>
+      <w:pPr>
+        <w:pStyle w:val="Compact"/>
+        <w:numPr>
+          <w:ilvl w:val="1"/>
+          <w:numId w:val="1072"/>
+        </w:numPr>
+      </w:pPr>
+      <w:r>
+        <w:t xml:space="preserve">Новый курс не появляется в списке</w:t>
+      </w:r>
+    </w:p>
+    <w:p>
+      <w:pPr>
+        <w:pStyle w:val="Compact"/>
+        <w:numPr>
+          <w:ilvl w:val="1"/>
+          <w:numId w:val="1072"/>
+        </w:numPr>
+      </w:pPr>
+      <w:r>
+        <w:t xml:space="preserve">Папка курса на диске не создаётся или удаляется после ошибки</w:t>
+      </w:r>
+    </w:p>
+    <w:bookmarkEnd w:id="53"/>
+    <w:bookmarkStart w:id="54" w:name="tc-adm-course-008"/>
+    <w:p>
+      <w:pPr>
+        <w:pStyle w:val="Heading3"/>
+      </w:pPr>
+      <w:r>
+        <w:t xml:space="preserve">TC-ADM-COURSE-008</w:t>
+      </w:r>
+    </w:p>
+    <w:p>
+      <w:pPr>
+        <w:pStyle w:val="FirstParagraph"/>
+      </w:pPr>
+      <w:r>
+        <w:t xml:space="preserve">Id теста</w:t>
+      </w:r>
+    </w:p>
+    <w:p>
+      <w:pPr>
+        <w:pStyle w:val="BodyText"/>
+      </w:pPr>
+      <w:r>
+        <w:t xml:space="preserve">Название теста</w:t>
+      </w:r>
+    </w:p>
+    <w:p>
+      <w:pPr>
+        <w:pStyle w:val="BodyText"/>
+      </w:pPr>
+      <w:r>
+        <w:t xml:space="preserve">Краткое описание теста</w:t>
+      </w:r>
+    </w:p>
+    <w:p>
+      <w:pPr>
+        <w:pStyle w:val="BodyText"/>
+      </w:pPr>
+      <w:r>
+        <w:t xml:space="preserve">TC-ADM-COURSE-008</w:t>
+      </w:r>
+    </w:p>
+    <w:p>
+      <w:pPr>
+        <w:pStyle w:val="BodyText"/>
+      </w:pPr>
+      <w:r>
+        <w:t xml:space="preserve">Загрузка файла не в формате ZIP</w:t>
+      </w:r>
+    </w:p>
+    <w:p>
+      <w:pPr>
+        <w:pStyle w:val="BodyText"/>
+      </w:pPr>
+      <w:r>
+        <w:t xml:space="preserve">Проверка запрета импорта курса из файла, отличного от ZIP-архива. Приоритет: P1. Тип: N. Предусловия: сеанс администратора активен; подготовлен файл</w:t>
+      </w:r>
+      <w:r>
+        <w:t xml:space="preserve"> </w:t>
+      </w:r>
+      <w:r>
+        <w:t xml:space="preserve">course.rar</w:t>
+      </w:r>
+      <w:r>
+        <w:t xml:space="preserve"> </w:t>
+      </w:r>
+      <w:r>
+        <w:t xml:space="preserve">или</w:t>
+      </w:r>
+      <w:r>
+        <w:t xml:space="preserve"> </w:t>
+      </w:r>
+      <w:r>
+        <w:t xml:space="preserve">course.pdf</w:t>
+      </w:r>
+      <w:r>
+        <w:t xml:space="preserve">.</w:t>
+      </w:r>
+    </w:p>
+    <w:p>
+      <w:pPr>
+        <w:pStyle w:val="BodyText"/>
+      </w:pPr>
+      <w:r>
+        <w:t xml:space="preserve">Этапы теста:</w:t>
+      </w:r>
+    </w:p>
+    <w:p>
+      <w:pPr>
+        <w:pStyle w:val="BodyText"/>
+      </w:pPr>
+      <w:r>
+        <w:t xml:space="preserve">Ожидаемый результат:</w:t>
+      </w:r>
+    </w:p>
+    <w:p>
+      <w:pPr>
+        <w:pStyle w:val="BodyText"/>
+      </w:pPr>
+      <w:r>
+        <w:t xml:space="preserve">Фактический результат:</w:t>
+      </w:r>
+    </w:p>
+    <w:p>
+      <w:pPr>
+        <w:pStyle w:val="BodyText"/>
+      </w:pPr>
+      <w:r>
+        <w:t xml:space="preserve">Статус (успешно/завершилось ошибкой)</w:t>
+      </w:r>
+    </w:p>
+    <w:p>
+      <w:pPr>
+        <w:pStyle w:val="Compact"/>
+        <w:numPr>
+          <w:ilvl w:val="0"/>
+          <w:numId w:val="1073"/>
+        </w:numPr>
+      </w:pPr>
+      <w:r>
+        <w:t xml:space="preserve">Нажать «Загрузить курс»</w:t>
+      </w:r>
+    </w:p>
+    <w:p>
+      <w:pPr>
+        <w:pStyle w:val="Compact"/>
+        <w:numPr>
+          <w:ilvl w:val="1"/>
+          <w:numId w:val="1074"/>
+        </w:numPr>
+      </w:pPr>
+      <w:r>
+        <w:t xml:space="preserve">Выбрать файл</w:t>
+      </w:r>
+      <w:r>
+        <w:t xml:space="preserve"> </w:t>
+      </w:r>
+      <w:r>
+        <w:t xml:space="preserve">course.rar</w:t>
+      </w:r>
+      <w:r>
+        <w:t xml:space="preserve"> </w:t>
+      </w:r>
+      <w:r>
+        <w:t xml:space="preserve">или</w:t>
+      </w:r>
+      <w:r>
+        <w:t xml:space="preserve"> </w:t>
+      </w:r>
+      <w:r>
+        <w:t xml:space="preserve">course.pdf</w:t>
+      </w:r>
+    </w:p>
+    <w:p>
+      <w:pPr>
+        <w:pStyle w:val="Compact"/>
+        <w:numPr>
+          <w:ilvl w:val="1"/>
+          <w:numId w:val="1074"/>
+        </w:numPr>
+      </w:pPr>
+      <w:r>
+        <w:t xml:space="preserve">Дождаться ответа сервера</w:t>
+      </w:r>
+    </w:p>
+    <w:p>
+      <w:pPr>
+        <w:pStyle w:val="Compact"/>
+        <w:numPr>
+          <w:ilvl w:val="1"/>
+          <w:numId w:val="1074"/>
+        </w:numPr>
+      </w:pPr>
+      <w:r>
+        <w:t xml:space="preserve">Сервер возвращает ошибку 400</w:t>
+      </w:r>
+    </w:p>
+    <w:p>
+      <w:pPr>
+        <w:pStyle w:val="Compact"/>
+        <w:numPr>
+          <w:ilvl w:val="1"/>
+          <w:numId w:val="1074"/>
+        </w:numPr>
+      </w:pPr>
+      <w:r>
+        <w:t xml:space="preserve">Сообщение: «Поддерживается только ZIP-архив»</w:t>
+      </w:r>
+    </w:p>
+    <w:p>
+      <w:pPr>
+        <w:pStyle w:val="Compact"/>
+        <w:numPr>
+          <w:ilvl w:val="1"/>
+          <w:numId w:val="1074"/>
+        </w:numPr>
+      </w:pPr>
+      <w:r>
+        <w:t xml:space="preserve">Курс не создаётся в системе</w:t>
+      </w:r>
+    </w:p>
+    <w:bookmarkEnd w:id="54"/>
+    <w:bookmarkStart w:id="55" w:name="tc-adm-course-009"/>
+    <w:p>
+      <w:pPr>
+        <w:pStyle w:val="Heading3"/>
+      </w:pPr>
+      <w:r>
+        <w:t xml:space="preserve">TC-ADM-COURSE-009</w:t>
+      </w:r>
+    </w:p>
+    <w:p>
+      <w:pPr>
+        <w:pStyle w:val="FirstParagraph"/>
+      </w:pPr>
+      <w:r>
+        <w:t xml:space="preserve">Id теста</w:t>
+      </w:r>
+    </w:p>
+    <w:p>
+      <w:pPr>
+        <w:pStyle w:val="BodyText"/>
+      </w:pPr>
+      <w:r>
+        <w:t xml:space="preserve">Название теста</w:t>
+      </w:r>
+    </w:p>
+    <w:p>
+      <w:pPr>
+        <w:pStyle w:val="BodyText"/>
+      </w:pPr>
+      <w:r>
+        <w:t xml:space="preserve">Краткое описание теста</w:t>
+      </w:r>
+    </w:p>
+    <w:p>
+      <w:pPr>
+        <w:pStyle w:val="BodyText"/>
+      </w:pPr>
+      <w:r>
+        <w:t xml:space="preserve">TC-ADM-COURSE-009</w:t>
+      </w:r>
+    </w:p>
+    <w:p>
+      <w:pPr>
+        <w:pStyle w:val="BodyText"/>
+      </w:pPr>
+      <w:r>
+        <w:t xml:space="preserve">Сохранение курса с пустым названием</w:t>
+      </w:r>
+    </w:p>
+    <w:p>
+      <w:pPr>
+        <w:pStyle w:val="BodyText"/>
+      </w:pPr>
+      <w:r>
+        <w:t xml:space="preserve">Проверка валидации при попытке сохранить курс без названия. Приоритет: P1. Тип: N. Предусловия: сеанс администратора активен; открыто окно редактирования курса.</w:t>
+      </w:r>
+    </w:p>
+    <w:p>
+      <w:pPr>
+        <w:pStyle w:val="BodyText"/>
+      </w:pPr>
+      <w:r>
+        <w:t xml:space="preserve">Этапы теста:</w:t>
+      </w:r>
+    </w:p>
+    <w:p>
+      <w:pPr>
+        <w:pStyle w:val="BodyText"/>
+      </w:pPr>
+      <w:r>
+        <w:t xml:space="preserve">Ожидаемый результат:</w:t>
+      </w:r>
+    </w:p>
+    <w:p>
+      <w:pPr>
+        <w:pStyle w:val="BodyText"/>
+      </w:pPr>
+      <w:r>
+        <w:t xml:space="preserve">Фактический результат:</w:t>
+      </w:r>
+    </w:p>
+    <w:p>
+      <w:pPr>
+        <w:pStyle w:val="BodyText"/>
+      </w:pPr>
+      <w:r>
+        <w:t xml:space="preserve">Статус (успешно/завершилось ошибкой)</w:t>
+      </w:r>
+    </w:p>
+    <w:p>
+      <w:pPr>
+        <w:pStyle w:val="Compact"/>
+        <w:numPr>
+          <w:ilvl w:val="0"/>
+          <w:numId w:val="1075"/>
+        </w:numPr>
+      </w:pPr>
+      <w:r>
+        <w:t xml:space="preserve">Нажать «Действия» → «Редактировать»</w:t>
+      </w:r>
+    </w:p>
+    <w:p>
+      <w:pPr>
+        <w:pStyle w:val="Compact"/>
+        <w:numPr>
+          <w:ilvl w:val="1"/>
+          <w:numId w:val="1076"/>
+        </w:numPr>
+      </w:pPr>
+      <w:r>
+        <w:t xml:space="preserve">Очистить поле «Название»</w:t>
+      </w:r>
+    </w:p>
+    <w:p>
+      <w:pPr>
+        <w:pStyle w:val="Compact"/>
+        <w:numPr>
+          <w:ilvl w:val="1"/>
+          <w:numId w:val="1076"/>
+        </w:numPr>
+      </w:pPr>
+      <w:r>
+        <w:t xml:space="preserve">Нажать «Сохранить»</w:t>
+      </w:r>
+    </w:p>
+    <w:p>
+      <w:pPr>
+        <w:pStyle w:val="Compact"/>
+        <w:numPr>
+          <w:ilvl w:val="1"/>
+          <w:numId w:val="1076"/>
+        </w:numPr>
+      </w:pPr>
+      <w:r>
+        <w:t xml:space="preserve">Отображается сообщение «Укажите название курса»</w:t>
+      </w:r>
+    </w:p>
+    <w:p>
+      <w:pPr>
+        <w:pStyle w:val="Compact"/>
+        <w:numPr>
+          <w:ilvl w:val="1"/>
+          <w:numId w:val="1076"/>
+        </w:numPr>
+      </w:pPr>
+      <w:r>
+        <w:t xml:space="preserve">Запрос на обновление не завершается успешно</w:t>
+      </w:r>
+    </w:p>
+    <w:p>
+      <w:pPr>
+        <w:pStyle w:val="Compact"/>
+        <w:numPr>
+          <w:ilvl w:val="1"/>
+          <w:numId w:val="1076"/>
+        </w:numPr>
+      </w:pPr>
+      <w:r>
+        <w:t xml:space="preserve">Название курса в списке не изменяется</w:t>
+      </w:r>
+    </w:p>
+    <w:bookmarkEnd w:id="55"/>
+    <w:bookmarkStart w:id="56" w:name="tc-adm-course-010"/>
+    <w:p>
+      <w:pPr>
+        <w:pStyle w:val="Heading3"/>
+      </w:pPr>
+      <w:r>
+        <w:t xml:space="preserve">TC-ADM-COURSE-010</w:t>
+      </w:r>
+    </w:p>
+    <w:p>
+      <w:pPr>
+        <w:pStyle w:val="FirstParagraph"/>
+      </w:pPr>
+      <w:r>
+        <w:t xml:space="preserve">Id теста</w:t>
+      </w:r>
+    </w:p>
+    <w:p>
+      <w:pPr>
+        <w:pStyle w:val="BodyText"/>
+      </w:pPr>
+      <w:r>
+        <w:t xml:space="preserve">Название теста</w:t>
+      </w:r>
+    </w:p>
+    <w:p>
+      <w:pPr>
+        <w:pStyle w:val="BodyText"/>
+      </w:pPr>
+      <w:r>
+        <w:t xml:space="preserve">Краткое описание теста</w:t>
+      </w:r>
+    </w:p>
+    <w:p>
+      <w:pPr>
+        <w:pStyle w:val="BodyText"/>
+      </w:pPr>
+      <w:r>
+        <w:t xml:space="preserve">TC-ADM-COURSE-010</w:t>
+      </w:r>
+    </w:p>
+    <w:p>
+      <w:pPr>
+        <w:pStyle w:val="BodyText"/>
+      </w:pPr>
+      <w:r>
+        <w:t xml:space="preserve">Импорт повреждённого ZIP-архива</w:t>
+      </w:r>
+    </w:p>
+    <w:p>
+      <w:pPr>
+        <w:pStyle w:val="BodyText"/>
+      </w:pPr>
+      <w:r>
+        <w:t xml:space="preserve">Проверка обработки некорректного или повреждённого ZIP-файла при загрузке курса. Приоритет: P2. Тип: N. Предусловия: сеанс администратора активен; подготовлен повреждённый файл с расширением</w:t>
+      </w:r>
+      <w:r>
+        <w:t xml:space="preserve"> </w:t>
+      </w:r>
+      <w:r>
+        <w:t xml:space="preserve">.zip</w:t>
+      </w:r>
+      <w:r>
+        <w:t xml:space="preserve">.</w:t>
+      </w:r>
+    </w:p>
+    <w:p>
+      <w:pPr>
+        <w:pStyle w:val="BodyText"/>
+      </w:pPr>
+      <w:r>
+        <w:t xml:space="preserve">Этапы теста:</w:t>
+      </w:r>
+    </w:p>
+    <w:p>
+      <w:pPr>
+        <w:pStyle w:val="BodyText"/>
+      </w:pPr>
+      <w:r>
+        <w:t xml:space="preserve">Ожидаемый результат:</w:t>
+      </w:r>
+    </w:p>
+    <w:p>
+      <w:pPr>
+        <w:pStyle w:val="BodyText"/>
+      </w:pPr>
+      <w:r>
+        <w:t xml:space="preserve">Фактический результат:</w:t>
+      </w:r>
+    </w:p>
+    <w:p>
+      <w:pPr>
+        <w:pStyle w:val="BodyText"/>
+      </w:pPr>
+      <w:r>
+        <w:t xml:space="preserve">Статус (успешно/завершилось ошибкой)</w:t>
+      </w:r>
+    </w:p>
+    <w:p>
+      <w:pPr>
+        <w:pStyle w:val="Compact"/>
+        <w:numPr>
+          <w:ilvl w:val="0"/>
+          <w:numId w:val="1077"/>
+        </w:numPr>
+      </w:pPr>
+      <w:r>
+        <w:t xml:space="preserve">Нажать «Загрузить курс»</w:t>
+      </w:r>
+    </w:p>
+    <w:p>
+      <w:pPr>
+        <w:pStyle w:val="Compact"/>
+        <w:numPr>
+          <w:ilvl w:val="1"/>
+          <w:numId w:val="1078"/>
+        </w:numPr>
+      </w:pPr>
+      <w:r>
+        <w:t xml:space="preserve">Выбрать повреждённый ZIP-файл</w:t>
+      </w:r>
+    </w:p>
+    <w:p>
+      <w:pPr>
+        <w:pStyle w:val="Compact"/>
+        <w:numPr>
+          <w:ilvl w:val="1"/>
+          <w:numId w:val="1078"/>
+        </w:numPr>
+      </w:pPr>
+      <w:r>
+        <w:t xml:space="preserve">Дождаться ответа сервера</w:t>
+      </w:r>
+    </w:p>
+    <w:p>
+      <w:pPr>
+        <w:pStyle w:val="Compact"/>
+        <w:numPr>
+          <w:ilvl w:val="1"/>
+          <w:numId w:val="1078"/>
+        </w:numPr>
+      </w:pPr>
+      <w:r>
+        <w:t xml:space="preserve">Загрузка завершается с ошибкой</w:t>
+      </w:r>
+    </w:p>
+    <w:p>
+      <w:pPr>
+        <w:pStyle w:val="Compact"/>
+        <w:numPr>
+          <w:ilvl w:val="1"/>
+          <w:numId w:val="1078"/>
+        </w:numPr>
+      </w:pPr>
+      <w:r>
+        <w:t xml:space="preserve">Сообщение: «Повреждённый ZIP-архив»</w:t>
+      </w:r>
+    </w:p>
+    <w:p>
+      <w:pPr>
+        <w:pStyle w:val="Compact"/>
+        <w:numPr>
+          <w:ilvl w:val="1"/>
+          <w:numId w:val="1078"/>
+        </w:numPr>
+      </w:pPr>
+      <w:r>
+        <w:t xml:space="preserve">Курс не добавляется в список и в БД</w:t>
+      </w:r>
+    </w:p>
+    <w:bookmarkEnd w:id="56"/>
+    <w:bookmarkStart w:id="57" w:name="tc-adm-course-011"/>
+    <w:p>
+      <w:pPr>
+        <w:pStyle w:val="Heading3"/>
+      </w:pPr>
+      <w:r>
+        <w:t xml:space="preserve">TC-ADM-COURSE-011</w:t>
+      </w:r>
+    </w:p>
+    <w:p>
+      <w:pPr>
+        <w:pStyle w:val="FirstParagraph"/>
+      </w:pPr>
+      <w:r>
+        <w:t xml:space="preserve">Id теста</w:t>
+      </w:r>
+    </w:p>
+    <w:p>
+      <w:pPr>
+        <w:pStyle w:val="BodyText"/>
+      </w:pPr>
+      <w:r>
+        <w:t xml:space="preserve">Название теста</w:t>
+      </w:r>
+    </w:p>
+    <w:p>
+      <w:pPr>
+        <w:pStyle w:val="BodyText"/>
+      </w:pPr>
+      <w:r>
+        <w:t xml:space="preserve">Краткое описание теста</w:t>
+      </w:r>
+    </w:p>
+    <w:p>
+      <w:pPr>
+        <w:pStyle w:val="BodyText"/>
+      </w:pPr>
+      <w:r>
+        <w:t xml:space="preserve">TC-ADM-COURSE-011</w:t>
+      </w:r>
+    </w:p>
+    <w:p>
+      <w:pPr>
+        <w:pStyle w:val="BodyText"/>
+      </w:pPr>
+      <w:r>
+        <w:t xml:space="preserve">Отмена удаления курса</w:t>
+      </w:r>
+    </w:p>
+    <w:p>
+      <w:pPr>
+        <w:pStyle w:val="BodyText"/>
+      </w:pPr>
+      <w:r>
+        <w:t xml:space="preserve">Проверка сохранения курса при отказе администратора от подтверждения удаления. Приоритет: P3. Тип: N, UI. Предусловия: сеанс администратора активен; в списке есть курс для проверки.</w:t>
+      </w:r>
+    </w:p>
+    <w:p>
+      <w:pPr>
+        <w:pStyle w:val="BodyText"/>
+      </w:pPr>
+      <w:r>
+        <w:t xml:space="preserve">Этапы теста:</w:t>
+      </w:r>
+    </w:p>
+    <w:p>
+      <w:pPr>
+        <w:pStyle w:val="BodyText"/>
+      </w:pPr>
+      <w:r>
+        <w:t xml:space="preserve">Ожидаемый результат:</w:t>
+      </w:r>
+    </w:p>
+    <w:p>
+      <w:pPr>
+        <w:pStyle w:val="BodyText"/>
+      </w:pPr>
+      <w:r>
+        <w:t xml:space="preserve">Фактический результат:</w:t>
+      </w:r>
+    </w:p>
+    <w:p>
+      <w:pPr>
+        <w:pStyle w:val="BodyText"/>
+      </w:pPr>
+      <w:r>
+        <w:t xml:space="preserve">Статус (успешно/завершилось ошибкой)</w:t>
+      </w:r>
+    </w:p>
+    <w:p>
+      <w:pPr>
+        <w:pStyle w:val="Compact"/>
+        <w:numPr>
+          <w:ilvl w:val="0"/>
+          <w:numId w:val="1079"/>
+        </w:numPr>
+      </w:pPr>
+      <w:r>
+        <w:t xml:space="preserve">Нажать «Действия» → «Удалить курс»</w:t>
+      </w:r>
+    </w:p>
+    <w:p>
+      <w:pPr>
+        <w:pStyle w:val="Compact"/>
+        <w:numPr>
+          <w:ilvl w:val="1"/>
+          <w:numId w:val="1080"/>
+        </w:numPr>
+      </w:pPr>
+      <w:r>
+        <w:t xml:space="preserve">В модальном окне нажать «Отмена»</w:t>
+      </w:r>
+    </w:p>
+    <w:p>
+      <w:pPr>
+        <w:pStyle w:val="Compact"/>
+        <w:numPr>
+          <w:ilvl w:val="1"/>
+          <w:numId w:val="1080"/>
+        </w:numPr>
+      </w:pPr>
+      <w:r>
+        <w:t xml:space="preserve">Проверить список курсов</w:t>
+      </w:r>
+    </w:p>
+    <w:p>
+      <w:pPr>
+        <w:pStyle w:val="Compact"/>
+        <w:numPr>
+          <w:ilvl w:val="1"/>
+          <w:numId w:val="1080"/>
+        </w:numPr>
+      </w:pPr>
+      <w:r>
+        <w:t xml:space="preserve">Открывается диалог подтверждения удаления</w:t>
+      </w:r>
+    </w:p>
+    <w:p>
+      <w:pPr>
+        <w:pStyle w:val="Compact"/>
+        <w:numPr>
+          <w:ilvl w:val="1"/>
+          <w:numId w:val="1080"/>
+        </w:numPr>
+      </w:pPr>
+      <w:r>
+        <w:t xml:space="preserve">Диалог закрывается без удаления</w:t>
+      </w:r>
+    </w:p>
+    <w:p>
+      <w:pPr>
+        <w:pStyle w:val="Compact"/>
+        <w:numPr>
+          <w:ilvl w:val="1"/>
+          <w:numId w:val="1080"/>
+        </w:numPr>
+      </w:pPr>
+      <w:r>
+        <w:t xml:space="preserve">Курс остаётся в списке</w:t>
+      </w:r>
+    </w:p>
+    <w:p>
+      <w:pPr>
+        <w:pStyle w:val="Compact"/>
+        <w:numPr>
+          <w:ilvl w:val="1"/>
+          <w:numId w:val="1080"/>
+        </w:numPr>
+      </w:pPr>
+      <w:r>
+        <w:t xml:space="preserve">Запись в таблице</w:t>
+      </w:r>
+      <w:r>
+        <w:t xml:space="preserve"> </w:t>
+      </w:r>
+      <w:r>
+        <w:t xml:space="preserve">Courses</w:t>
+      </w:r>
+      <w:r>
+        <w:t xml:space="preserve"> </w:t>
+      </w:r>
+      <w:r>
+        <w:t xml:space="preserve">и папка курса на диске сохраняются</w:t>
       </w:r>
     </w:p>
     <w:p>
@@ -5980,24 +8614,24 @@
         </w:pict>
       </w:r>
     </w:p>
-    <w:bookmarkEnd w:id="43"/>
-    <w:bookmarkEnd w:id="44"/>
-    <w:bookmarkStart w:id="47" w:name="модуль-интерфейс-lms"/>
+    <w:bookmarkEnd w:id="57"/>
+    <w:bookmarkEnd w:id="58"/>
+    <w:bookmarkStart w:id="63" w:name="модуль-отчёты-и-интерфейс-администратора"/>
     <w:p>
       <w:pPr>
         <w:pStyle w:val="Heading2"/>
       </w:pPr>
       <w:r>
-        <w:t xml:space="preserve">8. Модуль: Интерфейс LMS</w:t>
-      </w:r>
-    </w:p>
-    <w:bookmarkStart w:id="45" w:name="tc-ui-001"/>
+        <w:t xml:space="preserve">8. Модуль: Отчёты и интерфейс администратора</w:t>
+      </w:r>
+    </w:p>
+    <w:bookmarkStart w:id="59" w:name="tc-adm-rpt-001"/>
     <w:p>
       <w:pPr>
         <w:pStyle w:val="Heading3"/>
       </w:pPr>
       <w:r>
-        <w:t xml:space="preserve">TC-UI-001</w:t>
+        <w:t xml:space="preserve">TC-ADM-RPT-001</w:t>
       </w:r>
     </w:p>
     <w:p>
@@ -6029,23 +8663,23 @@
         <w:pStyle w:val="BodyText"/>
       </w:pPr>
       <w:r>
-        <w:t xml:space="preserve">TC-UI-001</w:t>
-      </w:r>
-    </w:p>
-    <w:p>
-      <w:pPr>
-        <w:pStyle w:val="BodyText"/>
-      </w:pPr>
-      <w:r>
-        <w:t xml:space="preserve">Меню аккаунта под кнопкой ☰</w:t>
-      </w:r>
-    </w:p>
-    <w:p>
-      <w:pPr>
-        <w:pStyle w:val="BodyText"/>
-      </w:pPr>
-      <w:r>
-        <w:t xml:space="preserve">Проверка корректного позиционирования выпадающего меню и отсутствия пункта «Обратная связь». Приоритет: P2. Тип: UI. Предусловия: пользователь авторизован.</w:t>
+        <w:t xml:space="preserve">TC-ADM-RPT-001</w:t>
+      </w:r>
+    </w:p>
+    <w:p>
+      <w:pPr>
+        <w:pStyle w:val="BodyText"/>
+      </w:pPr>
+      <w:r>
+        <w:t xml:space="preserve">Формирование Excel-отчёта администратором</w:t>
+      </w:r>
+    </w:p>
+    <w:p>
+      <w:pPr>
+        <w:pStyle w:val="BodyText"/>
+      </w:pPr>
+      <w:r>
+        <w:t xml:space="preserve">Проверка скачивания отчёта по результатам обучения в формате, аналогичном iSpring Learn. Приоритет: P1. Тип: F, I. Предусловия: сеанс администратора активен; в БД есть завершённые и незавершённые назначения.</w:t>
       </w:r>
     </w:p>
     <w:p>
@@ -6085,81 +8719,135 @@
         <w:pStyle w:val="Compact"/>
         <w:numPr>
           <w:ilvl w:val="0"/>
-          <w:numId w:val="1053"/>
-        </w:numPr>
-      </w:pPr>
-      <w:r>
-        <w:t xml:space="preserve">Открыть любую страницу LMS</w:t>
-      </w:r>
-    </w:p>
-    <w:p>
-      <w:pPr>
-        <w:pStyle w:val="Compact"/>
-        <w:numPr>
-          <w:ilvl w:val="1"/>
-          <w:numId w:val="1054"/>
-        </w:numPr>
-      </w:pPr>
-      <w:r>
-        <w:t xml:space="preserve">Нажать ☰ на широком экране (≥ 1920 px)</w:t>
-      </w:r>
-    </w:p>
-    <w:p>
-      <w:pPr>
-        <w:pStyle w:val="Compact"/>
-        <w:numPr>
-          <w:ilvl w:val="1"/>
-          <w:numId w:val="1054"/>
-        </w:numPr>
-      </w:pPr>
-      <w:r>
-        <w:t xml:space="preserve">Проверить пункты меню</w:t>
-      </w:r>
-    </w:p>
-    <w:p>
-      <w:pPr>
-        <w:pStyle w:val="Compact"/>
-        <w:numPr>
-          <w:ilvl w:val="1"/>
-          <w:numId w:val="1054"/>
-        </w:numPr>
-      </w:pPr>
-      <w:r>
-        <w:t xml:space="preserve">Меню открывается под кнопкой ☰, выравнено по правому краю кнопки</w:t>
-      </w:r>
-    </w:p>
-    <w:p>
-      <w:pPr>
-        <w:pStyle w:val="Compact"/>
-        <w:numPr>
-          <w:ilvl w:val="1"/>
-          <w:numId w:val="1054"/>
-        </w:numPr>
-      </w:pPr>
-      <w:r>
-        <w:t xml:space="preserve">На широком экране меню не смещается к правому краю окна</w:t>
-      </w:r>
-    </w:p>
-    <w:p>
-      <w:pPr>
-        <w:pStyle w:val="Compact"/>
-        <w:numPr>
-          <w:ilvl w:val="1"/>
-          <w:numId w:val="1054"/>
-        </w:numPr>
-      </w:pPr>
-      <w:r>
-        <w:t xml:space="preserve">Пункт «Обратная связь» отсутствует для всех ролей</w:t>
-      </w:r>
-    </w:p>
-    <w:bookmarkEnd w:id="45"/>
-    <w:bookmarkStart w:id="46" w:name="tc-ui-002"/>
+          <w:numId w:val="1081"/>
+        </w:numPr>
+      </w:pPr>
+      <w:r>
+        <w:t xml:space="preserve">Открыть</w:t>
+      </w:r>
+      <w:r>
+        <w:t xml:space="preserve"> </w:t>
+      </w:r>
+      <w:r>
+        <w:t xml:space="preserve">rating.html</w:t>
+      </w:r>
+    </w:p>
+    <w:p>
+      <w:pPr>
+        <w:pStyle w:val="Compact"/>
+        <w:numPr>
+          <w:ilvl w:val="1"/>
+          <w:numId w:val="1082"/>
+        </w:numPr>
+      </w:pPr>
+      <w:r>
+        <w:t xml:space="preserve">Нажать «Отчёт»</w:t>
+      </w:r>
+    </w:p>
+    <w:p>
+      <w:pPr>
+        <w:pStyle w:val="Compact"/>
+        <w:numPr>
+          <w:ilvl w:val="1"/>
+          <w:numId w:val="1082"/>
+        </w:numPr>
+      </w:pPr>
+      <w:r>
+        <w:t xml:space="preserve">Оставить фильтры по умолчанию или указать курс</w:t>
+      </w:r>
+    </w:p>
+    <w:p>
+      <w:pPr>
+        <w:pStyle w:val="Compact"/>
+        <w:numPr>
+          <w:ilvl w:val="1"/>
+          <w:numId w:val="1082"/>
+        </w:numPr>
+      </w:pPr>
+      <w:r>
+        <w:t xml:space="preserve">Подтвердить формирование</w:t>
+      </w:r>
+    </w:p>
+    <w:p>
+      <w:pPr>
+        <w:pStyle w:val="Compact"/>
+        <w:numPr>
+          <w:ilvl w:val="1"/>
+          <w:numId w:val="1082"/>
+        </w:numPr>
+      </w:pPr>
+      <w:r>
+        <w:t xml:space="preserve">Открыть скачанный файл</w:t>
+      </w:r>
+      <w:r>
+        <w:t xml:space="preserve"> </w:t>
+      </w:r>
+      <w:r>
+        <w:t xml:space="preserve">course_report.xlsx</w:t>
+      </w:r>
+    </w:p>
+    <w:p>
+      <w:pPr>
+        <w:pStyle w:val="Compact"/>
+        <w:numPr>
+          <w:ilvl w:val="1"/>
+          <w:numId w:val="1082"/>
+        </w:numPr>
+      </w:pPr>
+      <w:r>
+        <w:t xml:space="preserve">Скачивается файл</w:t>
+      </w:r>
+      <w:r>
+        <w:t xml:space="preserve"> </w:t>
+      </w:r>
+      <w:r>
+        <w:t xml:space="preserve">course_report.xlsx</w:t>
+      </w:r>
+    </w:p>
+    <w:p>
+      <w:pPr>
+        <w:pStyle w:val="Compact"/>
+        <w:numPr>
+          <w:ilvl w:val="1"/>
+          <w:numId w:val="1082"/>
+        </w:numPr>
+      </w:pPr>
+      <w:r>
+        <w:t xml:space="preserve">На листе «Результаты» есть сводка: «Пройдено/не пройдено», «Средний балл»</w:t>
+      </w:r>
+    </w:p>
+    <w:p>
+      <w:pPr>
+        <w:pStyle w:val="Compact"/>
+        <w:numPr>
+          <w:ilvl w:val="1"/>
+          <w:numId w:val="1082"/>
+        </w:numPr>
+      </w:pPr>
+      <w:r>
+        <w:t xml:space="preserve">Таблица содержит столбцы: Дата, Название, Сотрудник, Длительность, Статус, Балл</w:t>
+      </w:r>
+    </w:p>
+    <w:p>
+      <w:pPr>
+        <w:pStyle w:val="Compact"/>
+        <w:numPr>
+          <w:ilvl w:val="1"/>
+          <w:numId w:val="1082"/>
+        </w:numPr>
+      </w:pPr>
+      <w:r>
+        <w:t xml:space="preserve">Статус «Завершен» выделен зелёным, «Не пройден» — красным</w:t>
+      </w:r>
+    </w:p>
+    <w:bookmarkEnd w:id="59"/>
+    <w:bookmarkStart w:id="60" w:name="tc-adm-rpt-002"/>
     <w:p>
       <w:pPr>
         <w:pStyle w:val="Heading3"/>
       </w:pPr>
       <w:r>
-        <w:t xml:space="preserve">TC-UI-002</w:t>
+        <w:t xml:space="preserve">TC-ADM-RPT-002</w:t>
       </w:r>
     </w:p>
     <w:p>
@@ -6191,23 +8879,32 @@
         <w:pStyle w:val="BodyText"/>
       </w:pPr>
       <w:r>
-        <w:t xml:space="preserve">TC-UI-002</w:t>
-      </w:r>
-    </w:p>
-    <w:p>
-      <w:pPr>
-        <w:pStyle w:val="BodyText"/>
-      </w:pPr>
-      <w:r>
-        <w:t xml:space="preserve">Пункты меню эксперта</w:t>
-      </w:r>
-    </w:p>
-    <w:p>
-      <w:pPr>
-        <w:pStyle w:val="BodyText"/>
-      </w:pPr>
-      <w:r>
-        <w:t xml:space="preserve">Проверка состава меню эксперта и запрета редактирования профиля через URL. Приоритет: P2. Тип: UI. Предусловия: эксперт авторизован.</w:t>
+        <w:t xml:space="preserve">TC-ADM-RPT-002</w:t>
+      </w:r>
+    </w:p>
+    <w:p>
+      <w:pPr>
+        <w:pStyle w:val="BodyText"/>
+      </w:pPr>
+      <w:r>
+        <w:t xml:space="preserve">Отчёт без данных по заданным фильтрам</w:t>
+      </w:r>
+    </w:p>
+    <w:p>
+      <w:pPr>
+        <w:pStyle w:val="BodyText"/>
+      </w:pPr>
+      <w:r>
+        <w:t xml:space="preserve">Проверка обработки ситуации, когда по выбранным фильтрам нет записей для выгрузки. Приоритет: P2. Тип: N. Предусловия: сеанс администратора активен; открыта страница</w:t>
+      </w:r>
+      <w:r>
+        <w:t xml:space="preserve"> </w:t>
+      </w:r>
+      <w:r>
+        <w:t xml:space="preserve">rating.html</w:t>
+      </w:r>
+      <w:r>
+        <w:t xml:space="preserve">.</w:t>
       </w:r>
     </w:p>
     <w:p>
@@ -6247,7 +8944,217 @@
         <w:pStyle w:val="Compact"/>
         <w:numPr>
           <w:ilvl w:val="0"/>
-          <w:numId w:val="1055"/>
+          <w:numId w:val="1083"/>
+        </w:numPr>
+      </w:pPr>
+      <w:r>
+        <w:t xml:space="preserve">Нажать «Отчёт»</w:t>
+      </w:r>
+    </w:p>
+    <w:p>
+      <w:pPr>
+        <w:pStyle w:val="Compact"/>
+        <w:numPr>
+          <w:ilvl w:val="1"/>
+          <w:numId w:val="1084"/>
+        </w:numPr>
+      </w:pPr>
+      <w:r>
+        <w:t xml:space="preserve">Указать период, в котором нет назначений, или несуществующего сотрудника</w:t>
+      </w:r>
+    </w:p>
+    <w:p>
+      <w:pPr>
+        <w:pStyle w:val="Compact"/>
+        <w:numPr>
+          <w:ilvl w:val="1"/>
+          <w:numId w:val="1084"/>
+        </w:numPr>
+      </w:pPr>
+      <w:r>
+        <w:t xml:space="preserve">Подтвердить формирование</w:t>
+      </w:r>
+    </w:p>
+    <w:p>
+      <w:pPr>
+        <w:pStyle w:val="Compact"/>
+        <w:numPr>
+          <w:ilvl w:val="1"/>
+          <w:numId w:val="1084"/>
+        </w:numPr>
+      </w:pPr>
+      <w:r>
+        <w:t xml:space="preserve">Файл Excel не скачивается</w:t>
+      </w:r>
+    </w:p>
+    <w:p>
+      <w:pPr>
+        <w:pStyle w:val="Compact"/>
+        <w:numPr>
+          <w:ilvl w:val="1"/>
+          <w:numId w:val="1084"/>
+        </w:numPr>
+      </w:pPr>
+      <w:r>
+        <w:t xml:space="preserve">Отображается сообщение об отсутствии данных для отчёта</w:t>
+      </w:r>
+    </w:p>
+    <w:p>
+      <w:pPr>
+        <w:pStyle w:val="Compact"/>
+        <w:numPr>
+          <w:ilvl w:val="1"/>
+          <w:numId w:val="1084"/>
+        </w:numPr>
+      </w:pPr>
+      <w:r>
+        <w:t xml:space="preserve">API возвращает код 404 или аналогичную ошибку без создания пустого файла</w:t>
+      </w:r>
+    </w:p>
+    <w:bookmarkEnd w:id="60"/>
+    <w:bookmarkStart w:id="61" w:name="tc-adm-ui-001"/>
+    <w:p>
+      <w:pPr>
+        <w:pStyle w:val="Heading3"/>
+      </w:pPr>
+      <w:r>
+        <w:t xml:space="preserve">TC-ADM-UI-001</w:t>
+      </w:r>
+    </w:p>
+    <w:p>
+      <w:pPr>
+        <w:pStyle w:val="FirstParagraph"/>
+      </w:pPr>
+      <w:r>
+        <w:t xml:space="preserve">Id теста</w:t>
+      </w:r>
+    </w:p>
+    <w:p>
+      <w:pPr>
+        <w:pStyle w:val="BodyText"/>
+      </w:pPr>
+      <w:r>
+        <w:t xml:space="preserve">Название теста</w:t>
+      </w:r>
+    </w:p>
+    <w:p>
+      <w:pPr>
+        <w:pStyle w:val="BodyText"/>
+      </w:pPr>
+      <w:r>
+        <w:t xml:space="preserve">Краткое описание теста</w:t>
+      </w:r>
+    </w:p>
+    <w:p>
+      <w:pPr>
+        <w:pStyle w:val="BodyText"/>
+      </w:pPr>
+      <w:r>
+        <w:t xml:space="preserve">TC-ADM-UI-001</w:t>
+      </w:r>
+    </w:p>
+    <w:p>
+      <w:pPr>
+        <w:pStyle w:val="BodyText"/>
+      </w:pPr>
+      <w:r>
+        <w:t xml:space="preserve">Навигация администратора</w:t>
+      </w:r>
+    </w:p>
+    <w:p>
+      <w:pPr>
+        <w:pStyle w:val="BodyText"/>
+      </w:pPr>
+      <w:r>
+        <w:t xml:space="preserve">Проверка состава главного меню и доступных страниц для роли администратора. Приоритет: P2. Тип: F, UI. Предусловия: сеанс администратора активен.</w:t>
+      </w:r>
+    </w:p>
+    <w:p>
+      <w:pPr>
+        <w:pStyle w:val="BodyText"/>
+      </w:pPr>
+      <w:r>
+        <w:t xml:space="preserve">Этапы теста:</w:t>
+      </w:r>
+    </w:p>
+    <w:p>
+      <w:pPr>
+        <w:pStyle w:val="BodyText"/>
+      </w:pPr>
+      <w:r>
+        <w:t xml:space="preserve">Ожидаемый результат:</w:t>
+      </w:r>
+    </w:p>
+    <w:p>
+      <w:pPr>
+        <w:pStyle w:val="BodyText"/>
+      </w:pPr>
+      <w:r>
+        <w:t xml:space="preserve">Фактический результат:</w:t>
+      </w:r>
+    </w:p>
+    <w:p>
+      <w:pPr>
+        <w:pStyle w:val="BodyText"/>
+      </w:pPr>
+      <w:r>
+        <w:t xml:space="preserve">Статус (успешно/завершилось ошибкой)</w:t>
+      </w:r>
+    </w:p>
+    <w:p>
+      <w:pPr>
+        <w:pStyle w:val="Compact"/>
+        <w:numPr>
+          <w:ilvl w:val="0"/>
+          <w:numId w:val="1085"/>
+        </w:numPr>
+      </w:pPr>
+      <w:r>
+        <w:t xml:space="preserve">Открыть стартовую страницу</w:t>
+      </w:r>
+      <w:r>
+        <w:t xml:space="preserve"> </w:t>
+      </w:r>
+      <w:r>
+        <w:t xml:space="preserve">users.html</w:t>
+      </w:r>
+    </w:p>
+    <w:p>
+      <w:pPr>
+        <w:pStyle w:val="Compact"/>
+        <w:numPr>
+          <w:ilvl w:val="1"/>
+          <w:numId w:val="1086"/>
+        </w:numPr>
+      </w:pPr>
+      <w:r>
+        <w:t xml:space="preserve">Проверить пункты верхнего меню</w:t>
+      </w:r>
+    </w:p>
+    <w:p>
+      <w:pPr>
+        <w:pStyle w:val="Compact"/>
+        <w:numPr>
+          <w:ilvl w:val="1"/>
+          <w:numId w:val="1086"/>
+        </w:numPr>
+      </w:pPr>
+      <w:r>
+        <w:t xml:space="preserve">Перейти на</w:t>
+      </w:r>
+      <w:r>
+        <w:t xml:space="preserve"> </w:t>
+      </w:r>
+      <w:r>
+        <w:t xml:space="preserve">admin-courses.html</w:t>
+      </w:r>
+    </w:p>
+    <w:p>
+      <w:pPr>
+        <w:pStyle w:val="Compact"/>
+        <w:numPr>
+          <w:ilvl w:val="1"/>
+          <w:numId w:val="1086"/>
         </w:numPr>
       </w:pPr>
       <w:r>
@@ -6257,31 +9164,187 @@
         <w:t xml:space="preserve"> </w:t>
       </w:r>
       <w:r>
-        <w:t xml:space="preserve">assignments.html</w:t>
-      </w:r>
-    </w:p>
-    <w:p>
-      <w:pPr>
-        <w:pStyle w:val="Compact"/>
-        <w:numPr>
-          <w:ilvl w:val="1"/>
-          <w:numId w:val="1056"/>
-        </w:numPr>
-      </w:pPr>
-      <w:r>
-        <w:t xml:space="preserve">Нажать ☰</w:t>
-      </w:r>
-    </w:p>
-    <w:p>
-      <w:pPr>
-        <w:pStyle w:val="Compact"/>
-        <w:numPr>
-          <w:ilvl w:val="1"/>
-          <w:numId w:val="1056"/>
-        </w:numPr>
-      </w:pPr>
-      <w:r>
-        <w:t xml:space="preserve">Открыть</w:t>
+        <w:t xml:space="preserve">rating.html</w:t>
+      </w:r>
+      <w:r>
+        <w:t xml:space="preserve"> </w:t>
+      </w:r>
+      <w:r>
+        <w:t xml:space="preserve">по прямой ссылке</w:t>
+      </w:r>
+    </w:p>
+    <w:p>
+      <w:pPr>
+        <w:pStyle w:val="Compact"/>
+        <w:numPr>
+          <w:ilvl w:val="1"/>
+          <w:numId w:val="1086"/>
+        </w:numPr>
+      </w:pPr>
+      <w:r>
+        <w:t xml:space="preserve">В меню доступны только «Пользователи» и «Курсы»</w:t>
+      </w:r>
+    </w:p>
+    <w:p>
+      <w:pPr>
+        <w:pStyle w:val="Compact"/>
+        <w:numPr>
+          <w:ilvl w:val="1"/>
+          <w:numId w:val="1086"/>
+        </w:numPr>
+      </w:pPr>
+      <w:r>
+        <w:t xml:space="preserve">Пункты «Назначения» и «Моё обучение» отсутствуют</w:t>
+      </w:r>
+    </w:p>
+    <w:p>
+      <w:pPr>
+        <w:pStyle w:val="Compact"/>
+        <w:numPr>
+          <w:ilvl w:val="1"/>
+          <w:numId w:val="1086"/>
+        </w:numPr>
+      </w:pPr>
+      <w:r>
+        <w:t xml:space="preserve">Переход между страницами выполняется без ошибок</w:t>
+      </w:r>
+    </w:p>
+    <w:p>
+      <w:pPr>
+        <w:pStyle w:val="Compact"/>
+        <w:numPr>
+          <w:ilvl w:val="1"/>
+          <w:numId w:val="1086"/>
+        </w:numPr>
+      </w:pPr>
+      <w:r>
+        <w:t xml:space="preserve">Страница рейтинга открывается и отображает таблицу результатов</w:t>
+      </w:r>
+    </w:p>
+    <w:bookmarkEnd w:id="61"/>
+    <w:bookmarkStart w:id="62" w:name="tc-adm-ui-002"/>
+    <w:p>
+      <w:pPr>
+        <w:pStyle w:val="Heading3"/>
+      </w:pPr>
+      <w:r>
+        <w:t xml:space="preserve">TC-ADM-UI-002</w:t>
+      </w:r>
+    </w:p>
+    <w:p>
+      <w:pPr>
+        <w:pStyle w:val="FirstParagraph"/>
+      </w:pPr>
+      <w:r>
+        <w:t xml:space="preserve">Id теста</w:t>
+      </w:r>
+    </w:p>
+    <w:p>
+      <w:pPr>
+        <w:pStyle w:val="BodyText"/>
+      </w:pPr>
+      <w:r>
+        <w:t xml:space="preserve">Название теста</w:t>
+      </w:r>
+    </w:p>
+    <w:p>
+      <w:pPr>
+        <w:pStyle w:val="BodyText"/>
+      </w:pPr>
+      <w:r>
+        <w:t xml:space="preserve">Краткое описание теста</w:t>
+      </w:r>
+    </w:p>
+    <w:p>
+      <w:pPr>
+        <w:pStyle w:val="BodyText"/>
+      </w:pPr>
+      <w:r>
+        <w:t xml:space="preserve">TC-ADM-UI-002</w:t>
+      </w:r>
+    </w:p>
+    <w:p>
+      <w:pPr>
+        <w:pStyle w:val="BodyText"/>
+      </w:pPr>
+      <w:r>
+        <w:t xml:space="preserve">Профиль администратора только для просмотра</w:t>
+      </w:r>
+    </w:p>
+    <w:p>
+      <w:pPr>
+        <w:pStyle w:val="BodyText"/>
+      </w:pPr>
+      <w:r>
+        <w:t xml:space="preserve">Проверка ограничения редактирования личных данных администратором через интерфейс. Приоритет: P2. Тип: N, UI. Предусловия: сеанс администратора активен.</w:t>
+      </w:r>
+    </w:p>
+    <w:p>
+      <w:pPr>
+        <w:pStyle w:val="BodyText"/>
+      </w:pPr>
+      <w:r>
+        <w:t xml:space="preserve">Этапы теста:</w:t>
+      </w:r>
+    </w:p>
+    <w:p>
+      <w:pPr>
+        <w:pStyle w:val="BodyText"/>
+      </w:pPr>
+      <w:r>
+        <w:t xml:space="preserve">Ожидаемый результат:</w:t>
+      </w:r>
+    </w:p>
+    <w:p>
+      <w:pPr>
+        <w:pStyle w:val="BodyText"/>
+      </w:pPr>
+      <w:r>
+        <w:t xml:space="preserve">Фактический результат:</w:t>
+      </w:r>
+    </w:p>
+    <w:p>
+      <w:pPr>
+        <w:pStyle w:val="BodyText"/>
+      </w:pPr>
+      <w:r>
+        <w:t xml:space="preserve">Статус (успешно/завершилось ошибкой)</w:t>
+      </w:r>
+    </w:p>
+    <w:p>
+      <w:pPr>
+        <w:pStyle w:val="Compact"/>
+        <w:numPr>
+          <w:ilvl w:val="0"/>
+          <w:numId w:val="1087"/>
+        </w:numPr>
+      </w:pPr>
+      <w:r>
+        <w:t xml:space="preserve">Меню аккаунта → «Открыть профиль»</w:t>
+      </w:r>
+    </w:p>
+    <w:p>
+      <w:pPr>
+        <w:pStyle w:val="Compact"/>
+        <w:numPr>
+          <w:ilvl w:val="1"/>
+          <w:numId w:val="1088"/>
+        </w:numPr>
+      </w:pPr>
+      <w:r>
+        <w:t xml:space="preserve">Проверить наличие полей редактирования</w:t>
+      </w:r>
+    </w:p>
+    <w:p>
+      <w:pPr>
+        <w:pStyle w:val="Compact"/>
+        <w:numPr>
+          <w:ilvl w:val="1"/>
+          <w:numId w:val="1088"/>
+        </w:numPr>
+      </w:pPr>
+      <w:r>
+        <w:t xml:space="preserve">Попытаться открыть</w:t>
       </w:r>
       <w:r>
         <w:t xml:space="preserve"> </w:t>
@@ -6289,59 +9352,65 @@
       <w:r>
         <w:t xml:space="preserve">profile.html?edit=1</w:t>
       </w:r>
-      <w:r>
-        <w:t xml:space="preserve"> </w:t>
-      </w:r>
-      <w:r>
-        <w:t xml:space="preserve">напрямую</w:t>
-      </w:r>
-    </w:p>
-    <w:p>
-      <w:pPr>
-        <w:pStyle w:val="Compact"/>
-        <w:numPr>
-          <w:ilvl w:val="1"/>
-          <w:numId w:val="1056"/>
-        </w:numPr>
-      </w:pPr>
-      <w:r>
-        <w:t xml:space="preserve">В меню только «Личный кабинет» и «Выйти»</w:t>
-      </w:r>
-    </w:p>
-    <w:p>
-      <w:pPr>
-        <w:pStyle w:val="Compact"/>
-        <w:numPr>
-          <w:ilvl w:val="1"/>
-          <w:numId w:val="1056"/>
-        </w:numPr>
-      </w:pPr>
-      <w:r>
-        <w:t xml:space="preserve">Пункт «Редактировать профиль» отсутствует</w:t>
-      </w:r>
-    </w:p>
-    <w:p>
-      <w:pPr>
-        <w:pStyle w:val="Compact"/>
-        <w:numPr>
-          <w:ilvl w:val="1"/>
-          <w:numId w:val="1056"/>
-        </w:numPr>
-      </w:pPr>
-      <w:r>
-        <w:t xml:space="preserve">profile.html?edit=1</w:t>
-      </w:r>
-      <w:r>
-        <w:t xml:space="preserve"> </w:t>
-      </w:r>
-      <w:r>
-        <w:t xml:space="preserve">перенаправляет на</w:t>
-      </w:r>
-      <w:r>
-        <w:t xml:space="preserve"> </w:t>
-      </w:r>
-      <w:r>
-        <w:t xml:space="preserve">profile.html</w:t>
+    </w:p>
+    <w:p>
+      <w:pPr>
+        <w:pStyle w:val="Compact"/>
+        <w:numPr>
+          <w:ilvl w:val="1"/>
+          <w:numId w:val="1088"/>
+        </w:numPr>
+      </w:pPr>
+      <w:r>
+        <w:t xml:space="preserve">Отображаются роль, ФИО и логин</w:t>
+      </w:r>
+    </w:p>
+    <w:p>
+      <w:pPr>
+        <w:pStyle w:val="Compact"/>
+        <w:numPr>
+          <w:ilvl w:val="1"/>
+          <w:numId w:val="1088"/>
+        </w:numPr>
+      </w:pPr>
+      <w:r>
+        <w:t xml:space="preserve">Форма редактирования и кнопка загрузки фото отсутствуют</w:t>
+      </w:r>
+    </w:p>
+    <w:p>
+      <w:pPr>
+        <w:pStyle w:val="Compact"/>
+        <w:numPr>
+          <w:ilvl w:val="1"/>
+          <w:numId w:val="1088"/>
+        </w:numPr>
+      </w:pPr>
+      <w:r>
+        <w:t xml:space="preserve">Параметр</w:t>
+      </w:r>
+      <w:r>
+        <w:t xml:space="preserve"> </w:t>
+      </w:r>
+      <w:r>
+        <w:t xml:space="preserve">?edit=1</w:t>
+      </w:r>
+      <w:r>
+        <w:t xml:space="preserve"> </w:t>
+      </w:r>
+      <w:r>
+        <w:t xml:space="preserve">не открывает режим редактирования</w:t>
+      </w:r>
+    </w:p>
+    <w:p>
+      <w:pPr>
+        <w:pStyle w:val="Compact"/>
+        <w:numPr>
+          <w:ilvl w:val="1"/>
+          <w:numId w:val="1088"/>
+        </w:numPr>
+      </w:pPr>
+      <w:r>
+        <w:t xml:space="preserve">Изменение данных через интерфейс недоступно</w:t>
       </w:r>
     </w:p>
     <w:p>
@@ -6351,24 +9420,24 @@
         </w:pict>
       </w:r>
     </w:p>
-    <w:bookmarkEnd w:id="46"/>
-    <w:bookmarkEnd w:id="47"/>
-    <w:bookmarkStart w:id="51" w:name="модуль-профиль"/>
+    <w:bookmarkEnd w:id="62"/>
+    <w:bookmarkEnd w:id="63"/>
+    <w:bookmarkStart w:id="66" w:name="модуль-интерфейс-lms"/>
     <w:p>
       <w:pPr>
         <w:pStyle w:val="Heading2"/>
       </w:pPr>
       <w:r>
-        <w:t xml:space="preserve">9. Модуль: Профиль</w:t>
-      </w:r>
-    </w:p>
-    <w:bookmarkStart w:id="48" w:name="tc-prof-001"/>
+        <w:t xml:space="preserve">9. Модуль: Интерфейс LMS</w:t>
+      </w:r>
+    </w:p>
+    <w:bookmarkStart w:id="64" w:name="tc-ui-001"/>
     <w:p>
       <w:pPr>
         <w:pStyle w:val="Heading3"/>
       </w:pPr>
       <w:r>
-        <w:t xml:space="preserve">TC-PROF-001</w:t>
+        <w:t xml:space="preserve">TC-UI-001</w:t>
       </w:r>
     </w:p>
     <w:p>
@@ -6400,517 +9469,319 @@
         <w:pStyle w:val="BodyText"/>
       </w:pPr>
       <w:r>
-        <w:t xml:space="preserve">TC-PROF-001</w:t>
-      </w:r>
-    </w:p>
-    <w:p>
-      <w:pPr>
-        <w:pStyle w:val="BodyText"/>
-      </w:pPr>
-      <w:r>
-        <w:t xml:space="preserve">Загрузка фотографии профиля</w:t>
-      </w:r>
-    </w:p>
-    <w:p>
-      <w:pPr>
-        <w:pStyle w:val="BodyText"/>
-      </w:pPr>
-      <w:r>
-        <w:t xml:space="preserve">Проверка загрузки фото обучающимся в личном кабинете. Приоритет: P3. Тип: F. Предусловия: студент на</w:t>
+        <w:t xml:space="preserve">TC-UI-001</w:t>
+      </w:r>
+    </w:p>
+    <w:p>
+      <w:pPr>
+        <w:pStyle w:val="BodyText"/>
+      </w:pPr>
+      <w:r>
+        <w:t xml:space="preserve">Меню аккаунта под кнопкой ☰</w:t>
+      </w:r>
+    </w:p>
+    <w:p>
+      <w:pPr>
+        <w:pStyle w:val="BodyText"/>
+      </w:pPr>
+      <w:r>
+        <w:t xml:space="preserve">Проверка корректного позиционирования выпадающего меню и отсутствия пункта «Обратная связь». Приоритет: P2. Тип: UI. Предусловия: пользователь авторизован.</w:t>
+      </w:r>
+    </w:p>
+    <w:p>
+      <w:pPr>
+        <w:pStyle w:val="BodyText"/>
+      </w:pPr>
+      <w:r>
+        <w:t xml:space="preserve">Этапы теста:</w:t>
+      </w:r>
+    </w:p>
+    <w:p>
+      <w:pPr>
+        <w:pStyle w:val="BodyText"/>
+      </w:pPr>
+      <w:r>
+        <w:t xml:space="preserve">Ожидаемый результат:</w:t>
+      </w:r>
+    </w:p>
+    <w:p>
+      <w:pPr>
+        <w:pStyle w:val="BodyText"/>
+      </w:pPr>
+      <w:r>
+        <w:t xml:space="preserve">Фактический результат:</w:t>
+      </w:r>
+    </w:p>
+    <w:p>
+      <w:pPr>
+        <w:pStyle w:val="BodyText"/>
+      </w:pPr>
+      <w:r>
+        <w:t xml:space="preserve">Статус (успешно/завершилось ошибкой)</w:t>
+      </w:r>
+    </w:p>
+    <w:p>
+      <w:pPr>
+        <w:pStyle w:val="Compact"/>
+        <w:numPr>
+          <w:ilvl w:val="0"/>
+          <w:numId w:val="1089"/>
+        </w:numPr>
+      </w:pPr>
+      <w:r>
+        <w:t xml:space="preserve">Открыть любую страницу LMS</w:t>
+      </w:r>
+    </w:p>
+    <w:p>
+      <w:pPr>
+        <w:pStyle w:val="Compact"/>
+        <w:numPr>
+          <w:ilvl w:val="1"/>
+          <w:numId w:val="1090"/>
+        </w:numPr>
+      </w:pPr>
+      <w:r>
+        <w:t xml:space="preserve">Нажать ☰ на широком экране (≥ 1920 px)</w:t>
+      </w:r>
+    </w:p>
+    <w:p>
+      <w:pPr>
+        <w:pStyle w:val="Compact"/>
+        <w:numPr>
+          <w:ilvl w:val="1"/>
+          <w:numId w:val="1090"/>
+        </w:numPr>
+      </w:pPr>
+      <w:r>
+        <w:t xml:space="preserve">Проверить пункты меню</w:t>
+      </w:r>
+    </w:p>
+    <w:p>
+      <w:pPr>
+        <w:pStyle w:val="Compact"/>
+        <w:numPr>
+          <w:ilvl w:val="1"/>
+          <w:numId w:val="1090"/>
+        </w:numPr>
+      </w:pPr>
+      <w:r>
+        <w:t xml:space="preserve">Меню открывается под кнопкой ☰, выравнено по правому краю кнопки</w:t>
+      </w:r>
+    </w:p>
+    <w:p>
+      <w:pPr>
+        <w:pStyle w:val="Compact"/>
+        <w:numPr>
+          <w:ilvl w:val="1"/>
+          <w:numId w:val="1090"/>
+        </w:numPr>
+      </w:pPr>
+      <w:r>
+        <w:t xml:space="preserve">На широком экране меню не смещается к правому краю окна</w:t>
+      </w:r>
+    </w:p>
+    <w:p>
+      <w:pPr>
+        <w:pStyle w:val="Compact"/>
+        <w:numPr>
+          <w:ilvl w:val="1"/>
+          <w:numId w:val="1090"/>
+        </w:numPr>
+      </w:pPr>
+      <w:r>
+        <w:t xml:space="preserve">Пункт «Обратная связь» отсутствует для всех ролей</w:t>
+      </w:r>
+    </w:p>
+    <w:bookmarkEnd w:id="64"/>
+    <w:bookmarkStart w:id="65" w:name="tc-ui-002"/>
+    <w:p>
+      <w:pPr>
+        <w:pStyle w:val="Heading3"/>
+      </w:pPr>
+      <w:r>
+        <w:t xml:space="preserve">TC-UI-002</w:t>
+      </w:r>
+    </w:p>
+    <w:p>
+      <w:pPr>
+        <w:pStyle w:val="FirstParagraph"/>
+      </w:pPr>
+      <w:r>
+        <w:t xml:space="preserve">Id теста</w:t>
+      </w:r>
+    </w:p>
+    <w:p>
+      <w:pPr>
+        <w:pStyle w:val="BodyText"/>
+      </w:pPr>
+      <w:r>
+        <w:t xml:space="preserve">Название теста</w:t>
+      </w:r>
+    </w:p>
+    <w:p>
+      <w:pPr>
+        <w:pStyle w:val="BodyText"/>
+      </w:pPr>
+      <w:r>
+        <w:t xml:space="preserve">Краткое описание теста</w:t>
+      </w:r>
+    </w:p>
+    <w:p>
+      <w:pPr>
+        <w:pStyle w:val="BodyText"/>
+      </w:pPr>
+      <w:r>
+        <w:t xml:space="preserve">TC-UI-002</w:t>
+      </w:r>
+    </w:p>
+    <w:p>
+      <w:pPr>
+        <w:pStyle w:val="BodyText"/>
+      </w:pPr>
+      <w:r>
+        <w:t xml:space="preserve">Пункты меню эксперта</w:t>
+      </w:r>
+    </w:p>
+    <w:p>
+      <w:pPr>
+        <w:pStyle w:val="BodyText"/>
+      </w:pPr>
+      <w:r>
+        <w:t xml:space="preserve">Проверка состава меню эксперта и запрета редактирования профиля через URL. Приоритет: P2. Тип: UI. Предусловия: эксперт авторизован.</w:t>
+      </w:r>
+    </w:p>
+    <w:p>
+      <w:pPr>
+        <w:pStyle w:val="BodyText"/>
+      </w:pPr>
+      <w:r>
+        <w:t xml:space="preserve">Этапы теста:</w:t>
+      </w:r>
+    </w:p>
+    <w:p>
+      <w:pPr>
+        <w:pStyle w:val="BodyText"/>
+      </w:pPr>
+      <w:r>
+        <w:t xml:space="preserve">Ожидаемый результат:</w:t>
+      </w:r>
+    </w:p>
+    <w:p>
+      <w:pPr>
+        <w:pStyle w:val="BodyText"/>
+      </w:pPr>
+      <w:r>
+        <w:t xml:space="preserve">Фактический результат:</w:t>
+      </w:r>
+    </w:p>
+    <w:p>
+      <w:pPr>
+        <w:pStyle w:val="BodyText"/>
+      </w:pPr>
+      <w:r>
+        <w:t xml:space="preserve">Статус (успешно/завершилось ошибкой)</w:t>
+      </w:r>
+    </w:p>
+    <w:p>
+      <w:pPr>
+        <w:pStyle w:val="Compact"/>
+        <w:numPr>
+          <w:ilvl w:val="0"/>
+          <w:numId w:val="1091"/>
+        </w:numPr>
+      </w:pPr>
+      <w:r>
+        <w:t xml:space="preserve">Открыть</w:t>
+      </w:r>
+      <w:r>
+        <w:t xml:space="preserve"> </w:t>
+      </w:r>
+      <w:r>
+        <w:t xml:space="preserve">assignments.html</w:t>
+      </w:r>
+    </w:p>
+    <w:p>
+      <w:pPr>
+        <w:pStyle w:val="Compact"/>
+        <w:numPr>
+          <w:ilvl w:val="1"/>
+          <w:numId w:val="1092"/>
+        </w:numPr>
+      </w:pPr>
+      <w:r>
+        <w:t xml:space="preserve">Нажать ☰</w:t>
+      </w:r>
+    </w:p>
+    <w:p>
+      <w:pPr>
+        <w:pStyle w:val="Compact"/>
+        <w:numPr>
+          <w:ilvl w:val="1"/>
+          <w:numId w:val="1092"/>
+        </w:numPr>
+      </w:pPr>
+      <w:r>
+        <w:t xml:space="preserve">Открыть</w:t>
+      </w:r>
+      <w:r>
+        <w:t xml:space="preserve"> </w:t>
+      </w:r>
+      <w:r>
+        <w:t xml:space="preserve">profile.html?edit=1</w:t>
+      </w:r>
+      <w:r>
+        <w:t xml:space="preserve"> </w:t>
+      </w:r>
+      <w:r>
+        <w:t xml:space="preserve">напрямую</w:t>
+      </w:r>
+    </w:p>
+    <w:p>
+      <w:pPr>
+        <w:pStyle w:val="Compact"/>
+        <w:numPr>
+          <w:ilvl w:val="1"/>
+          <w:numId w:val="1092"/>
+        </w:numPr>
+      </w:pPr>
+      <w:r>
+        <w:t xml:space="preserve">В меню только «Личный кабинет» и «Выйти»</w:t>
+      </w:r>
+    </w:p>
+    <w:p>
+      <w:pPr>
+        <w:pStyle w:val="Compact"/>
+        <w:numPr>
+          <w:ilvl w:val="1"/>
+          <w:numId w:val="1092"/>
+        </w:numPr>
+      </w:pPr>
+      <w:r>
+        <w:t xml:space="preserve">Пункт «Редактировать профиль» отсутствует</w:t>
+      </w:r>
+    </w:p>
+    <w:p>
+      <w:pPr>
+        <w:pStyle w:val="Compact"/>
+        <w:numPr>
+          <w:ilvl w:val="1"/>
+          <w:numId w:val="1092"/>
+        </w:numPr>
+      </w:pPr>
+      <w:r>
+        <w:t xml:space="preserve">profile.html?edit=1</w:t>
+      </w:r>
+      <w:r>
+        <w:t xml:space="preserve"> </w:t>
+      </w:r>
+      <w:r>
+        <w:t xml:space="preserve">перенаправляет на</w:t>
       </w:r>
       <w:r>
         <w:t xml:space="preserve"> </w:t>
       </w:r>
       <w:r>
         <w:t xml:space="preserve">profile.html</w:t>
-      </w:r>
-      <w:r>
-        <w:t xml:space="preserve">.</w:t>
-      </w:r>
-    </w:p>
-    <w:p>
-      <w:pPr>
-        <w:pStyle w:val="BodyText"/>
-      </w:pPr>
-      <w:r>
-        <w:t xml:space="preserve">Этапы теста:</w:t>
-      </w:r>
-    </w:p>
-    <w:p>
-      <w:pPr>
-        <w:pStyle w:val="BodyText"/>
-      </w:pPr>
-      <w:r>
-        <w:t xml:space="preserve">Ожидаемый результат:</w:t>
-      </w:r>
-    </w:p>
-    <w:p>
-      <w:pPr>
-        <w:pStyle w:val="BodyText"/>
-      </w:pPr>
-      <w:r>
-        <w:t xml:space="preserve">Фактический результат:</w:t>
-      </w:r>
-    </w:p>
-    <w:p>
-      <w:pPr>
-        <w:pStyle w:val="BodyText"/>
-      </w:pPr>
-      <w:r>
-        <w:t xml:space="preserve">Статус (успешно/завершилось ошибкой)</w:t>
-      </w:r>
-    </w:p>
-    <w:p>
-      <w:pPr>
-        <w:pStyle w:val="Compact"/>
-        <w:numPr>
-          <w:ilvl w:val="0"/>
-          <w:numId w:val="1057"/>
-        </w:numPr>
-      </w:pPr>
-      <w:r>
-        <w:t xml:space="preserve">Открыть</w:t>
-      </w:r>
-      <w:r>
-        <w:t xml:space="preserve"> </w:t>
-      </w:r>
-      <w:r>
-        <w:t xml:space="preserve">profile.html</w:t>
-      </w:r>
-    </w:p>
-    <w:p>
-      <w:pPr>
-        <w:pStyle w:val="Compact"/>
-        <w:numPr>
-          <w:ilvl w:val="1"/>
-          <w:numId w:val="1058"/>
-        </w:numPr>
-      </w:pPr>
-      <w:r>
-        <w:t xml:space="preserve">Нажать «Выбрать файл»</w:t>
-      </w:r>
-    </w:p>
-    <w:p>
-      <w:pPr>
-        <w:pStyle w:val="Compact"/>
-        <w:numPr>
-          <w:ilvl w:val="1"/>
-          <w:numId w:val="1058"/>
-        </w:numPr>
-      </w:pPr>
-      <w:r>
-        <w:t xml:space="preserve">Выбрать изображение PNG или JPEG размером до 50 МБ</w:t>
-      </w:r>
-    </w:p>
-    <w:p>
-      <w:pPr>
-        <w:pStyle w:val="Compact"/>
-        <w:numPr>
-          <w:ilvl w:val="1"/>
-          <w:numId w:val="1058"/>
-        </w:numPr>
-      </w:pPr>
-      <w:r>
-        <w:t xml:space="preserve">Формат PNG/JPEG принят</w:t>
-      </w:r>
-    </w:p>
-    <w:p>
-      <w:pPr>
-        <w:pStyle w:val="Compact"/>
-        <w:numPr>
-          <w:ilvl w:val="1"/>
-          <w:numId w:val="1058"/>
-        </w:numPr>
-      </w:pPr>
-      <w:r>
-        <w:t xml:space="preserve">Файл загружен (размер ≤ 50 МБ)</w:t>
-      </w:r>
-    </w:p>
-    <w:p>
-      <w:pPr>
-        <w:pStyle w:val="Compact"/>
-        <w:numPr>
-          <w:ilvl w:val="1"/>
-          <w:numId w:val="1058"/>
-        </w:numPr>
-      </w:pPr>
-      <w:r>
-        <w:t xml:space="preserve">Превью фото обновлено</w:t>
-      </w:r>
-    </w:p>
-    <w:p>
-      <w:pPr>
-        <w:pStyle w:val="Compact"/>
-        <w:numPr>
-          <w:ilvl w:val="1"/>
-          <w:numId w:val="1058"/>
-        </w:numPr>
-      </w:pPr>
-      <w:r>
-        <w:t xml:space="preserve">URL фото:</w:t>
-      </w:r>
-      <w:r>
-        <w:t xml:space="preserve"> </w:t>
-      </w:r>
-      <w:r>
-        <w:t xml:space="preserve">/uploads/photos/&lt;filename&gt;</w:t>
-      </w:r>
-    </w:p>
-    <w:bookmarkEnd w:id="48"/>
-    <w:bookmarkStart w:id="49" w:name="tc-prof-002"/>
-    <w:p>
-      <w:pPr>
-        <w:pStyle w:val="Heading3"/>
-      </w:pPr>
-      <w:r>
-        <w:t xml:space="preserve">TC-PROF-002</w:t>
-      </w:r>
-    </w:p>
-    <w:p>
-      <w:pPr>
-        <w:pStyle w:val="FirstParagraph"/>
-      </w:pPr>
-      <w:r>
-        <w:t xml:space="preserve">Id теста</w:t>
-      </w:r>
-    </w:p>
-    <w:p>
-      <w:pPr>
-        <w:pStyle w:val="BodyText"/>
-      </w:pPr>
-      <w:r>
-        <w:t xml:space="preserve">Название теста</w:t>
-      </w:r>
-    </w:p>
-    <w:p>
-      <w:pPr>
-        <w:pStyle w:val="BodyText"/>
-      </w:pPr>
-      <w:r>
-        <w:t xml:space="preserve">Краткое описание теста</w:t>
-      </w:r>
-    </w:p>
-    <w:p>
-      <w:pPr>
-        <w:pStyle w:val="BodyText"/>
-      </w:pPr>
-      <w:r>
-        <w:t xml:space="preserve">TC-PROF-002</w:t>
-      </w:r>
-    </w:p>
-    <w:p>
-      <w:pPr>
-        <w:pStyle w:val="BodyText"/>
-      </w:pPr>
-      <w:r>
-        <w:t xml:space="preserve">Запрет редактирования профиля экспертом</w:t>
-      </w:r>
-    </w:p>
-    <w:p>
-      <w:pPr>
-        <w:pStyle w:val="BodyText"/>
-      </w:pPr>
-      <w:r>
-        <w:t xml:space="preserve">Проверка блокировки изменения данных профиля для роли эксперт на frontend и backend. Приоритет: P2. Тип: N. Предусловия: эксперт авторизован.</w:t>
-      </w:r>
-    </w:p>
-    <w:p>
-      <w:pPr>
-        <w:pStyle w:val="BodyText"/>
-      </w:pPr>
-      <w:r>
-        <w:t xml:space="preserve">Этапы теста:</w:t>
-      </w:r>
-    </w:p>
-    <w:p>
-      <w:pPr>
-        <w:pStyle w:val="BodyText"/>
-      </w:pPr>
-      <w:r>
-        <w:t xml:space="preserve">Ожидаемый результат:</w:t>
-      </w:r>
-    </w:p>
-    <w:p>
-      <w:pPr>
-        <w:pStyle w:val="BodyText"/>
-      </w:pPr>
-      <w:r>
-        <w:t xml:space="preserve">Фактический результат:</w:t>
-      </w:r>
-    </w:p>
-    <w:p>
-      <w:pPr>
-        <w:pStyle w:val="BodyText"/>
-      </w:pPr>
-      <w:r>
-        <w:t xml:space="preserve">Статус (успешно/завершилось ошибкой)</w:t>
-      </w:r>
-    </w:p>
-    <w:p>
-      <w:pPr>
-        <w:pStyle w:val="Compact"/>
-        <w:numPr>
-          <w:ilvl w:val="0"/>
-          <w:numId w:val="1059"/>
-        </w:numPr>
-      </w:pPr>
-      <w:r>
-        <w:t xml:space="preserve">Открыть</w:t>
-      </w:r>
-      <w:r>
-        <w:t xml:space="preserve"> </w:t>
-      </w:r>
-      <w:r>
-        <w:t xml:space="preserve">profile.html</w:t>
-      </w:r>
-      <w:r>
-        <w:t xml:space="preserve"> </w:t>
-      </w:r>
-      <w:r>
-        <w:t xml:space="preserve">под экспертом</w:t>
-      </w:r>
-    </w:p>
-    <w:p>
-      <w:pPr>
-        <w:pStyle w:val="Compact"/>
-        <w:numPr>
-          <w:ilvl w:val="1"/>
-          <w:numId w:val="1060"/>
-        </w:numPr>
-      </w:pPr>
-      <w:r>
-        <w:t xml:space="preserve">Убедиться, что форма редактирования отсутствует</w:t>
-      </w:r>
-    </w:p>
-    <w:p>
-      <w:pPr>
-        <w:pStyle w:val="Compact"/>
-        <w:numPr>
-          <w:ilvl w:val="1"/>
-          <w:numId w:val="1060"/>
-        </w:numPr>
-      </w:pPr>
-      <w:r>
-        <w:t xml:space="preserve">Выполнить</w:t>
-      </w:r>
-      <w:r>
-        <w:t xml:space="preserve"> </w:t>
-      </w:r>
-      <w:r>
-        <w:t xml:space="preserve">PUT /api/profile</w:t>
-      </w:r>
-      <w:r>
-        <w:t xml:space="preserve"> </w:t>
-      </w:r>
-      <w:r>
-        <w:t xml:space="preserve">с новыми данными</w:t>
-      </w:r>
-    </w:p>
-    <w:p>
-      <w:pPr>
-        <w:pStyle w:val="Compact"/>
-        <w:numPr>
-          <w:ilvl w:val="1"/>
-          <w:numId w:val="1060"/>
-        </w:numPr>
-      </w:pPr>
-      <w:r>
-        <w:t xml:space="preserve">Форма редактирования не отображается</w:t>
-      </w:r>
-    </w:p>
-    <w:p>
-      <w:pPr>
-        <w:pStyle w:val="Compact"/>
-        <w:numPr>
-          <w:ilvl w:val="1"/>
-          <w:numId w:val="1060"/>
-        </w:numPr>
-      </w:pPr>
-      <w:r>
-        <w:t xml:space="preserve">API возвращает код 403</w:t>
-      </w:r>
-    </w:p>
-    <w:p>
-      <w:pPr>
-        <w:pStyle w:val="Compact"/>
-        <w:numPr>
-          <w:ilvl w:val="1"/>
-          <w:numId w:val="1060"/>
-        </w:numPr>
-      </w:pPr>
-      <w:r>
-        <w:t xml:space="preserve">Сообщение: «Редактирование профиля недоступно для эксперта»</w:t>
-      </w:r>
-    </w:p>
-    <w:bookmarkEnd w:id="49"/>
-    <w:bookmarkStart w:id="50" w:name="tc-prof-003"/>
-    <w:p>
-      <w:pPr>
-        <w:pStyle w:val="Heading3"/>
-      </w:pPr>
-      <w:r>
-        <w:t xml:space="preserve">TC-PROF-003</w:t>
-      </w:r>
-    </w:p>
-    <w:p>
-      <w:pPr>
-        <w:pStyle w:val="FirstParagraph"/>
-      </w:pPr>
-      <w:r>
-        <w:t xml:space="preserve">Id теста</w:t>
-      </w:r>
-    </w:p>
-    <w:p>
-      <w:pPr>
-        <w:pStyle w:val="BodyText"/>
-      </w:pPr>
-      <w:r>
-        <w:t xml:space="preserve">Название теста</w:t>
-      </w:r>
-    </w:p>
-    <w:p>
-      <w:pPr>
-        <w:pStyle w:val="BodyText"/>
-      </w:pPr>
-      <w:r>
-        <w:t xml:space="preserve">Краткое описание теста</w:t>
-      </w:r>
-    </w:p>
-    <w:p>
-      <w:pPr>
-        <w:pStyle w:val="BodyText"/>
-      </w:pPr>
-      <w:r>
-        <w:t xml:space="preserve">TC-PROF-003</w:t>
-      </w:r>
-    </w:p>
-    <w:p>
-      <w:pPr>
-        <w:pStyle w:val="BodyText"/>
-      </w:pPr>
-      <w:r>
-        <w:t xml:space="preserve">Отсутствие счётчика «Пройдено разделов»</w:t>
-      </w:r>
-    </w:p>
-    <w:p>
-      <w:pPr>
-        <w:pStyle w:val="BodyText"/>
-      </w:pPr>
-      <w:r>
-        <w:t xml:space="preserve">Проверка скрытия прогресса разделов в личном кабинете студента и эксперта. Приоритет: P3. Тип: UI. Предусловия: пользователь на</w:t>
-      </w:r>
-      <w:r>
-        <w:t xml:space="preserve"> </w:t>
-      </w:r>
-      <w:r>
-        <w:t xml:space="preserve">profile.html</w:t>
-      </w:r>
-      <w:r>
-        <w:t xml:space="preserve">.</w:t>
-      </w:r>
-    </w:p>
-    <w:p>
-      <w:pPr>
-        <w:pStyle w:val="BodyText"/>
-      </w:pPr>
-      <w:r>
-        <w:t xml:space="preserve">Этапы теста:</w:t>
-      </w:r>
-    </w:p>
-    <w:p>
-      <w:pPr>
-        <w:pStyle w:val="BodyText"/>
-      </w:pPr>
-      <w:r>
-        <w:t xml:space="preserve">Ожидаемый результат:</w:t>
-      </w:r>
-    </w:p>
-    <w:p>
-      <w:pPr>
-        <w:pStyle w:val="BodyText"/>
-      </w:pPr>
-      <w:r>
-        <w:t xml:space="preserve">Фактический результат:</w:t>
-      </w:r>
-    </w:p>
-    <w:p>
-      <w:pPr>
-        <w:pStyle w:val="BodyText"/>
-      </w:pPr>
-      <w:r>
-        <w:t xml:space="preserve">Статус (успешно/завершилось ошибкой)</w:t>
-      </w:r>
-    </w:p>
-    <w:p>
-      <w:pPr>
-        <w:pStyle w:val="Compact"/>
-        <w:numPr>
-          <w:ilvl w:val="0"/>
-          <w:numId w:val="1061"/>
-        </w:numPr>
-      </w:pPr>
-      <w:r>
-        <w:t xml:space="preserve">Войти как студент, открыть</w:t>
-      </w:r>
-      <w:r>
-        <w:t xml:space="preserve"> </w:t>
-      </w:r>
-      <w:r>
-        <w:t xml:space="preserve">profile.html</w:t>
-      </w:r>
-    </w:p>
-    <w:p>
-      <w:pPr>
-        <w:pStyle w:val="Compact"/>
-        <w:numPr>
-          <w:ilvl w:val="1"/>
-          <w:numId w:val="1062"/>
-        </w:numPr>
-      </w:pPr>
-      <w:r>
-        <w:t xml:space="preserve">Войти как эксперт, открыть</w:t>
-      </w:r>
-      <w:r>
-        <w:t xml:space="preserve"> </w:t>
-      </w:r>
-      <w:r>
-        <w:t xml:space="preserve">profile.html</w:t>
-      </w:r>
-    </w:p>
-    <w:p>
-      <w:pPr>
-        <w:pStyle w:val="Compact"/>
-        <w:numPr>
-          <w:ilvl w:val="1"/>
-          <w:numId w:val="1062"/>
-        </w:numPr>
-      </w:pPr>
-      <w:r>
-        <w:t xml:space="preserve">Строка «Пройдено разделов» не отображается</w:t>
-      </w:r>
-    </w:p>
-    <w:p>
-      <w:pPr>
-        <w:pStyle w:val="Compact"/>
-        <w:numPr>
-          <w:ilvl w:val="1"/>
-          <w:numId w:val="1062"/>
-        </w:numPr>
-      </w:pPr>
-      <w:r>
-        <w:t xml:space="preserve">Элемент</w:t>
-      </w:r>
-      <w:r>
-        <w:t xml:space="preserve"> </w:t>
-      </w:r>
-      <w:r>
-        <w:t xml:space="preserve">#profile-progress</w:t>
-      </w:r>
-      <w:r>
-        <w:t xml:space="preserve"> </w:t>
-      </w:r>
-      <w:r>
-        <w:t xml:space="preserve">отсутствует в DOM</w:t>
       </w:r>
     </w:p>
     <w:p>
@@ -6920,24 +9791,24 @@
         </w:pict>
       </w:r>
     </w:p>
-    <w:bookmarkEnd w:id="50"/>
-    <w:bookmarkEnd w:id="51"/>
-    <w:bookmarkStart w:id="54" w:name="X8248704af5a464f3ce8cb15c3e1249de34bcc3d"/>
+    <w:bookmarkEnd w:id="65"/>
+    <w:bookmarkEnd w:id="66"/>
+    <w:bookmarkStart w:id="70" w:name="модуль-профиль"/>
     <w:p>
       <w:pPr>
         <w:pStyle w:val="Heading2"/>
       </w:pPr>
       <w:r>
-        <w:t xml:space="preserve">10. Модуль: Юнит-тесты backend (автоматизированные)</w:t>
-      </w:r>
-    </w:p>
-    <w:bookmarkStart w:id="52" w:name="tc-unit-001"/>
+        <w:t xml:space="preserve">10. Модуль: Профиль</w:t>
+      </w:r>
+    </w:p>
+    <w:bookmarkStart w:id="67" w:name="tc-prof-001"/>
     <w:p>
       <w:pPr>
         <w:pStyle w:val="Heading3"/>
       </w:pPr>
       <w:r>
-        <w:t xml:space="preserve">TC-UNIT-001</w:t>
+        <w:t xml:space="preserve">TC-PROF-001</w:t>
       </w:r>
     </w:p>
     <w:p>
@@ -6969,23 +9840,32 @@
         <w:pStyle w:val="BodyText"/>
       </w:pPr>
       <w:r>
-        <w:t xml:space="preserve">TC-UNIT-001</w:t>
-      </w:r>
-    </w:p>
-    <w:p>
-      <w:pPr>
-        <w:pStyle w:val="BodyText"/>
-      </w:pPr>
-      <w:r>
-        <w:t xml:space="preserve">Расчёт баллов в course_progress.py</w:t>
-      </w:r>
-    </w:p>
-    <w:p>
-      <w:pPr>
-        <w:pStyle w:val="BodyText"/>
-      </w:pPr>
-      <w:r>
-        <w:t xml:space="preserve">Проверка корректности функций расчёта и ограничения баллов курса. Приоритет: P1. Тип: F. Предусловия: установлен Python 3.</w:t>
+        <w:t xml:space="preserve">TC-PROF-001</w:t>
+      </w:r>
+    </w:p>
+    <w:p>
+      <w:pPr>
+        <w:pStyle w:val="BodyText"/>
+      </w:pPr>
+      <w:r>
+        <w:t xml:space="preserve">Загрузка фотографии профиля</w:t>
+      </w:r>
+    </w:p>
+    <w:p>
+      <w:pPr>
+        <w:pStyle w:val="BodyText"/>
+      </w:pPr>
+      <w:r>
+        <w:t xml:space="preserve">Проверка загрузки фото обучающимся в личном кабинете. Приоритет: P3. Тип: F. Предусловия: студент на</w:t>
+      </w:r>
+      <w:r>
+        <w:t xml:space="preserve"> </w:t>
+      </w:r>
+      <w:r>
+        <w:t xml:space="preserve">profile.html</w:t>
+      </w:r>
+      <w:r>
+        <w:t xml:space="preserve">.</w:t>
       </w:r>
     </w:p>
     <w:p>
@@ -7025,129 +9905,105 @@
         <w:pStyle w:val="Compact"/>
         <w:numPr>
           <w:ilvl w:val="0"/>
-          <w:numId w:val="1063"/>
-        </w:numPr>
-      </w:pPr>
-      <w:r>
-        <w:t xml:space="preserve">Перейти в каталог</w:t>
-      </w:r>
-      <w:r>
-        <w:t xml:space="preserve"> </w:t>
-      </w:r>
-      <w:r>
-        <w:t xml:space="preserve">backend</w:t>
-      </w:r>
-    </w:p>
-    <w:p>
-      <w:pPr>
-        <w:pStyle w:val="Compact"/>
-        <w:numPr>
-          <w:ilvl w:val="1"/>
-          <w:numId w:val="1064"/>
-        </w:numPr>
-      </w:pPr>
-      <w:r>
-        <w:t xml:space="preserve">Выполнить команду</w:t>
-      </w:r>
-      <w:r>
-        <w:t xml:space="preserve"> </w:t>
-      </w:r>
-      <w:r>
-        <w:t xml:space="preserve">py -3 test_course_progress.py</w:t>
-      </w:r>
-    </w:p>
-    <w:p>
-      <w:pPr>
-        <w:pStyle w:val="Compact"/>
-        <w:numPr>
-          <w:ilvl w:val="1"/>
-          <w:numId w:val="1064"/>
-        </w:numPr>
-      </w:pPr>
-      <w:r>
-        <w:t xml:space="preserve">cap_course_score(120)</w:t>
-      </w:r>
-      <w:r>
-        <w:t xml:space="preserve"> </w:t>
-      </w:r>
-      <w:r>
-        <w:t xml:space="preserve">возвращает</w:t>
-      </w:r>
-      <w:r>
-        <w:t xml:space="preserve"> </w:t>
-      </w:r>
-      <w:r>
-        <w:t xml:space="preserve">100</w:t>
-      </w:r>
-    </w:p>
-    <w:p>
-      <w:pPr>
-        <w:pStyle w:val="Compact"/>
-        <w:numPr>
-          <w:ilvl w:val="1"/>
-          <w:numId w:val="1064"/>
-        </w:numPr>
-      </w:pPr>
-      <w:r>
-        <w:t xml:space="preserve">cap_course_score(-5)</w:t>
-      </w:r>
-      <w:r>
-        <w:t xml:space="preserve"> </w:t>
-      </w:r>
-      <w:r>
-        <w:t xml:space="preserve">возвращает</w:t>
-      </w:r>
-      <w:r>
-        <w:t xml:space="preserve"> </w:t>
-      </w:r>
-      <w:r>
-        <w:t xml:space="preserve">0</w:t>
-      </w:r>
-    </w:p>
-    <w:p>
-      <w:pPr>
-        <w:pStyle w:val="Compact"/>
-        <w:numPr>
-          <w:ilvl w:val="1"/>
-          <w:numId w:val="1064"/>
-        </w:numPr>
-      </w:pPr>
-      <w:r>
-        <w:t xml:space="preserve">Практическое задание не с 1-й попытки: балл =</w:t>
-      </w:r>
-      <w:r>
-        <w:t xml:space="preserve"> </w:t>
-      </w:r>
-      <w:r>
-        <w:t xml:space="preserve">section_weight / 2</w:t>
-      </w:r>
-    </w:p>
-    <w:p>
-      <w:pPr>
-        <w:pStyle w:val="Compact"/>
-        <w:numPr>
-          <w:ilvl w:val="1"/>
-          <w:numId w:val="1064"/>
-        </w:numPr>
-      </w:pPr>
-      <w:r>
-        <w:t xml:space="preserve">merge_section_score</w:t>
-      </w:r>
-      <w:r>
-        <w:t xml:space="preserve"> </w:t>
-      </w:r>
-      <w:r>
-        <w:t xml:space="preserve">сохраняет лучший балл</w:t>
-      </w:r>
-    </w:p>
-    <w:bookmarkEnd w:id="52"/>
-    <w:bookmarkStart w:id="53" w:name="tc-unit-002"/>
+          <w:numId w:val="1093"/>
+        </w:numPr>
+      </w:pPr>
+      <w:r>
+        <w:t xml:space="preserve">Открыть</w:t>
+      </w:r>
+      <w:r>
+        <w:t xml:space="preserve"> </w:t>
+      </w:r>
+      <w:r>
+        <w:t xml:space="preserve">profile.html</w:t>
+      </w:r>
+    </w:p>
+    <w:p>
+      <w:pPr>
+        <w:pStyle w:val="Compact"/>
+        <w:numPr>
+          <w:ilvl w:val="1"/>
+          <w:numId w:val="1094"/>
+        </w:numPr>
+      </w:pPr>
+      <w:r>
+        <w:t xml:space="preserve">Нажать «Выбрать файл»</w:t>
+      </w:r>
+    </w:p>
+    <w:p>
+      <w:pPr>
+        <w:pStyle w:val="Compact"/>
+        <w:numPr>
+          <w:ilvl w:val="1"/>
+          <w:numId w:val="1094"/>
+        </w:numPr>
+      </w:pPr>
+      <w:r>
+        <w:t xml:space="preserve">Выбрать изображение PNG или JPEG размером до 50 МБ</w:t>
+      </w:r>
+    </w:p>
+    <w:p>
+      <w:pPr>
+        <w:pStyle w:val="Compact"/>
+        <w:numPr>
+          <w:ilvl w:val="1"/>
+          <w:numId w:val="1094"/>
+        </w:numPr>
+      </w:pPr>
+      <w:r>
+        <w:t xml:space="preserve">Формат PNG/JPEG принят</w:t>
+      </w:r>
+    </w:p>
+    <w:p>
+      <w:pPr>
+        <w:pStyle w:val="Compact"/>
+        <w:numPr>
+          <w:ilvl w:val="1"/>
+          <w:numId w:val="1094"/>
+        </w:numPr>
+      </w:pPr>
+      <w:r>
+        <w:t xml:space="preserve">Файл загружен (размер ≤ 50 МБ)</w:t>
+      </w:r>
+    </w:p>
+    <w:p>
+      <w:pPr>
+        <w:pStyle w:val="Compact"/>
+        <w:numPr>
+          <w:ilvl w:val="1"/>
+          <w:numId w:val="1094"/>
+        </w:numPr>
+      </w:pPr>
+      <w:r>
+        <w:t xml:space="preserve">Превью фото обновлено</w:t>
+      </w:r>
+    </w:p>
+    <w:p>
+      <w:pPr>
+        <w:pStyle w:val="Compact"/>
+        <w:numPr>
+          <w:ilvl w:val="1"/>
+          <w:numId w:val="1094"/>
+        </w:numPr>
+      </w:pPr>
+      <w:r>
+        <w:t xml:space="preserve">URL фото:</w:t>
+      </w:r>
+      <w:r>
+        <w:t xml:space="preserve"> </w:t>
+      </w:r>
+      <w:r>
+        <w:t xml:space="preserve">/uploads/photos/&lt;filename&gt;</w:t>
+      </w:r>
+    </w:p>
+    <w:bookmarkEnd w:id="67"/>
+    <w:bookmarkStart w:id="68" w:name="tc-prof-002"/>
     <w:p>
       <w:pPr>
         <w:pStyle w:val="Heading3"/>
       </w:pPr>
       <w:r>
-        <w:t xml:space="preserve">TC-UNIT-002</w:t>
+        <w:t xml:space="preserve">TC-PROF-002</w:t>
       </w:r>
     </w:p>
     <w:p>
@@ -7179,23 +10035,23 @@
         <w:pStyle w:val="BodyText"/>
       </w:pPr>
       <w:r>
-        <w:t xml:space="preserve">TC-UNIT-002</w:t>
-      </w:r>
-    </w:p>
-    <w:p>
-      <w:pPr>
-        <w:pStyle w:val="BodyText"/>
-      </w:pPr>
-      <w:r>
-        <w:t xml:space="preserve">Манифест курса в course_manifest.py</w:t>
-      </w:r>
-    </w:p>
-    <w:p>
-      <w:pPr>
-        <w:pStyle w:val="BodyText"/>
-      </w:pPr>
-      <w:r>
-        <w:t xml:space="preserve">Проверка определения оцениваемых разделов курса «Безопасность». Приоритет: P1. Тип: F. Предусловия: установлен Python 3.</w:t>
+        <w:t xml:space="preserve">TC-PROF-002</w:t>
+      </w:r>
+    </w:p>
+    <w:p>
+      <w:pPr>
+        <w:pStyle w:val="BodyText"/>
+      </w:pPr>
+      <w:r>
+        <w:t xml:space="preserve">Запрет редактирования профиля экспертом</w:t>
+      </w:r>
+    </w:p>
+    <w:p>
+      <w:pPr>
+        <w:pStyle w:val="BodyText"/>
+      </w:pPr>
+      <w:r>
+        <w:t xml:space="preserve">Проверка блокировки изменения данных профиля для роли эксперт на frontend и backend. Приоритет: P2. Тип: N. Предусловия: эксперт авторизован.</w:t>
       </w:r>
     </w:p>
     <w:p>
@@ -7235,107 +10091,266 @@
         <w:pStyle w:val="Compact"/>
         <w:numPr>
           <w:ilvl w:val="0"/>
-          <w:numId w:val="1065"/>
-        </w:numPr>
-      </w:pPr>
-      <w:r>
-        <w:t xml:space="preserve">Перейти в каталог</w:t>
-      </w:r>
-      <w:r>
-        <w:t xml:space="preserve"> </w:t>
-      </w:r>
-      <w:r>
-        <w:t xml:space="preserve">backend</w:t>
-      </w:r>
-    </w:p>
-    <w:p>
-      <w:pPr>
-        <w:pStyle w:val="Compact"/>
-        <w:numPr>
-          <w:ilvl w:val="1"/>
-          <w:numId w:val="1066"/>
-        </w:numPr>
-      </w:pPr>
-      <w:r>
-        <w:t xml:space="preserve">Выполнить команду</w:t>
-      </w:r>
-      <w:r>
-        <w:t xml:space="preserve"> </w:t>
-      </w:r>
-      <w:r>
-        <w:t xml:space="preserve">py -3 test_course_progress.py</w:t>
-      </w:r>
-    </w:p>
-    <w:p>
-      <w:pPr>
-        <w:pStyle w:val="Compact"/>
-        <w:numPr>
-          <w:ilvl w:val="1"/>
-          <w:numId w:val="1066"/>
-        </w:numPr>
-      </w:pPr>
-      <w:r>
-        <w:t xml:space="preserve">scorable_count</w:t>
-      </w:r>
-      <w:r>
-        <w:t xml:space="preserve"> </w:t>
-      </w:r>
-      <w:r>
-        <w:t xml:space="preserve">для bezopasnost =</w:t>
-      </w:r>
-      <w:r>
-        <w:t xml:space="preserve"> </w:t>
-      </w:r>
-      <w:r>
-        <w:t xml:space="preserve">6</w:t>
-      </w:r>
-    </w:p>
-    <w:p>
-      <w:pPr>
-        <w:pStyle w:val="Compact"/>
-        <w:numPr>
-          <w:ilvl w:val="1"/>
-          <w:numId w:val="1066"/>
-        </w:numPr>
-      </w:pPr>
-      <w:r>
-        <w:t xml:space="preserve">section_weight</w:t>
-      </w:r>
-      <w:r>
-        <w:t xml:space="preserve"> </w:t>
-      </w:r>
-      <w:r>
-        <w:t xml:space="preserve">≈</w:t>
-      </w:r>
-      <w:r>
-        <w:t xml:space="preserve"> </w:t>
-      </w:r>
-      <w:r>
-        <w:t xml:space="preserve">16.67</w:t>
-      </w:r>
-    </w:p>
-    <w:p>
-      <w:pPr>
-        <w:pStyle w:val="Compact"/>
-        <w:numPr>
-          <w:ilvl w:val="1"/>
-          <w:numId w:val="1066"/>
-        </w:numPr>
-      </w:pPr>
-      <w:r>
-        <w:t xml:space="preserve">Исключённые разделы: splash, navigation, intro, conclusion</w:t>
-      </w:r>
-    </w:p>
-    <w:p>
-      <w:pPr>
-        <w:pStyle w:val="Compact"/>
-        <w:numPr>
-          <w:ilvl w:val="1"/>
-          <w:numId w:val="1066"/>
-        </w:numPr>
-      </w:pPr>
-      <w:r>
-        <w:t xml:space="preserve">Scorable IDs: section-1 … section-6</w:t>
+          <w:numId w:val="1095"/>
+        </w:numPr>
+      </w:pPr>
+      <w:r>
+        <w:t xml:space="preserve">Открыть</w:t>
+      </w:r>
+      <w:r>
+        <w:t xml:space="preserve"> </w:t>
+      </w:r>
+      <w:r>
+        <w:t xml:space="preserve">profile.html</w:t>
+      </w:r>
+      <w:r>
+        <w:t xml:space="preserve"> </w:t>
+      </w:r>
+      <w:r>
+        <w:t xml:space="preserve">под экспертом</w:t>
+      </w:r>
+    </w:p>
+    <w:p>
+      <w:pPr>
+        <w:pStyle w:val="Compact"/>
+        <w:numPr>
+          <w:ilvl w:val="1"/>
+          <w:numId w:val="1096"/>
+        </w:numPr>
+      </w:pPr>
+      <w:r>
+        <w:t xml:space="preserve">Убедиться, что форма редактирования отсутствует</w:t>
+      </w:r>
+    </w:p>
+    <w:p>
+      <w:pPr>
+        <w:pStyle w:val="Compact"/>
+        <w:numPr>
+          <w:ilvl w:val="1"/>
+          <w:numId w:val="1096"/>
+        </w:numPr>
+      </w:pPr>
+      <w:r>
+        <w:t xml:space="preserve">Выполнить</w:t>
+      </w:r>
+      <w:r>
+        <w:t xml:space="preserve"> </w:t>
+      </w:r>
+      <w:r>
+        <w:t xml:space="preserve">PUT /api/profile</w:t>
+      </w:r>
+      <w:r>
+        <w:t xml:space="preserve"> </w:t>
+      </w:r>
+      <w:r>
+        <w:t xml:space="preserve">с новыми данными</w:t>
+      </w:r>
+    </w:p>
+    <w:p>
+      <w:pPr>
+        <w:pStyle w:val="Compact"/>
+        <w:numPr>
+          <w:ilvl w:val="1"/>
+          <w:numId w:val="1096"/>
+        </w:numPr>
+      </w:pPr>
+      <w:r>
+        <w:t xml:space="preserve">Форма редактирования не отображается</w:t>
+      </w:r>
+    </w:p>
+    <w:p>
+      <w:pPr>
+        <w:pStyle w:val="Compact"/>
+        <w:numPr>
+          <w:ilvl w:val="1"/>
+          <w:numId w:val="1096"/>
+        </w:numPr>
+      </w:pPr>
+      <w:r>
+        <w:t xml:space="preserve">API возвращает код 403</w:t>
+      </w:r>
+    </w:p>
+    <w:p>
+      <w:pPr>
+        <w:pStyle w:val="Compact"/>
+        <w:numPr>
+          <w:ilvl w:val="1"/>
+          <w:numId w:val="1096"/>
+        </w:numPr>
+      </w:pPr>
+      <w:r>
+        <w:t xml:space="preserve">Сообщение: «Редактирование профиля недоступно для эксперта»</w:t>
+      </w:r>
+    </w:p>
+    <w:bookmarkEnd w:id="68"/>
+    <w:bookmarkStart w:id="69" w:name="tc-prof-003"/>
+    <w:p>
+      <w:pPr>
+        <w:pStyle w:val="Heading3"/>
+      </w:pPr>
+      <w:r>
+        <w:t xml:space="preserve">TC-PROF-003</w:t>
+      </w:r>
+    </w:p>
+    <w:p>
+      <w:pPr>
+        <w:pStyle w:val="FirstParagraph"/>
+      </w:pPr>
+      <w:r>
+        <w:t xml:space="preserve">Id теста</w:t>
+      </w:r>
+    </w:p>
+    <w:p>
+      <w:pPr>
+        <w:pStyle w:val="BodyText"/>
+      </w:pPr>
+      <w:r>
+        <w:t xml:space="preserve">Название теста</w:t>
+      </w:r>
+    </w:p>
+    <w:p>
+      <w:pPr>
+        <w:pStyle w:val="BodyText"/>
+      </w:pPr>
+      <w:r>
+        <w:t xml:space="preserve">Краткое описание теста</w:t>
+      </w:r>
+    </w:p>
+    <w:p>
+      <w:pPr>
+        <w:pStyle w:val="BodyText"/>
+      </w:pPr>
+      <w:r>
+        <w:t xml:space="preserve">TC-PROF-003</w:t>
+      </w:r>
+    </w:p>
+    <w:p>
+      <w:pPr>
+        <w:pStyle w:val="BodyText"/>
+      </w:pPr>
+      <w:r>
+        <w:t xml:space="preserve">Отсутствие счётчика «Пройдено разделов»</w:t>
+      </w:r>
+    </w:p>
+    <w:p>
+      <w:pPr>
+        <w:pStyle w:val="BodyText"/>
+      </w:pPr>
+      <w:r>
+        <w:t xml:space="preserve">Проверка скрытия прогресса разделов в личном кабинете студента и эксперта. Приоритет: P3. Тип: UI. Предусловия: пользователь на</w:t>
+      </w:r>
+      <w:r>
+        <w:t xml:space="preserve"> </w:t>
+      </w:r>
+      <w:r>
+        <w:t xml:space="preserve">profile.html</w:t>
+      </w:r>
+      <w:r>
+        <w:t xml:space="preserve">.</w:t>
+      </w:r>
+    </w:p>
+    <w:p>
+      <w:pPr>
+        <w:pStyle w:val="BodyText"/>
+      </w:pPr>
+      <w:r>
+        <w:t xml:space="preserve">Этапы теста:</w:t>
+      </w:r>
+    </w:p>
+    <w:p>
+      <w:pPr>
+        <w:pStyle w:val="BodyText"/>
+      </w:pPr>
+      <w:r>
+        <w:t xml:space="preserve">Ожидаемый результат:</w:t>
+      </w:r>
+    </w:p>
+    <w:p>
+      <w:pPr>
+        <w:pStyle w:val="BodyText"/>
+      </w:pPr>
+      <w:r>
+        <w:t xml:space="preserve">Фактический результат:</w:t>
+      </w:r>
+    </w:p>
+    <w:p>
+      <w:pPr>
+        <w:pStyle w:val="BodyText"/>
+      </w:pPr>
+      <w:r>
+        <w:t xml:space="preserve">Статус (успешно/завершилось ошибкой)</w:t>
+      </w:r>
+    </w:p>
+    <w:p>
+      <w:pPr>
+        <w:pStyle w:val="Compact"/>
+        <w:numPr>
+          <w:ilvl w:val="0"/>
+          <w:numId w:val="1097"/>
+        </w:numPr>
+      </w:pPr>
+      <w:r>
+        <w:t xml:space="preserve">Войти как студент, открыть</w:t>
+      </w:r>
+      <w:r>
+        <w:t xml:space="preserve"> </w:t>
+      </w:r>
+      <w:r>
+        <w:t xml:space="preserve">profile.html</w:t>
+      </w:r>
+    </w:p>
+    <w:p>
+      <w:pPr>
+        <w:pStyle w:val="Compact"/>
+        <w:numPr>
+          <w:ilvl w:val="1"/>
+          <w:numId w:val="1098"/>
+        </w:numPr>
+      </w:pPr>
+      <w:r>
+        <w:t xml:space="preserve">Войти как эксперт, открыть</w:t>
+      </w:r>
+      <w:r>
+        <w:t xml:space="preserve"> </w:t>
+      </w:r>
+      <w:r>
+        <w:t xml:space="preserve">profile.html</w:t>
+      </w:r>
+    </w:p>
+    <w:p>
+      <w:pPr>
+        <w:pStyle w:val="Compact"/>
+        <w:numPr>
+          <w:ilvl w:val="1"/>
+          <w:numId w:val="1098"/>
+        </w:numPr>
+      </w:pPr>
+      <w:r>
+        <w:t xml:space="preserve">Строка «Пройдено разделов» не отображается</w:t>
+      </w:r>
+    </w:p>
+    <w:p>
+      <w:pPr>
+        <w:pStyle w:val="Compact"/>
+        <w:numPr>
+          <w:ilvl w:val="1"/>
+          <w:numId w:val="1098"/>
+        </w:numPr>
+      </w:pPr>
+      <w:r>
+        <w:t xml:space="preserve">Элемент</w:t>
+      </w:r>
+      <w:r>
+        <w:t xml:space="preserve"> </w:t>
+      </w:r>
+      <w:r>
+        <w:t xml:space="preserve">#profile-progress</w:t>
+      </w:r>
+      <w:r>
+        <w:t xml:space="preserve"> </w:t>
+      </w:r>
+      <w:r>
+        <w:t xml:space="preserve">отсутствует в DOM</w:t>
       </w:r>
     </w:p>
     <w:p>
@@ -7345,21 +10360,447 @@
         </w:pict>
       </w:r>
     </w:p>
-    <w:bookmarkEnd w:id="53"/>
-    <w:bookmarkEnd w:id="54"/>
-    <w:bookmarkStart w:id="55" w:name="матрица-покрытия-требований"/>
+    <w:bookmarkEnd w:id="69"/>
+    <w:bookmarkEnd w:id="70"/>
+    <w:bookmarkStart w:id="73" w:name="X8248704af5a464f3ce8cb15c3e1249de34bcc3d"/>
     <w:p>
       <w:pPr>
         <w:pStyle w:val="Heading2"/>
       </w:pPr>
       <w:r>
-        <w:t xml:space="preserve">11. Матрица покрытия требований</w:t>
+        <w:t xml:space="preserve">11. Модуль: Юнит-тесты backend (автоматизированные)</w:t>
+      </w:r>
+    </w:p>
+    <w:bookmarkStart w:id="71" w:name="tc-unit-001"/>
+    <w:p>
+      <w:pPr>
+        <w:pStyle w:val="Heading3"/>
+      </w:pPr>
+      <w:r>
+        <w:t xml:space="preserve">TC-UNIT-001</w:t>
+      </w:r>
+    </w:p>
+    <w:p>
+      <w:pPr>
+        <w:pStyle w:val="FirstParagraph"/>
+      </w:pPr>
+      <w:r>
+        <w:t xml:space="preserve">Id теста</w:t>
+      </w:r>
+    </w:p>
+    <w:p>
+      <w:pPr>
+        <w:pStyle w:val="BodyText"/>
+      </w:pPr>
+      <w:r>
+        <w:t xml:space="preserve">Название теста</w:t>
+      </w:r>
+    </w:p>
+    <w:p>
+      <w:pPr>
+        <w:pStyle w:val="BodyText"/>
+      </w:pPr>
+      <w:r>
+        <w:t xml:space="preserve">Краткое описание теста</w:t>
+      </w:r>
+    </w:p>
+    <w:p>
+      <w:pPr>
+        <w:pStyle w:val="BodyText"/>
+      </w:pPr>
+      <w:r>
+        <w:t xml:space="preserve">TC-UNIT-001</w:t>
+      </w:r>
+    </w:p>
+    <w:p>
+      <w:pPr>
+        <w:pStyle w:val="BodyText"/>
+      </w:pPr>
+      <w:r>
+        <w:t xml:space="preserve">Расчёт баллов в course_progress.py</w:t>
+      </w:r>
+    </w:p>
+    <w:p>
+      <w:pPr>
+        <w:pStyle w:val="BodyText"/>
+      </w:pPr>
+      <w:r>
+        <w:t xml:space="preserve">Проверка корректности функций расчёта и ограничения баллов курса. Приоритет: P1. Тип: F. Предусловия: установлен Python 3.</w:t>
+      </w:r>
+    </w:p>
+    <w:p>
+      <w:pPr>
+        <w:pStyle w:val="BodyText"/>
+      </w:pPr>
+      <w:r>
+        <w:t xml:space="preserve">Этапы теста:</w:t>
+      </w:r>
+    </w:p>
+    <w:p>
+      <w:pPr>
+        <w:pStyle w:val="BodyText"/>
+      </w:pPr>
+      <w:r>
+        <w:t xml:space="preserve">Ожидаемый результат:</w:t>
+      </w:r>
+    </w:p>
+    <w:p>
+      <w:pPr>
+        <w:pStyle w:val="BodyText"/>
+      </w:pPr>
+      <w:r>
+        <w:t xml:space="preserve">Фактический результат:</w:t>
+      </w:r>
+    </w:p>
+    <w:p>
+      <w:pPr>
+        <w:pStyle w:val="BodyText"/>
+      </w:pPr>
+      <w:r>
+        <w:t xml:space="preserve">Статус (успешно/завершилось ошибкой)</w:t>
+      </w:r>
+    </w:p>
+    <w:p>
+      <w:pPr>
+        <w:pStyle w:val="Compact"/>
+        <w:numPr>
+          <w:ilvl w:val="0"/>
+          <w:numId w:val="1099"/>
+        </w:numPr>
+      </w:pPr>
+      <w:r>
+        <w:t xml:space="preserve">Перейти в каталог</w:t>
+      </w:r>
+      <w:r>
+        <w:t xml:space="preserve"> </w:t>
+      </w:r>
+      <w:r>
+        <w:t xml:space="preserve">backend</w:t>
+      </w:r>
+    </w:p>
+    <w:p>
+      <w:pPr>
+        <w:pStyle w:val="Compact"/>
+        <w:numPr>
+          <w:ilvl w:val="1"/>
+          <w:numId w:val="1100"/>
+        </w:numPr>
+      </w:pPr>
+      <w:r>
+        <w:t xml:space="preserve">Выполнить команду</w:t>
+      </w:r>
+      <w:r>
+        <w:t xml:space="preserve"> </w:t>
+      </w:r>
+      <w:r>
+        <w:t xml:space="preserve">py -3 test_course_progress.py</w:t>
+      </w:r>
+    </w:p>
+    <w:p>
+      <w:pPr>
+        <w:pStyle w:val="Compact"/>
+        <w:numPr>
+          <w:ilvl w:val="1"/>
+          <w:numId w:val="1100"/>
+        </w:numPr>
+      </w:pPr>
+      <w:r>
+        <w:t xml:space="preserve">cap_course_score(120)</w:t>
+      </w:r>
+      <w:r>
+        <w:t xml:space="preserve"> </w:t>
+      </w:r>
+      <w:r>
+        <w:t xml:space="preserve">возвращает</w:t>
+      </w:r>
+      <w:r>
+        <w:t xml:space="preserve"> </w:t>
+      </w:r>
+      <w:r>
+        <w:t xml:space="preserve">100</w:t>
+      </w:r>
+    </w:p>
+    <w:p>
+      <w:pPr>
+        <w:pStyle w:val="Compact"/>
+        <w:numPr>
+          <w:ilvl w:val="1"/>
+          <w:numId w:val="1100"/>
+        </w:numPr>
+      </w:pPr>
+      <w:r>
+        <w:t xml:space="preserve">cap_course_score(-5)</w:t>
+      </w:r>
+      <w:r>
+        <w:t xml:space="preserve"> </w:t>
+      </w:r>
+      <w:r>
+        <w:t xml:space="preserve">возвращает</w:t>
+      </w:r>
+      <w:r>
+        <w:t xml:space="preserve"> </w:t>
+      </w:r>
+      <w:r>
+        <w:t xml:space="preserve">0</w:t>
+      </w:r>
+    </w:p>
+    <w:p>
+      <w:pPr>
+        <w:pStyle w:val="Compact"/>
+        <w:numPr>
+          <w:ilvl w:val="1"/>
+          <w:numId w:val="1100"/>
+        </w:numPr>
+      </w:pPr>
+      <w:r>
+        <w:t xml:space="preserve">Практическое задание не с 1-й попытки: балл =</w:t>
+      </w:r>
+      <w:r>
+        <w:t xml:space="preserve"> </w:t>
+      </w:r>
+      <w:r>
+        <w:t xml:space="preserve">section_weight / 2</w:t>
+      </w:r>
+    </w:p>
+    <w:p>
+      <w:pPr>
+        <w:pStyle w:val="Compact"/>
+        <w:numPr>
+          <w:ilvl w:val="1"/>
+          <w:numId w:val="1100"/>
+        </w:numPr>
+      </w:pPr>
+      <w:r>
+        <w:t xml:space="preserve">merge_section_score</w:t>
+      </w:r>
+      <w:r>
+        <w:t xml:space="preserve"> </w:t>
+      </w:r>
+      <w:r>
+        <w:t xml:space="preserve">сохраняет лучший балл</w:t>
+      </w:r>
+    </w:p>
+    <w:bookmarkEnd w:id="71"/>
+    <w:bookmarkStart w:id="72" w:name="tc-unit-002"/>
+    <w:p>
+      <w:pPr>
+        <w:pStyle w:val="Heading3"/>
+      </w:pPr>
+      <w:r>
+        <w:t xml:space="preserve">TC-UNIT-002</w:t>
+      </w:r>
+    </w:p>
+    <w:p>
+      <w:pPr>
+        <w:pStyle w:val="FirstParagraph"/>
+      </w:pPr>
+      <w:r>
+        <w:t xml:space="preserve">Id теста</w:t>
+      </w:r>
+    </w:p>
+    <w:p>
+      <w:pPr>
+        <w:pStyle w:val="BodyText"/>
+      </w:pPr>
+      <w:r>
+        <w:t xml:space="preserve">Название теста</w:t>
+      </w:r>
+    </w:p>
+    <w:p>
+      <w:pPr>
+        <w:pStyle w:val="BodyText"/>
+      </w:pPr>
+      <w:r>
+        <w:t xml:space="preserve">Краткое описание теста</w:t>
+      </w:r>
+    </w:p>
+    <w:p>
+      <w:pPr>
+        <w:pStyle w:val="BodyText"/>
+      </w:pPr>
+      <w:r>
+        <w:t xml:space="preserve">TC-UNIT-002</w:t>
+      </w:r>
+    </w:p>
+    <w:p>
+      <w:pPr>
+        <w:pStyle w:val="BodyText"/>
+      </w:pPr>
+      <w:r>
+        <w:t xml:space="preserve">Манифест курса в course_manifest.py</w:t>
+      </w:r>
+    </w:p>
+    <w:p>
+      <w:pPr>
+        <w:pStyle w:val="BodyText"/>
+      </w:pPr>
+      <w:r>
+        <w:t xml:space="preserve">Проверка определения оцениваемых разделов курса «Безопасность». Приоритет: P1. Тип: F. Предусловия: установлен Python 3.</w:t>
+      </w:r>
+    </w:p>
+    <w:p>
+      <w:pPr>
+        <w:pStyle w:val="BodyText"/>
+      </w:pPr>
+      <w:r>
+        <w:t xml:space="preserve">Этапы теста:</w:t>
+      </w:r>
+    </w:p>
+    <w:p>
+      <w:pPr>
+        <w:pStyle w:val="BodyText"/>
+      </w:pPr>
+      <w:r>
+        <w:t xml:space="preserve">Ожидаемый результат:</w:t>
+      </w:r>
+    </w:p>
+    <w:p>
+      <w:pPr>
+        <w:pStyle w:val="BodyText"/>
+      </w:pPr>
+      <w:r>
+        <w:t xml:space="preserve">Фактический результат:</w:t>
+      </w:r>
+    </w:p>
+    <w:p>
+      <w:pPr>
+        <w:pStyle w:val="BodyText"/>
+      </w:pPr>
+      <w:r>
+        <w:t xml:space="preserve">Статус (успешно/завершилось ошибкой)</w:t>
+      </w:r>
+    </w:p>
+    <w:p>
+      <w:pPr>
+        <w:pStyle w:val="Compact"/>
+        <w:numPr>
+          <w:ilvl w:val="0"/>
+          <w:numId w:val="1101"/>
+        </w:numPr>
+      </w:pPr>
+      <w:r>
+        <w:t xml:space="preserve">Перейти в каталог</w:t>
+      </w:r>
+      <w:r>
+        <w:t xml:space="preserve"> </w:t>
+      </w:r>
+      <w:r>
+        <w:t xml:space="preserve">backend</w:t>
+      </w:r>
+    </w:p>
+    <w:p>
+      <w:pPr>
+        <w:pStyle w:val="Compact"/>
+        <w:numPr>
+          <w:ilvl w:val="1"/>
+          <w:numId w:val="1102"/>
+        </w:numPr>
+      </w:pPr>
+      <w:r>
+        <w:t xml:space="preserve">Выполнить команду</w:t>
+      </w:r>
+      <w:r>
+        <w:t xml:space="preserve"> </w:t>
+      </w:r>
+      <w:r>
+        <w:t xml:space="preserve">py -3 test_course_progress.py</w:t>
+      </w:r>
+    </w:p>
+    <w:p>
+      <w:pPr>
+        <w:pStyle w:val="Compact"/>
+        <w:numPr>
+          <w:ilvl w:val="1"/>
+          <w:numId w:val="1102"/>
+        </w:numPr>
+      </w:pPr>
+      <w:r>
+        <w:t xml:space="preserve">scorable_count</w:t>
+      </w:r>
+      <w:r>
+        <w:t xml:space="preserve"> </w:t>
+      </w:r>
+      <w:r>
+        <w:t xml:space="preserve">для bezopasnost =</w:t>
+      </w:r>
+      <w:r>
+        <w:t xml:space="preserve"> </w:t>
+      </w:r>
+      <w:r>
+        <w:t xml:space="preserve">6</w:t>
+      </w:r>
+    </w:p>
+    <w:p>
+      <w:pPr>
+        <w:pStyle w:val="Compact"/>
+        <w:numPr>
+          <w:ilvl w:val="1"/>
+          <w:numId w:val="1102"/>
+        </w:numPr>
+      </w:pPr>
+      <w:r>
+        <w:t xml:space="preserve">section_weight</w:t>
+      </w:r>
+      <w:r>
+        <w:t xml:space="preserve"> </w:t>
+      </w:r>
+      <w:r>
+        <w:t xml:space="preserve">≈</w:t>
+      </w:r>
+      <w:r>
+        <w:t xml:space="preserve"> </w:t>
+      </w:r>
+      <w:r>
+        <w:t xml:space="preserve">16.67</w:t>
+      </w:r>
+    </w:p>
+    <w:p>
+      <w:pPr>
+        <w:pStyle w:val="Compact"/>
+        <w:numPr>
+          <w:ilvl w:val="1"/>
+          <w:numId w:val="1102"/>
+        </w:numPr>
+      </w:pPr>
+      <w:r>
+        <w:t xml:space="preserve">Исключённые разделы: splash, navigation, intro, conclusion</w:t>
+      </w:r>
+    </w:p>
+    <w:p>
+      <w:pPr>
+        <w:pStyle w:val="Compact"/>
+        <w:numPr>
+          <w:ilvl w:val="1"/>
+          <w:numId w:val="1102"/>
+        </w:numPr>
+      </w:pPr>
+      <w:r>
+        <w:t xml:space="preserve">Scorable IDs: section-1 … section-6</w:t>
+      </w:r>
+    </w:p>
+    <w:p>
+      <w:r>
+        <w:pict>
+          <v:rect style="width:0;height:1.5pt" o:hralign="center" o:hrstd="t" o:hr="t"/>
+        </w:pict>
+      </w:r>
+    </w:p>
+    <w:bookmarkEnd w:id="72"/>
+    <w:bookmarkEnd w:id="73"/>
+    <w:bookmarkStart w:id="74" w:name="матрица-покрытия-требований"/>
+    <w:p>
+      <w:pPr>
+        <w:pStyle w:val="Heading2"/>
+      </w:pPr>
+      <w:r>
+        <w:t xml:space="preserve">12. Матрица покрытия требований</w:t>
       </w:r>
     </w:p>
     <w:tbl>
       <w:tblPr>
         <w:tblStyle w:val="Table"/>
-        <w:tblW w:type="auto" w:w="0"/>
+        <w:tblW w:type="pct" w:w="5000"/>
+        <w:tblLayout w:type="fixed"/>
         <w:tblLook w:firstRow="1" w:lastRow="0" w:firstColumn="0" w:lastColumn="0" w:noHBand="0" w:noVBand="0" w:val="0020"/>
       </w:tblPr>
       <w:tblGrid>
@@ -7508,7 +10949,7 @@
               <w:pStyle w:val="Compact"/>
             </w:pPr>
             <w:r>
-              <w:t xml:space="preserve">TC-ADM-USER-001, TC-ADM-USER-002</w:t>
+              <w:t xml:space="preserve">TC-ADM-USER-001…010</w:t>
             </w:r>
           </w:p>
         </w:tc>
@@ -7532,7 +10973,31 @@
               <w:pStyle w:val="Compact"/>
             </w:pPr>
             <w:r>
-              <w:t xml:space="preserve">TC-ADM-COURSE-001…005</w:t>
+              <w:t xml:space="preserve">TC-ADM-COURSE-001…011</w:t>
+            </w:r>
+          </w:p>
+        </w:tc>
+      </w:tr>
+      <w:tr>
+        <w:tc>
+          <w:tcPr/>
+          <w:p>
+            <w:pPr>
+              <w:pStyle w:val="Compact"/>
+            </w:pPr>
+            <w:r>
+              <w:t xml:space="preserve">Отчёты и интерфейс администратора</w:t>
+            </w:r>
+          </w:p>
+        </w:tc>
+        <w:tc>
+          <w:tcPr/>
+          <w:p>
+            <w:pPr>
+              <w:pStyle w:val="Compact"/>
+            </w:pPr>
+            <w:r>
+              <w:t xml:space="preserve">TC-ADM-RPT-001, TC-ADM-RPT-002, TC-ADM-UI-001, TC-ADM-UI-002</w:t>
             </w:r>
           </w:p>
         </w:tc>
@@ -7617,23 +11082,23 @@
         </w:pict>
       </w:r>
     </w:p>
-    <w:bookmarkEnd w:id="55"/>
-    <w:bookmarkStart w:id="59" w:name="протокол-проведения-тестирования"/>
+    <w:bookmarkEnd w:id="74"/>
+    <w:bookmarkStart w:id="78" w:name="протокол-проведения-тестирования"/>
     <w:p>
       <w:pPr>
         <w:pStyle w:val="Heading2"/>
       </w:pPr>
       <w:r>
-        <w:t xml:space="preserve">12. Протокол проведения тестирования</w:t>
-      </w:r>
-    </w:p>
-    <w:bookmarkStart w:id="56" w:name="порядок-выполнения"/>
+        <w:t xml:space="preserve">13. Протокол проведения тестирования</w:t>
+      </w:r>
+    </w:p>
+    <w:bookmarkStart w:id="75" w:name="порядок-выполнения"/>
     <w:p>
       <w:pPr>
         <w:pStyle w:val="Heading3"/>
       </w:pPr>
       <w:r>
-        <w:t xml:space="preserve">12.1. Порядок выполнения</w:t>
+        <w:t xml:space="preserve">13.1. Порядок выполнения</w:t>
       </w:r>
     </w:p>
     <w:p>
@@ -7641,7 +11106,7 @@
         <w:pStyle w:val="Compact"/>
         <w:numPr>
           <w:ilvl w:val="0"/>
-          <w:numId w:val="1067"/>
+          <w:numId w:val="1103"/>
         </w:numPr>
       </w:pPr>
       <w:r>
@@ -7653,7 +11118,7 @@
         <w:pStyle w:val="Compact"/>
         <w:numPr>
           <w:ilvl w:val="0"/>
-          <w:numId w:val="1067"/>
+          <w:numId w:val="1103"/>
         </w:numPr>
       </w:pPr>
       <w:r>
@@ -7665,7 +11130,7 @@
         <w:pStyle w:val="Compact"/>
         <w:numPr>
           <w:ilvl w:val="0"/>
-          <w:numId w:val="1067"/>
+          <w:numId w:val="1103"/>
         </w:numPr>
       </w:pPr>
       <w:r>
@@ -7677,7 +11142,7 @@
         <w:pStyle w:val="Compact"/>
         <w:numPr>
           <w:ilvl w:val="0"/>
-          <w:numId w:val="1067"/>
+          <w:numId w:val="1103"/>
         </w:numPr>
       </w:pPr>
       <w:r>
@@ -7689,21 +11154,21 @@
         <w:pStyle w:val="Compact"/>
         <w:numPr>
           <w:ilvl w:val="0"/>
-          <w:numId w:val="1067"/>
+          <w:numId w:val="1103"/>
         </w:numPr>
       </w:pPr>
       <w:r>
         <w:t xml:space="preserve">Регрессия после исправлений.</w:t>
       </w:r>
     </w:p>
-    <w:bookmarkEnd w:id="56"/>
-    <w:bookmarkStart w:id="57" w:name="критерии-приёмки"/>
+    <w:bookmarkEnd w:id="75"/>
+    <w:bookmarkStart w:id="76" w:name="критерии-приёмки"/>
     <w:p>
       <w:pPr>
         <w:pStyle w:val="Heading3"/>
       </w:pPr>
       <w:r>
-        <w:t xml:space="preserve">12.2. Критерии приёмки</w:t>
+        <w:t xml:space="preserve">13.2. Критерии приёмки</w:t>
       </w:r>
     </w:p>
     <w:p>
@@ -7711,7 +11176,7 @@
         <w:pStyle w:val="Compact"/>
         <w:numPr>
           <w:ilvl w:val="0"/>
-          <w:numId w:val="1068"/>
+          <w:numId w:val="1104"/>
         </w:numPr>
       </w:pPr>
       <w:r>
@@ -7739,7 +11204,7 @@
         <w:pStyle w:val="Compact"/>
         <w:numPr>
           <w:ilvl w:val="0"/>
-          <w:numId w:val="1068"/>
+          <w:numId w:val="1104"/>
         </w:numPr>
       </w:pPr>
       <w:r>
@@ -7767,21 +11232,21 @@
         <w:pStyle w:val="Compact"/>
         <w:numPr>
           <w:ilvl w:val="0"/>
-          <w:numId w:val="1068"/>
+          <w:numId w:val="1104"/>
         </w:numPr>
       </w:pPr>
       <w:r>
         <w:t xml:space="preserve">Критические дефекты (блокирующие обучение) — 0.</w:t>
       </w:r>
     </w:p>
-    <w:bookmarkEnd w:id="57"/>
-    <w:bookmarkStart w:id="58" w:name="запись-результатов"/>
+    <w:bookmarkEnd w:id="76"/>
+    <w:bookmarkStart w:id="77" w:name="запись-результатов"/>
     <w:p>
       <w:pPr>
         <w:pStyle w:val="Heading3"/>
       </w:pPr>
       <w:r>
-        <w:t xml:space="preserve">12.3. Запись результатов</w:t>
+        <w:t xml:space="preserve">13.3. Запись результатов</w:t>
       </w:r>
     </w:p>
     <w:p>
@@ -7844,9 +11309,9 @@
         <w:t xml:space="preserve">При обнаружении дефекта дополнительно оформляется баг-репорт с указанием Id теста, даты, тестировщика и шагов воспроизведения.</w:t>
       </w:r>
     </w:p>
-    <w:bookmarkEnd w:id="58"/>
-    <w:bookmarkEnd w:id="59"/>
-    <w:bookmarkEnd w:id="60"/>
+    <w:bookmarkEnd w:id="77"/>
+    <w:bookmarkEnd w:id="78"/>
+    <w:bookmarkEnd w:id="79"/>
     <w:sectPr>
       <w:footnotePr>
         <w:numRestart w:val="eachSect"/>
@@ -10244,6 +13709,1086 @@
     </w:lvlOverride>
   </w:num>
   <w:num w:numId="1068">
+    <w:abstractNumId w:val="99412"/>
+    <w:lvlOverride w:ilvl="0">
+      <w:startOverride w:val="2"/>
+    </w:lvlOverride>
+    <w:lvlOverride w:ilvl="1">
+      <w:startOverride w:val="2"/>
+    </w:lvlOverride>
+    <w:lvlOverride w:ilvl="2">
+      <w:startOverride w:val="2"/>
+    </w:lvlOverride>
+    <w:lvlOverride w:ilvl="3">
+      <w:startOverride w:val="2"/>
+    </w:lvlOverride>
+    <w:lvlOverride w:ilvl="4">
+      <w:startOverride w:val="2"/>
+    </w:lvlOverride>
+    <w:lvlOverride w:ilvl="5">
+      <w:startOverride w:val="2"/>
+    </w:lvlOverride>
+    <w:lvlOverride w:ilvl="6">
+      <w:startOverride w:val="2"/>
+    </w:lvlOverride>
+    <w:lvlOverride w:ilvl="7">
+      <w:startOverride w:val="2"/>
+    </w:lvlOverride>
+    <w:lvlOverride w:ilvl="8">
+      <w:startOverride w:val="2"/>
+    </w:lvlOverride>
+  </w:num>
+  <w:num w:numId="1069">
+    <w:abstractNumId w:val="99411"/>
+    <w:lvlOverride w:ilvl="0">
+      <w:startOverride w:val="1"/>
+    </w:lvlOverride>
+    <w:lvlOverride w:ilvl="1">
+      <w:startOverride w:val="1"/>
+    </w:lvlOverride>
+    <w:lvlOverride w:ilvl="2">
+      <w:startOverride w:val="1"/>
+    </w:lvlOverride>
+    <w:lvlOverride w:ilvl="3">
+      <w:startOverride w:val="1"/>
+    </w:lvlOverride>
+    <w:lvlOverride w:ilvl="4">
+      <w:startOverride w:val="1"/>
+    </w:lvlOverride>
+    <w:lvlOverride w:ilvl="5">
+      <w:startOverride w:val="1"/>
+    </w:lvlOverride>
+    <w:lvlOverride w:ilvl="6">
+      <w:startOverride w:val="1"/>
+    </w:lvlOverride>
+    <w:lvlOverride w:ilvl="7">
+      <w:startOverride w:val="1"/>
+    </w:lvlOverride>
+    <w:lvlOverride w:ilvl="8">
+      <w:startOverride w:val="1"/>
+    </w:lvlOverride>
+  </w:num>
+  <w:num w:numId="1070">
+    <w:abstractNumId w:val="99412"/>
+    <w:lvlOverride w:ilvl="0">
+      <w:startOverride w:val="2"/>
+    </w:lvlOverride>
+    <w:lvlOverride w:ilvl="1">
+      <w:startOverride w:val="2"/>
+    </w:lvlOverride>
+    <w:lvlOverride w:ilvl="2">
+      <w:startOverride w:val="2"/>
+    </w:lvlOverride>
+    <w:lvlOverride w:ilvl="3">
+      <w:startOverride w:val="2"/>
+    </w:lvlOverride>
+    <w:lvlOverride w:ilvl="4">
+      <w:startOverride w:val="2"/>
+    </w:lvlOverride>
+    <w:lvlOverride w:ilvl="5">
+      <w:startOverride w:val="2"/>
+    </w:lvlOverride>
+    <w:lvlOverride w:ilvl="6">
+      <w:startOverride w:val="2"/>
+    </w:lvlOverride>
+    <w:lvlOverride w:ilvl="7">
+      <w:startOverride w:val="2"/>
+    </w:lvlOverride>
+    <w:lvlOverride w:ilvl="8">
+      <w:startOverride w:val="2"/>
+    </w:lvlOverride>
+  </w:num>
+  <w:num w:numId="1071">
+    <w:abstractNumId w:val="99411"/>
+    <w:lvlOverride w:ilvl="0">
+      <w:startOverride w:val="1"/>
+    </w:lvlOverride>
+    <w:lvlOverride w:ilvl="1">
+      <w:startOverride w:val="1"/>
+    </w:lvlOverride>
+    <w:lvlOverride w:ilvl="2">
+      <w:startOverride w:val="1"/>
+    </w:lvlOverride>
+    <w:lvlOverride w:ilvl="3">
+      <w:startOverride w:val="1"/>
+    </w:lvlOverride>
+    <w:lvlOverride w:ilvl="4">
+      <w:startOverride w:val="1"/>
+    </w:lvlOverride>
+    <w:lvlOverride w:ilvl="5">
+      <w:startOverride w:val="1"/>
+    </w:lvlOverride>
+    <w:lvlOverride w:ilvl="6">
+      <w:startOverride w:val="1"/>
+    </w:lvlOverride>
+    <w:lvlOverride w:ilvl="7">
+      <w:startOverride w:val="1"/>
+    </w:lvlOverride>
+    <w:lvlOverride w:ilvl="8">
+      <w:startOverride w:val="1"/>
+    </w:lvlOverride>
+  </w:num>
+  <w:num w:numId="1072">
+    <w:abstractNumId w:val="99412"/>
+    <w:lvlOverride w:ilvl="0">
+      <w:startOverride w:val="2"/>
+    </w:lvlOverride>
+    <w:lvlOverride w:ilvl="1">
+      <w:startOverride w:val="2"/>
+    </w:lvlOverride>
+    <w:lvlOverride w:ilvl="2">
+      <w:startOverride w:val="2"/>
+    </w:lvlOverride>
+    <w:lvlOverride w:ilvl="3">
+      <w:startOverride w:val="2"/>
+    </w:lvlOverride>
+    <w:lvlOverride w:ilvl="4">
+      <w:startOverride w:val="2"/>
+    </w:lvlOverride>
+    <w:lvlOverride w:ilvl="5">
+      <w:startOverride w:val="2"/>
+    </w:lvlOverride>
+    <w:lvlOverride w:ilvl="6">
+      <w:startOverride w:val="2"/>
+    </w:lvlOverride>
+    <w:lvlOverride w:ilvl="7">
+      <w:startOverride w:val="2"/>
+    </w:lvlOverride>
+    <w:lvlOverride w:ilvl="8">
+      <w:startOverride w:val="2"/>
+    </w:lvlOverride>
+  </w:num>
+  <w:num w:numId="1073">
+    <w:abstractNumId w:val="99411"/>
+    <w:lvlOverride w:ilvl="0">
+      <w:startOverride w:val="1"/>
+    </w:lvlOverride>
+    <w:lvlOverride w:ilvl="1">
+      <w:startOverride w:val="1"/>
+    </w:lvlOverride>
+    <w:lvlOverride w:ilvl="2">
+      <w:startOverride w:val="1"/>
+    </w:lvlOverride>
+    <w:lvlOverride w:ilvl="3">
+      <w:startOverride w:val="1"/>
+    </w:lvlOverride>
+    <w:lvlOverride w:ilvl="4">
+      <w:startOverride w:val="1"/>
+    </w:lvlOverride>
+    <w:lvlOverride w:ilvl="5">
+      <w:startOverride w:val="1"/>
+    </w:lvlOverride>
+    <w:lvlOverride w:ilvl="6">
+      <w:startOverride w:val="1"/>
+    </w:lvlOverride>
+    <w:lvlOverride w:ilvl="7">
+      <w:startOverride w:val="1"/>
+    </w:lvlOverride>
+    <w:lvlOverride w:ilvl="8">
+      <w:startOverride w:val="1"/>
+    </w:lvlOverride>
+  </w:num>
+  <w:num w:numId="1074">
+    <w:abstractNumId w:val="99412"/>
+    <w:lvlOverride w:ilvl="0">
+      <w:startOverride w:val="2"/>
+    </w:lvlOverride>
+    <w:lvlOverride w:ilvl="1">
+      <w:startOverride w:val="2"/>
+    </w:lvlOverride>
+    <w:lvlOverride w:ilvl="2">
+      <w:startOverride w:val="2"/>
+    </w:lvlOverride>
+    <w:lvlOverride w:ilvl="3">
+      <w:startOverride w:val="2"/>
+    </w:lvlOverride>
+    <w:lvlOverride w:ilvl="4">
+      <w:startOverride w:val="2"/>
+    </w:lvlOverride>
+    <w:lvlOverride w:ilvl="5">
+      <w:startOverride w:val="2"/>
+    </w:lvlOverride>
+    <w:lvlOverride w:ilvl="6">
+      <w:startOverride w:val="2"/>
+    </w:lvlOverride>
+    <w:lvlOverride w:ilvl="7">
+      <w:startOverride w:val="2"/>
+    </w:lvlOverride>
+    <w:lvlOverride w:ilvl="8">
+      <w:startOverride w:val="2"/>
+    </w:lvlOverride>
+  </w:num>
+  <w:num w:numId="1075">
+    <w:abstractNumId w:val="99411"/>
+    <w:lvlOverride w:ilvl="0">
+      <w:startOverride w:val="1"/>
+    </w:lvlOverride>
+    <w:lvlOverride w:ilvl="1">
+      <w:startOverride w:val="1"/>
+    </w:lvlOverride>
+    <w:lvlOverride w:ilvl="2">
+      <w:startOverride w:val="1"/>
+    </w:lvlOverride>
+    <w:lvlOverride w:ilvl="3">
+      <w:startOverride w:val="1"/>
+    </w:lvlOverride>
+    <w:lvlOverride w:ilvl="4">
+      <w:startOverride w:val="1"/>
+    </w:lvlOverride>
+    <w:lvlOverride w:ilvl="5">
+      <w:startOverride w:val="1"/>
+    </w:lvlOverride>
+    <w:lvlOverride w:ilvl="6">
+      <w:startOverride w:val="1"/>
+    </w:lvlOverride>
+    <w:lvlOverride w:ilvl="7">
+      <w:startOverride w:val="1"/>
+    </w:lvlOverride>
+    <w:lvlOverride w:ilvl="8">
+      <w:startOverride w:val="1"/>
+    </w:lvlOverride>
+  </w:num>
+  <w:num w:numId="1076">
+    <w:abstractNumId w:val="99412"/>
+    <w:lvlOverride w:ilvl="0">
+      <w:startOverride w:val="2"/>
+    </w:lvlOverride>
+    <w:lvlOverride w:ilvl="1">
+      <w:startOverride w:val="2"/>
+    </w:lvlOverride>
+    <w:lvlOverride w:ilvl="2">
+      <w:startOverride w:val="2"/>
+    </w:lvlOverride>
+    <w:lvlOverride w:ilvl="3">
+      <w:startOverride w:val="2"/>
+    </w:lvlOverride>
+    <w:lvlOverride w:ilvl="4">
+      <w:startOverride w:val="2"/>
+    </w:lvlOverride>
+    <w:lvlOverride w:ilvl="5">
+      <w:startOverride w:val="2"/>
+    </w:lvlOverride>
+    <w:lvlOverride w:ilvl="6">
+      <w:startOverride w:val="2"/>
+    </w:lvlOverride>
+    <w:lvlOverride w:ilvl="7">
+      <w:startOverride w:val="2"/>
+    </w:lvlOverride>
+    <w:lvlOverride w:ilvl="8">
+      <w:startOverride w:val="2"/>
+    </w:lvlOverride>
+  </w:num>
+  <w:num w:numId="1077">
+    <w:abstractNumId w:val="99411"/>
+    <w:lvlOverride w:ilvl="0">
+      <w:startOverride w:val="1"/>
+    </w:lvlOverride>
+    <w:lvlOverride w:ilvl="1">
+      <w:startOverride w:val="1"/>
+    </w:lvlOverride>
+    <w:lvlOverride w:ilvl="2">
+      <w:startOverride w:val="1"/>
+    </w:lvlOverride>
+    <w:lvlOverride w:ilvl="3">
+      <w:startOverride w:val="1"/>
+    </w:lvlOverride>
+    <w:lvlOverride w:ilvl="4">
+      <w:startOverride w:val="1"/>
+    </w:lvlOverride>
+    <w:lvlOverride w:ilvl="5">
+      <w:startOverride w:val="1"/>
+    </w:lvlOverride>
+    <w:lvlOverride w:ilvl="6">
+      <w:startOverride w:val="1"/>
+    </w:lvlOverride>
+    <w:lvlOverride w:ilvl="7">
+      <w:startOverride w:val="1"/>
+    </w:lvlOverride>
+    <w:lvlOverride w:ilvl="8">
+      <w:startOverride w:val="1"/>
+    </w:lvlOverride>
+  </w:num>
+  <w:num w:numId="1078">
+    <w:abstractNumId w:val="99412"/>
+    <w:lvlOverride w:ilvl="0">
+      <w:startOverride w:val="2"/>
+    </w:lvlOverride>
+    <w:lvlOverride w:ilvl="1">
+      <w:startOverride w:val="2"/>
+    </w:lvlOverride>
+    <w:lvlOverride w:ilvl="2">
+      <w:startOverride w:val="2"/>
+    </w:lvlOverride>
+    <w:lvlOverride w:ilvl="3">
+      <w:startOverride w:val="2"/>
+    </w:lvlOverride>
+    <w:lvlOverride w:ilvl="4">
+      <w:startOverride w:val="2"/>
+    </w:lvlOverride>
+    <w:lvlOverride w:ilvl="5">
+      <w:startOverride w:val="2"/>
+    </w:lvlOverride>
+    <w:lvlOverride w:ilvl="6">
+      <w:startOverride w:val="2"/>
+    </w:lvlOverride>
+    <w:lvlOverride w:ilvl="7">
+      <w:startOverride w:val="2"/>
+    </w:lvlOverride>
+    <w:lvlOverride w:ilvl="8">
+      <w:startOverride w:val="2"/>
+    </w:lvlOverride>
+  </w:num>
+  <w:num w:numId="1079">
+    <w:abstractNumId w:val="99411"/>
+    <w:lvlOverride w:ilvl="0">
+      <w:startOverride w:val="1"/>
+    </w:lvlOverride>
+    <w:lvlOverride w:ilvl="1">
+      <w:startOverride w:val="1"/>
+    </w:lvlOverride>
+    <w:lvlOverride w:ilvl="2">
+      <w:startOverride w:val="1"/>
+    </w:lvlOverride>
+    <w:lvlOverride w:ilvl="3">
+      <w:startOverride w:val="1"/>
+    </w:lvlOverride>
+    <w:lvlOverride w:ilvl="4">
+      <w:startOverride w:val="1"/>
+    </w:lvlOverride>
+    <w:lvlOverride w:ilvl="5">
+      <w:startOverride w:val="1"/>
+    </w:lvlOverride>
+    <w:lvlOverride w:ilvl="6">
+      <w:startOverride w:val="1"/>
+    </w:lvlOverride>
+    <w:lvlOverride w:ilvl="7">
+      <w:startOverride w:val="1"/>
+    </w:lvlOverride>
+    <w:lvlOverride w:ilvl="8">
+      <w:startOverride w:val="1"/>
+    </w:lvlOverride>
+  </w:num>
+  <w:num w:numId="1080">
+    <w:abstractNumId w:val="99412"/>
+    <w:lvlOverride w:ilvl="0">
+      <w:startOverride w:val="2"/>
+    </w:lvlOverride>
+    <w:lvlOverride w:ilvl="1">
+      <w:startOverride w:val="2"/>
+    </w:lvlOverride>
+    <w:lvlOverride w:ilvl="2">
+      <w:startOverride w:val="2"/>
+    </w:lvlOverride>
+    <w:lvlOverride w:ilvl="3">
+      <w:startOverride w:val="2"/>
+    </w:lvlOverride>
+    <w:lvlOverride w:ilvl="4">
+      <w:startOverride w:val="2"/>
+    </w:lvlOverride>
+    <w:lvlOverride w:ilvl="5">
+      <w:startOverride w:val="2"/>
+    </w:lvlOverride>
+    <w:lvlOverride w:ilvl="6">
+      <w:startOverride w:val="2"/>
+    </w:lvlOverride>
+    <w:lvlOverride w:ilvl="7">
+      <w:startOverride w:val="2"/>
+    </w:lvlOverride>
+    <w:lvlOverride w:ilvl="8">
+      <w:startOverride w:val="2"/>
+    </w:lvlOverride>
+  </w:num>
+  <w:num w:numId="1081">
+    <w:abstractNumId w:val="99411"/>
+    <w:lvlOverride w:ilvl="0">
+      <w:startOverride w:val="1"/>
+    </w:lvlOverride>
+    <w:lvlOverride w:ilvl="1">
+      <w:startOverride w:val="1"/>
+    </w:lvlOverride>
+    <w:lvlOverride w:ilvl="2">
+      <w:startOverride w:val="1"/>
+    </w:lvlOverride>
+    <w:lvlOverride w:ilvl="3">
+      <w:startOverride w:val="1"/>
+    </w:lvlOverride>
+    <w:lvlOverride w:ilvl="4">
+      <w:startOverride w:val="1"/>
+    </w:lvlOverride>
+    <w:lvlOverride w:ilvl="5">
+      <w:startOverride w:val="1"/>
+    </w:lvlOverride>
+    <w:lvlOverride w:ilvl="6">
+      <w:startOverride w:val="1"/>
+    </w:lvlOverride>
+    <w:lvlOverride w:ilvl="7">
+      <w:startOverride w:val="1"/>
+    </w:lvlOverride>
+    <w:lvlOverride w:ilvl="8">
+      <w:startOverride w:val="1"/>
+    </w:lvlOverride>
+  </w:num>
+  <w:num w:numId="1082">
+    <w:abstractNumId w:val="99412"/>
+    <w:lvlOverride w:ilvl="0">
+      <w:startOverride w:val="2"/>
+    </w:lvlOverride>
+    <w:lvlOverride w:ilvl="1">
+      <w:startOverride w:val="2"/>
+    </w:lvlOverride>
+    <w:lvlOverride w:ilvl="2">
+      <w:startOverride w:val="2"/>
+    </w:lvlOverride>
+    <w:lvlOverride w:ilvl="3">
+      <w:startOverride w:val="2"/>
+    </w:lvlOverride>
+    <w:lvlOverride w:ilvl="4">
+      <w:startOverride w:val="2"/>
+    </w:lvlOverride>
+    <w:lvlOverride w:ilvl="5">
+      <w:startOverride w:val="2"/>
+    </w:lvlOverride>
+    <w:lvlOverride w:ilvl="6">
+      <w:startOverride w:val="2"/>
+    </w:lvlOverride>
+    <w:lvlOverride w:ilvl="7">
+      <w:startOverride w:val="2"/>
+    </w:lvlOverride>
+    <w:lvlOverride w:ilvl="8">
+      <w:startOverride w:val="2"/>
+    </w:lvlOverride>
+  </w:num>
+  <w:num w:numId="1083">
+    <w:abstractNumId w:val="99411"/>
+    <w:lvlOverride w:ilvl="0">
+      <w:startOverride w:val="1"/>
+    </w:lvlOverride>
+    <w:lvlOverride w:ilvl="1">
+      <w:startOverride w:val="1"/>
+    </w:lvlOverride>
+    <w:lvlOverride w:ilvl="2">
+      <w:startOverride w:val="1"/>
+    </w:lvlOverride>
+    <w:lvlOverride w:ilvl="3">
+      <w:startOverride w:val="1"/>
+    </w:lvlOverride>
+    <w:lvlOverride w:ilvl="4">
+      <w:startOverride w:val="1"/>
+    </w:lvlOverride>
+    <w:lvlOverride w:ilvl="5">
+      <w:startOverride w:val="1"/>
+    </w:lvlOverride>
+    <w:lvlOverride w:ilvl="6">
+      <w:startOverride w:val="1"/>
+    </w:lvlOverride>
+    <w:lvlOverride w:ilvl="7">
+      <w:startOverride w:val="1"/>
+    </w:lvlOverride>
+    <w:lvlOverride w:ilvl="8">
+      <w:startOverride w:val="1"/>
+    </w:lvlOverride>
+  </w:num>
+  <w:num w:numId="1084">
+    <w:abstractNumId w:val="99412"/>
+    <w:lvlOverride w:ilvl="0">
+      <w:startOverride w:val="2"/>
+    </w:lvlOverride>
+    <w:lvlOverride w:ilvl="1">
+      <w:startOverride w:val="2"/>
+    </w:lvlOverride>
+    <w:lvlOverride w:ilvl="2">
+      <w:startOverride w:val="2"/>
+    </w:lvlOverride>
+    <w:lvlOverride w:ilvl="3">
+      <w:startOverride w:val="2"/>
+    </w:lvlOverride>
+    <w:lvlOverride w:ilvl="4">
+      <w:startOverride w:val="2"/>
+    </w:lvlOverride>
+    <w:lvlOverride w:ilvl="5">
+      <w:startOverride w:val="2"/>
+    </w:lvlOverride>
+    <w:lvlOverride w:ilvl="6">
+      <w:startOverride w:val="2"/>
+    </w:lvlOverride>
+    <w:lvlOverride w:ilvl="7">
+      <w:startOverride w:val="2"/>
+    </w:lvlOverride>
+    <w:lvlOverride w:ilvl="8">
+      <w:startOverride w:val="2"/>
+    </w:lvlOverride>
+  </w:num>
+  <w:num w:numId="1085">
+    <w:abstractNumId w:val="99411"/>
+    <w:lvlOverride w:ilvl="0">
+      <w:startOverride w:val="1"/>
+    </w:lvlOverride>
+    <w:lvlOverride w:ilvl="1">
+      <w:startOverride w:val="1"/>
+    </w:lvlOverride>
+    <w:lvlOverride w:ilvl="2">
+      <w:startOverride w:val="1"/>
+    </w:lvlOverride>
+    <w:lvlOverride w:ilvl="3">
+      <w:startOverride w:val="1"/>
+    </w:lvlOverride>
+    <w:lvlOverride w:ilvl="4">
+      <w:startOverride w:val="1"/>
+    </w:lvlOverride>
+    <w:lvlOverride w:ilvl="5">
+      <w:startOverride w:val="1"/>
+    </w:lvlOverride>
+    <w:lvlOverride w:ilvl="6">
+      <w:startOverride w:val="1"/>
+    </w:lvlOverride>
+    <w:lvlOverride w:ilvl="7">
+      <w:startOverride w:val="1"/>
+    </w:lvlOverride>
+    <w:lvlOverride w:ilvl="8">
+      <w:startOverride w:val="1"/>
+    </w:lvlOverride>
+  </w:num>
+  <w:num w:numId="1086">
+    <w:abstractNumId w:val="99412"/>
+    <w:lvlOverride w:ilvl="0">
+      <w:startOverride w:val="2"/>
+    </w:lvlOverride>
+    <w:lvlOverride w:ilvl="1">
+      <w:startOverride w:val="2"/>
+    </w:lvlOverride>
+    <w:lvlOverride w:ilvl="2">
+      <w:startOverride w:val="2"/>
+    </w:lvlOverride>
+    <w:lvlOverride w:ilvl="3">
+      <w:startOverride w:val="2"/>
+    </w:lvlOverride>
+    <w:lvlOverride w:ilvl="4">
+      <w:startOverride w:val="2"/>
+    </w:lvlOverride>
+    <w:lvlOverride w:ilvl="5">
+      <w:startOverride w:val="2"/>
+    </w:lvlOverride>
+    <w:lvlOverride w:ilvl="6">
+      <w:startOverride w:val="2"/>
+    </w:lvlOverride>
+    <w:lvlOverride w:ilvl="7">
+      <w:startOverride w:val="2"/>
+    </w:lvlOverride>
+    <w:lvlOverride w:ilvl="8">
+      <w:startOverride w:val="2"/>
+    </w:lvlOverride>
+  </w:num>
+  <w:num w:numId="1087">
+    <w:abstractNumId w:val="99411"/>
+    <w:lvlOverride w:ilvl="0">
+      <w:startOverride w:val="1"/>
+    </w:lvlOverride>
+    <w:lvlOverride w:ilvl="1">
+      <w:startOverride w:val="1"/>
+    </w:lvlOverride>
+    <w:lvlOverride w:ilvl="2">
+      <w:startOverride w:val="1"/>
+    </w:lvlOverride>
+    <w:lvlOverride w:ilvl="3">
+      <w:startOverride w:val="1"/>
+    </w:lvlOverride>
+    <w:lvlOverride w:ilvl="4">
+      <w:startOverride w:val="1"/>
+    </w:lvlOverride>
+    <w:lvlOverride w:ilvl="5">
+      <w:startOverride w:val="1"/>
+    </w:lvlOverride>
+    <w:lvlOverride w:ilvl="6">
+      <w:startOverride w:val="1"/>
+    </w:lvlOverride>
+    <w:lvlOverride w:ilvl="7">
+      <w:startOverride w:val="1"/>
+    </w:lvlOverride>
+    <w:lvlOverride w:ilvl="8">
+      <w:startOverride w:val="1"/>
+    </w:lvlOverride>
+  </w:num>
+  <w:num w:numId="1088">
+    <w:abstractNumId w:val="99412"/>
+    <w:lvlOverride w:ilvl="0">
+      <w:startOverride w:val="2"/>
+    </w:lvlOverride>
+    <w:lvlOverride w:ilvl="1">
+      <w:startOverride w:val="2"/>
+    </w:lvlOverride>
+    <w:lvlOverride w:ilvl="2">
+      <w:startOverride w:val="2"/>
+    </w:lvlOverride>
+    <w:lvlOverride w:ilvl="3">
+      <w:startOverride w:val="2"/>
+    </w:lvlOverride>
+    <w:lvlOverride w:ilvl="4">
+      <w:startOverride w:val="2"/>
+    </w:lvlOverride>
+    <w:lvlOverride w:ilvl="5">
+      <w:startOverride w:val="2"/>
+    </w:lvlOverride>
+    <w:lvlOverride w:ilvl="6">
+      <w:startOverride w:val="2"/>
+    </w:lvlOverride>
+    <w:lvlOverride w:ilvl="7">
+      <w:startOverride w:val="2"/>
+    </w:lvlOverride>
+    <w:lvlOverride w:ilvl="8">
+      <w:startOverride w:val="2"/>
+    </w:lvlOverride>
+  </w:num>
+  <w:num w:numId="1089">
+    <w:abstractNumId w:val="99411"/>
+    <w:lvlOverride w:ilvl="0">
+      <w:startOverride w:val="1"/>
+    </w:lvlOverride>
+    <w:lvlOverride w:ilvl="1">
+      <w:startOverride w:val="1"/>
+    </w:lvlOverride>
+    <w:lvlOverride w:ilvl="2">
+      <w:startOverride w:val="1"/>
+    </w:lvlOverride>
+    <w:lvlOverride w:ilvl="3">
+      <w:startOverride w:val="1"/>
+    </w:lvlOverride>
+    <w:lvlOverride w:ilvl="4">
+      <w:startOverride w:val="1"/>
+    </w:lvlOverride>
+    <w:lvlOverride w:ilvl="5">
+      <w:startOverride w:val="1"/>
+    </w:lvlOverride>
+    <w:lvlOverride w:ilvl="6">
+      <w:startOverride w:val="1"/>
+    </w:lvlOverride>
+    <w:lvlOverride w:ilvl="7">
+      <w:startOverride w:val="1"/>
+    </w:lvlOverride>
+    <w:lvlOverride w:ilvl="8">
+      <w:startOverride w:val="1"/>
+    </w:lvlOverride>
+  </w:num>
+  <w:num w:numId="1090">
+    <w:abstractNumId w:val="99412"/>
+    <w:lvlOverride w:ilvl="0">
+      <w:startOverride w:val="2"/>
+    </w:lvlOverride>
+    <w:lvlOverride w:ilvl="1">
+      <w:startOverride w:val="2"/>
+    </w:lvlOverride>
+    <w:lvlOverride w:ilvl="2">
+      <w:startOverride w:val="2"/>
+    </w:lvlOverride>
+    <w:lvlOverride w:ilvl="3">
+      <w:startOverride w:val="2"/>
+    </w:lvlOverride>
+    <w:lvlOverride w:ilvl="4">
+      <w:startOverride w:val="2"/>
+    </w:lvlOverride>
+    <w:lvlOverride w:ilvl="5">
+      <w:startOverride w:val="2"/>
+    </w:lvlOverride>
+    <w:lvlOverride w:ilvl="6">
+      <w:startOverride w:val="2"/>
+    </w:lvlOverride>
+    <w:lvlOverride w:ilvl="7">
+      <w:startOverride w:val="2"/>
+    </w:lvlOverride>
+    <w:lvlOverride w:ilvl="8">
+      <w:startOverride w:val="2"/>
+    </w:lvlOverride>
+  </w:num>
+  <w:num w:numId="1091">
+    <w:abstractNumId w:val="99411"/>
+    <w:lvlOverride w:ilvl="0">
+      <w:startOverride w:val="1"/>
+    </w:lvlOverride>
+    <w:lvlOverride w:ilvl="1">
+      <w:startOverride w:val="1"/>
+    </w:lvlOverride>
+    <w:lvlOverride w:ilvl="2">
+      <w:startOverride w:val="1"/>
+    </w:lvlOverride>
+    <w:lvlOverride w:ilvl="3">
+      <w:startOverride w:val="1"/>
+    </w:lvlOverride>
+    <w:lvlOverride w:ilvl="4">
+      <w:startOverride w:val="1"/>
+    </w:lvlOverride>
+    <w:lvlOverride w:ilvl="5">
+      <w:startOverride w:val="1"/>
+    </w:lvlOverride>
+    <w:lvlOverride w:ilvl="6">
+      <w:startOverride w:val="1"/>
+    </w:lvlOverride>
+    <w:lvlOverride w:ilvl="7">
+      <w:startOverride w:val="1"/>
+    </w:lvlOverride>
+    <w:lvlOverride w:ilvl="8">
+      <w:startOverride w:val="1"/>
+    </w:lvlOverride>
+  </w:num>
+  <w:num w:numId="1092">
+    <w:abstractNumId w:val="99412"/>
+    <w:lvlOverride w:ilvl="0">
+      <w:startOverride w:val="2"/>
+    </w:lvlOverride>
+    <w:lvlOverride w:ilvl="1">
+      <w:startOverride w:val="2"/>
+    </w:lvlOverride>
+    <w:lvlOverride w:ilvl="2">
+      <w:startOverride w:val="2"/>
+    </w:lvlOverride>
+    <w:lvlOverride w:ilvl="3">
+      <w:startOverride w:val="2"/>
+    </w:lvlOverride>
+    <w:lvlOverride w:ilvl="4">
+      <w:startOverride w:val="2"/>
+    </w:lvlOverride>
+    <w:lvlOverride w:ilvl="5">
+      <w:startOverride w:val="2"/>
+    </w:lvlOverride>
+    <w:lvlOverride w:ilvl="6">
+      <w:startOverride w:val="2"/>
+    </w:lvlOverride>
+    <w:lvlOverride w:ilvl="7">
+      <w:startOverride w:val="2"/>
+    </w:lvlOverride>
+    <w:lvlOverride w:ilvl="8">
+      <w:startOverride w:val="2"/>
+    </w:lvlOverride>
+  </w:num>
+  <w:num w:numId="1093">
+    <w:abstractNumId w:val="99411"/>
+    <w:lvlOverride w:ilvl="0">
+      <w:startOverride w:val="1"/>
+    </w:lvlOverride>
+    <w:lvlOverride w:ilvl="1">
+      <w:startOverride w:val="1"/>
+    </w:lvlOverride>
+    <w:lvlOverride w:ilvl="2">
+      <w:startOverride w:val="1"/>
+    </w:lvlOverride>
+    <w:lvlOverride w:ilvl="3">
+      <w:startOverride w:val="1"/>
+    </w:lvlOverride>
+    <w:lvlOverride w:ilvl="4">
+      <w:startOverride w:val="1"/>
+    </w:lvlOverride>
+    <w:lvlOverride w:ilvl="5">
+      <w:startOverride w:val="1"/>
+    </w:lvlOverride>
+    <w:lvlOverride w:ilvl="6">
+      <w:startOverride w:val="1"/>
+    </w:lvlOverride>
+    <w:lvlOverride w:ilvl="7">
+      <w:startOverride w:val="1"/>
+    </w:lvlOverride>
+    <w:lvlOverride w:ilvl="8">
+      <w:startOverride w:val="1"/>
+    </w:lvlOverride>
+  </w:num>
+  <w:num w:numId="1094">
+    <w:abstractNumId w:val="99412"/>
+    <w:lvlOverride w:ilvl="0">
+      <w:startOverride w:val="2"/>
+    </w:lvlOverride>
+    <w:lvlOverride w:ilvl="1">
+      <w:startOverride w:val="2"/>
+    </w:lvlOverride>
+    <w:lvlOverride w:ilvl="2">
+      <w:startOverride w:val="2"/>
+    </w:lvlOverride>
+    <w:lvlOverride w:ilvl="3">
+      <w:startOverride w:val="2"/>
+    </w:lvlOverride>
+    <w:lvlOverride w:ilvl="4">
+      <w:startOverride w:val="2"/>
+    </w:lvlOverride>
+    <w:lvlOverride w:ilvl="5">
+      <w:startOverride w:val="2"/>
+    </w:lvlOverride>
+    <w:lvlOverride w:ilvl="6">
+      <w:startOverride w:val="2"/>
+    </w:lvlOverride>
+    <w:lvlOverride w:ilvl="7">
+      <w:startOverride w:val="2"/>
+    </w:lvlOverride>
+    <w:lvlOverride w:ilvl="8">
+      <w:startOverride w:val="2"/>
+    </w:lvlOverride>
+  </w:num>
+  <w:num w:numId="1095">
+    <w:abstractNumId w:val="99411"/>
+    <w:lvlOverride w:ilvl="0">
+      <w:startOverride w:val="1"/>
+    </w:lvlOverride>
+    <w:lvlOverride w:ilvl="1">
+      <w:startOverride w:val="1"/>
+    </w:lvlOverride>
+    <w:lvlOverride w:ilvl="2">
+      <w:startOverride w:val="1"/>
+    </w:lvlOverride>
+    <w:lvlOverride w:ilvl="3">
+      <w:startOverride w:val="1"/>
+    </w:lvlOverride>
+    <w:lvlOverride w:ilvl="4">
+      <w:startOverride w:val="1"/>
+    </w:lvlOverride>
+    <w:lvlOverride w:ilvl="5">
+      <w:startOverride w:val="1"/>
+    </w:lvlOverride>
+    <w:lvlOverride w:ilvl="6">
+      <w:startOverride w:val="1"/>
+    </w:lvlOverride>
+    <w:lvlOverride w:ilvl="7">
+      <w:startOverride w:val="1"/>
+    </w:lvlOverride>
+    <w:lvlOverride w:ilvl="8">
+      <w:startOverride w:val="1"/>
+    </w:lvlOverride>
+  </w:num>
+  <w:num w:numId="1096">
+    <w:abstractNumId w:val="99412"/>
+    <w:lvlOverride w:ilvl="0">
+      <w:startOverride w:val="2"/>
+    </w:lvlOverride>
+    <w:lvlOverride w:ilvl="1">
+      <w:startOverride w:val="2"/>
+    </w:lvlOverride>
+    <w:lvlOverride w:ilvl="2">
+      <w:startOverride w:val="2"/>
+    </w:lvlOverride>
+    <w:lvlOverride w:ilvl="3">
+      <w:startOverride w:val="2"/>
+    </w:lvlOverride>
+    <w:lvlOverride w:ilvl="4">
+      <w:startOverride w:val="2"/>
+    </w:lvlOverride>
+    <w:lvlOverride w:ilvl="5">
+      <w:startOverride w:val="2"/>
+    </w:lvlOverride>
+    <w:lvlOverride w:ilvl="6">
+      <w:startOverride w:val="2"/>
+    </w:lvlOverride>
+    <w:lvlOverride w:ilvl="7">
+      <w:startOverride w:val="2"/>
+    </w:lvlOverride>
+    <w:lvlOverride w:ilvl="8">
+      <w:startOverride w:val="2"/>
+    </w:lvlOverride>
+  </w:num>
+  <w:num w:numId="1097">
+    <w:abstractNumId w:val="99411"/>
+    <w:lvlOverride w:ilvl="0">
+      <w:startOverride w:val="1"/>
+    </w:lvlOverride>
+    <w:lvlOverride w:ilvl="1">
+      <w:startOverride w:val="1"/>
+    </w:lvlOverride>
+    <w:lvlOverride w:ilvl="2">
+      <w:startOverride w:val="1"/>
+    </w:lvlOverride>
+    <w:lvlOverride w:ilvl="3">
+      <w:startOverride w:val="1"/>
+    </w:lvlOverride>
+    <w:lvlOverride w:ilvl="4">
+      <w:startOverride w:val="1"/>
+    </w:lvlOverride>
+    <w:lvlOverride w:ilvl="5">
+      <w:startOverride w:val="1"/>
+    </w:lvlOverride>
+    <w:lvlOverride w:ilvl="6">
+      <w:startOverride w:val="1"/>
+    </w:lvlOverride>
+    <w:lvlOverride w:ilvl="7">
+      <w:startOverride w:val="1"/>
+    </w:lvlOverride>
+    <w:lvlOverride w:ilvl="8">
+      <w:startOverride w:val="1"/>
+    </w:lvlOverride>
+  </w:num>
+  <w:num w:numId="1098">
+    <w:abstractNumId w:val="99412"/>
+    <w:lvlOverride w:ilvl="0">
+      <w:startOverride w:val="2"/>
+    </w:lvlOverride>
+    <w:lvlOverride w:ilvl="1">
+      <w:startOverride w:val="2"/>
+    </w:lvlOverride>
+    <w:lvlOverride w:ilvl="2">
+      <w:startOverride w:val="2"/>
+    </w:lvlOverride>
+    <w:lvlOverride w:ilvl="3">
+      <w:startOverride w:val="2"/>
+    </w:lvlOverride>
+    <w:lvlOverride w:ilvl="4">
+      <w:startOverride w:val="2"/>
+    </w:lvlOverride>
+    <w:lvlOverride w:ilvl="5">
+      <w:startOverride w:val="2"/>
+    </w:lvlOverride>
+    <w:lvlOverride w:ilvl="6">
+      <w:startOverride w:val="2"/>
+    </w:lvlOverride>
+    <w:lvlOverride w:ilvl="7">
+      <w:startOverride w:val="2"/>
+    </w:lvlOverride>
+    <w:lvlOverride w:ilvl="8">
+      <w:startOverride w:val="2"/>
+    </w:lvlOverride>
+  </w:num>
+  <w:num w:numId="1099">
+    <w:abstractNumId w:val="99411"/>
+    <w:lvlOverride w:ilvl="0">
+      <w:startOverride w:val="1"/>
+    </w:lvlOverride>
+    <w:lvlOverride w:ilvl="1">
+      <w:startOverride w:val="1"/>
+    </w:lvlOverride>
+    <w:lvlOverride w:ilvl="2">
+      <w:startOverride w:val="1"/>
+    </w:lvlOverride>
+    <w:lvlOverride w:ilvl="3">
+      <w:startOverride w:val="1"/>
+    </w:lvlOverride>
+    <w:lvlOverride w:ilvl="4">
+      <w:startOverride w:val="1"/>
+    </w:lvlOverride>
+    <w:lvlOverride w:ilvl="5">
+      <w:startOverride w:val="1"/>
+    </w:lvlOverride>
+    <w:lvlOverride w:ilvl="6">
+      <w:startOverride w:val="1"/>
+    </w:lvlOverride>
+    <w:lvlOverride w:ilvl="7">
+      <w:startOverride w:val="1"/>
+    </w:lvlOverride>
+    <w:lvlOverride w:ilvl="8">
+      <w:startOverride w:val="1"/>
+    </w:lvlOverride>
+  </w:num>
+  <w:num w:numId="1100">
+    <w:abstractNumId w:val="99412"/>
+    <w:lvlOverride w:ilvl="0">
+      <w:startOverride w:val="2"/>
+    </w:lvlOverride>
+    <w:lvlOverride w:ilvl="1">
+      <w:startOverride w:val="2"/>
+    </w:lvlOverride>
+    <w:lvlOverride w:ilvl="2">
+      <w:startOverride w:val="2"/>
+    </w:lvlOverride>
+    <w:lvlOverride w:ilvl="3">
+      <w:startOverride w:val="2"/>
+    </w:lvlOverride>
+    <w:lvlOverride w:ilvl="4">
+      <w:startOverride w:val="2"/>
+    </w:lvlOverride>
+    <w:lvlOverride w:ilvl="5">
+      <w:startOverride w:val="2"/>
+    </w:lvlOverride>
+    <w:lvlOverride w:ilvl="6">
+      <w:startOverride w:val="2"/>
+    </w:lvlOverride>
+    <w:lvlOverride w:ilvl="7">
+      <w:startOverride w:val="2"/>
+    </w:lvlOverride>
+    <w:lvlOverride w:ilvl="8">
+      <w:startOverride w:val="2"/>
+    </w:lvlOverride>
+  </w:num>
+  <w:num w:numId="1101">
+    <w:abstractNumId w:val="99411"/>
+    <w:lvlOverride w:ilvl="0">
+      <w:startOverride w:val="1"/>
+    </w:lvlOverride>
+    <w:lvlOverride w:ilvl="1">
+      <w:startOverride w:val="1"/>
+    </w:lvlOverride>
+    <w:lvlOverride w:ilvl="2">
+      <w:startOverride w:val="1"/>
+    </w:lvlOverride>
+    <w:lvlOverride w:ilvl="3">
+      <w:startOverride w:val="1"/>
+    </w:lvlOverride>
+    <w:lvlOverride w:ilvl="4">
+      <w:startOverride w:val="1"/>
+    </w:lvlOverride>
+    <w:lvlOverride w:ilvl="5">
+      <w:startOverride w:val="1"/>
+    </w:lvlOverride>
+    <w:lvlOverride w:ilvl="6">
+      <w:startOverride w:val="1"/>
+    </w:lvlOverride>
+    <w:lvlOverride w:ilvl="7">
+      <w:startOverride w:val="1"/>
+    </w:lvlOverride>
+    <w:lvlOverride w:ilvl="8">
+      <w:startOverride w:val="1"/>
+    </w:lvlOverride>
+  </w:num>
+  <w:num w:numId="1102">
+    <w:abstractNumId w:val="99412"/>
+    <w:lvlOverride w:ilvl="0">
+      <w:startOverride w:val="2"/>
+    </w:lvlOverride>
+    <w:lvlOverride w:ilvl="1">
+      <w:startOverride w:val="2"/>
+    </w:lvlOverride>
+    <w:lvlOverride w:ilvl="2">
+      <w:startOverride w:val="2"/>
+    </w:lvlOverride>
+    <w:lvlOverride w:ilvl="3">
+      <w:startOverride w:val="2"/>
+    </w:lvlOverride>
+    <w:lvlOverride w:ilvl="4">
+      <w:startOverride w:val="2"/>
+    </w:lvlOverride>
+    <w:lvlOverride w:ilvl="5">
+      <w:startOverride w:val="2"/>
+    </w:lvlOverride>
+    <w:lvlOverride w:ilvl="6">
+      <w:startOverride w:val="2"/>
+    </w:lvlOverride>
+    <w:lvlOverride w:ilvl="7">
+      <w:startOverride w:val="2"/>
+    </w:lvlOverride>
+    <w:lvlOverride w:ilvl="8">
+      <w:startOverride w:val="2"/>
+    </w:lvlOverride>
+  </w:num>
+  <w:num w:numId="1103">
+    <w:abstractNumId w:val="99411"/>
+    <w:lvlOverride w:ilvl="0">
+      <w:startOverride w:val="1"/>
+    </w:lvlOverride>
+    <w:lvlOverride w:ilvl="1">
+      <w:startOverride w:val="1"/>
+    </w:lvlOverride>
+    <w:lvlOverride w:ilvl="2">
+      <w:startOverride w:val="1"/>
+    </w:lvlOverride>
+    <w:lvlOverride w:ilvl="3">
+      <w:startOverride w:val="1"/>
+    </w:lvlOverride>
+    <w:lvlOverride w:ilvl="4">
+      <w:startOverride w:val="1"/>
+    </w:lvlOverride>
+    <w:lvlOverride w:ilvl="5">
+      <w:startOverride w:val="1"/>
+    </w:lvlOverride>
+    <w:lvlOverride w:ilvl="6">
+      <w:startOverride w:val="1"/>
+    </w:lvlOverride>
+    <w:lvlOverride w:ilvl="7">
+      <w:startOverride w:val="1"/>
+    </w:lvlOverride>
+    <w:lvlOverride w:ilvl="8">
+      <w:startOverride w:val="1"/>
+    </w:lvlOverride>
+  </w:num>
+  <w:num w:numId="1104">
     <w:abstractNumId w:val="991"/>
   </w:num>
 </w:numbering>
